--- a/Insurance_University_Final_Report_Himaha_Silva.docx
+++ b/Insurance_University_Final_Report_Himaha_Silva.docx
@@ -438,7 +438,7 @@
           <w:i w:val="0"/>
           <w:sz w:val="24"/>
         </w:rPr>
-        <w:t>The system employs a three-tier microservices architecture consisting of an Angular 21 single-page application, a Spring Boot 3.3.5 RESTful API backend with MySQL 8.4 persistence, and a FastAPI-based AI engine. The AI engine implements a multi-stage scoring pipeline incorporating Classification and Regression Tree (CART) underwriting rules, collaborative filtering heuristics, and trainable feature weights derived from historical policy outcome data. The platform supports two user roles—Customer and Administrator—with JWT-based authentication and role-based access control. Key results demonstrate the system’s ability to rank products with explainable scoring, provide real-time premium estimates with affordability analysis, and offer an administrative console for product management, eligibility rule configuration, and AI model lifecycle governance. The project successfully delivers a functional prototype that streamlines insurance advisory services and lays the groundwork for data-driven product innovation in the Sri Lankan insurance market.</w:t>
+        <w:t>The system employs a four-tier microservices architecture consisting of an Angular 21 single-page application, a Spring Boot 3.3.5 RESTful API backend with MySQL 8.4 persistence (16 JPA entities), and a FastAPI-based AI engine with an integrated agentic chat subsystem. The AI engine implements a multi-stage scoring pipeline incorporating Classification and Regression Tree (CART) underwriting rules, collaborative filtering heuristics, and trainable feature weights derived from historical policy outcome data. A novel agentic chat subsystem powered by a Groq-hosted LLM (Meta LLaMA-4 Scout) provides natural-language insurance advisory through five specialised tools (knowledge base, database query, web search, calculator, and policy scoring), with FAISS-based vector memory for long-term conversational context. Server-Sent Events (SSE) enable real-time streamed responses. The platform supports two user roles—Customer and Administrator—with JWT-based authentication and role-based access control. Key results demonstrate the system’s ability to rank products with explainable scoring, provide real-time premium estimates with affordability analysis, deliver conversational insurance guidance via an agentic AI chat, and offer an administrative console for product management, eligibility rule configuration, and AI model lifecycle governance. The project successfully delivers a functional prototype that streamlines insurance advisory services and lays the groundwork for data-driven product innovation in the Sri Lankan insurance market.</w:t>
       </w:r>
     </w:p>
     <w:p>
@@ -448,7 +448,7 @@
       <w:r>
         <w:drawing>
           <wp:inline xmlns:a="http://schemas.openxmlformats.org/drawingml/2006/main" xmlns:pic="http://schemas.openxmlformats.org/drawingml/2006/picture">
-            <wp:extent cx="5486400" cy="3433331"/>
+            <wp:extent cx="5486400" cy="3525198"/>
             <wp:docPr id="1" name="Picture 1"/>
             <wp:cNvGraphicFramePr>
               <a:graphicFrameLocks noChangeAspect="1"/>
@@ -469,7 +469,7 @@
                   <pic:spPr>
                     <a:xfrm>
                       <a:off x="0" y="0"/>
-                      <a:ext cx="5486400" cy="3433331"/>
+                      <a:ext cx="5486400" cy="3525198"/>
                     </a:xfrm>
                     <a:prstGeom prst="rect"/>
                   </pic:spPr>
@@ -823,7 +823,7 @@
                 <w:rFonts w:ascii="Times New Roman" w:hAnsi="Times New Roman"/>
                 <w:sz w:val="22"/>
               </w:rPr>
-              <w:t>Use Case Diagram</w:t>
+              <w:t>Use Case Diagram (21 Use Cases)</w:t>
             </w:r>
           </w:p>
         </w:tc>
@@ -853,7 +853,7 @@
                 <w:rFonts w:ascii="Times New Roman" w:hAnsi="Times New Roman"/>
                 <w:sz w:val="22"/>
               </w:rPr>
-              <w:t>Class Diagram – Backend Entity Model</w:t>
+              <w:t>Class Diagram – Backend Entity Model (16 Entities)</w:t>
             </w:r>
           </w:p>
         </w:tc>
@@ -913,7 +913,7 @@
                 <w:rFonts w:ascii="Times New Roman" w:hAnsi="Times New Roman"/>
                 <w:sz w:val="22"/>
               </w:rPr>
-              <w:t>Entity-Relationship Diagram</w:t>
+              <w:t>Entity-Relationship Diagram (16 Tables)</w:t>
             </w:r>
           </w:p>
         </w:tc>
@@ -1213,7 +1213,7 @@
                 <w:rFonts w:ascii="Times New Roman" w:hAnsi="Times New Roman"/>
                 <w:sz w:val="22"/>
               </w:rPr>
-              <w:t>Customer Chat Interface</w:t>
+              <w:t>Open Chat (Agentic AI) Interface</w:t>
             </w:r>
           </w:p>
         </w:tc>
@@ -1592,7 +1592,7 @@
           <w:i w:val="0"/>
           <w:sz w:val="24"/>
         </w:rPr>
-        <w:t>The system is architected as a set of loosely coupled microservices: an Angular single-page application provides the user interface for both customer and administrator journeys; a Spring Boot RESTful API manages authentication, session orchestration, product catalogues, eligibility rules, and audit logging; a FastAPI-based AI engine executes a multi-stage scoring pipeline that includes CART-based underwriting checks, collaborative filtering heuristics, premium estimation, affordability analysis, and lapse-risk prediction; and a MySQL relational database persists all transactional and reference data.</w:t>
+        <w:t>The system is architected as a set of loosely coupled microservices: an Angular single-page application provides the user interface for both customer and administrator journeys, including an agentic open-chat interface with real-time SSE streaming; a Spring Boot RESTful API manages authentication, session orchestration, chat services, product catalogues, eligibility rules, and audit logging; a FastAPI-based AI engine executes a multi-stage scoring pipeline that includes CART-based underwriting checks, collaborative filtering heuristics, premium estimation, affordability analysis, and lapse-risk prediction, and additionally hosts an agentic chat subsystem powered by a Groq-hosted LLM with five specialised tools and FAISS-based long-term vector memory; and a MySQL relational database (16 tables) persists all transactional and reference data including chat messages.</w:t>
       </w:r>
     </w:p>
     <w:p>
@@ -2767,49 +2767,49 @@
                 <w:rFonts w:ascii="Times New Roman" w:hAnsi="Times New Roman"/>
                 <w:sz w:val="22"/>
               </w:rPr>
-              <w:t>Database</w:t>
-            </w:r>
-          </w:p>
-        </w:tc>
-        <w:tc>
-          <w:tcPr>
-            <w:tcW w:type="dxa" w:w="2340"/>
-          </w:tcPr>
-          <w:p>
-            <w:r>
-              <w:rPr>
-                <w:rFonts w:ascii="Times New Roman" w:hAnsi="Times New Roman"/>
-                <w:sz w:val="22"/>
-              </w:rPr>
-              <w:t>MySQL</w:t>
-            </w:r>
-          </w:p>
-        </w:tc>
-        <w:tc>
-          <w:tcPr>
-            <w:tcW w:type="dxa" w:w="2340"/>
-          </w:tcPr>
-          <w:p>
-            <w:r>
-              <w:rPr>
-                <w:rFonts w:ascii="Times New Roman" w:hAnsi="Times New Roman"/>
-                <w:sz w:val="22"/>
-              </w:rPr>
-              <w:t>8.4</w:t>
-            </w:r>
-          </w:p>
-        </w:tc>
-        <w:tc>
-          <w:tcPr>
-            <w:tcW w:type="dxa" w:w="2340"/>
-          </w:tcPr>
-          <w:p>
-            <w:r>
-              <w:rPr>
-                <w:rFonts w:ascii="Times New Roman" w:hAnsi="Times New Roman"/>
-                <w:sz w:val="22"/>
-              </w:rPr>
-              <w:t>3306</w:t>
+              <w:t>Agentic Chat LLM</w:t>
+            </w:r>
+          </w:p>
+        </w:tc>
+        <w:tc>
+          <w:tcPr>
+            <w:tcW w:type="dxa" w:w="2340"/>
+          </w:tcPr>
+          <w:p>
+            <w:r>
+              <w:rPr>
+                <w:rFonts w:ascii="Times New Roman" w:hAnsi="Times New Roman"/>
+                <w:sz w:val="22"/>
+              </w:rPr>
+              <w:t>Groq API (meta-llama/llama-4-scout-17b)</w:t>
+            </w:r>
+          </w:p>
+        </w:tc>
+        <w:tc>
+          <w:tcPr>
+            <w:tcW w:type="dxa" w:w="2340"/>
+          </w:tcPr>
+          <w:p>
+            <w:r>
+              <w:rPr>
+                <w:rFonts w:ascii="Times New Roman" w:hAnsi="Times New Roman"/>
+                <w:sz w:val="22"/>
+              </w:rPr>
+              <w:t>OpenAI SDK</w:t>
+            </w:r>
+          </w:p>
+        </w:tc>
+        <w:tc>
+          <w:tcPr>
+            <w:tcW w:type="dxa" w:w="2340"/>
+          </w:tcPr>
+          <w:p>
+            <w:r>
+              <w:rPr>
+                <w:rFonts w:ascii="Times New Roman" w:hAnsi="Times New Roman"/>
+                <w:sz w:val="22"/>
+              </w:rPr>
+              <w:t>—</w:t>
             </w:r>
           </w:p>
         </w:tc>
@@ -2825,35 +2825,35 @@
                 <w:rFonts w:ascii="Times New Roman" w:hAnsi="Times New Roman"/>
                 <w:sz w:val="22"/>
               </w:rPr>
-              <w:t>Orchestration</w:t>
-            </w:r>
-          </w:p>
-        </w:tc>
-        <w:tc>
-          <w:tcPr>
-            <w:tcW w:type="dxa" w:w="2340"/>
-          </w:tcPr>
-          <w:p>
-            <w:r>
-              <w:rPr>
-                <w:rFonts w:ascii="Times New Roman" w:hAnsi="Times New Roman"/>
-                <w:sz w:val="22"/>
-              </w:rPr>
-              <w:t>Docker Compose</w:t>
-            </w:r>
-          </w:p>
-        </w:tc>
-        <w:tc>
-          <w:tcPr>
-            <w:tcW w:type="dxa" w:w="2340"/>
-          </w:tcPr>
-          <w:p>
-            <w:r>
-              <w:rPr>
-                <w:rFonts w:ascii="Times New Roman" w:hAnsi="Times New Roman"/>
-                <w:sz w:val="22"/>
-              </w:rPr>
-              <w:t>Latest</w:t>
+              <w:t>Vector Memory</w:t>
+            </w:r>
+          </w:p>
+        </w:tc>
+        <w:tc>
+          <w:tcPr>
+            <w:tcW w:type="dxa" w:w="2340"/>
+          </w:tcPr>
+          <w:p>
+            <w:r>
+              <w:rPr>
+                <w:rFonts w:ascii="Times New Roman" w:hAnsi="Times New Roman"/>
+                <w:sz w:val="22"/>
+              </w:rPr>
+              <w:t>FAISS + sentence-transformers</w:t>
+            </w:r>
+          </w:p>
+        </w:tc>
+        <w:tc>
+          <w:tcPr>
+            <w:tcW w:type="dxa" w:w="2340"/>
+          </w:tcPr>
+          <w:p>
+            <w:r>
+              <w:rPr>
+                <w:rFonts w:ascii="Times New Roman" w:hAnsi="Times New Roman"/>
+                <w:sz w:val="22"/>
+              </w:rPr>
+              <w:t>all-MiniLM-L6-v2</w:t>
             </w:r>
           </w:p>
         </w:tc>
@@ -2883,6 +2883,122 @@
                 <w:rFonts w:ascii="Times New Roman" w:hAnsi="Times New Roman"/>
                 <w:sz w:val="22"/>
               </w:rPr>
+              <w:t>Database</w:t>
+            </w:r>
+          </w:p>
+        </w:tc>
+        <w:tc>
+          <w:tcPr>
+            <w:tcW w:type="dxa" w:w="2340"/>
+          </w:tcPr>
+          <w:p>
+            <w:r>
+              <w:rPr>
+                <w:rFonts w:ascii="Times New Roman" w:hAnsi="Times New Roman"/>
+                <w:sz w:val="22"/>
+              </w:rPr>
+              <w:t>MySQL</w:t>
+            </w:r>
+          </w:p>
+        </w:tc>
+        <w:tc>
+          <w:tcPr>
+            <w:tcW w:type="dxa" w:w="2340"/>
+          </w:tcPr>
+          <w:p>
+            <w:r>
+              <w:rPr>
+                <w:rFonts w:ascii="Times New Roman" w:hAnsi="Times New Roman"/>
+                <w:sz w:val="22"/>
+              </w:rPr>
+              <w:t>8.4 (16 tables)</w:t>
+            </w:r>
+          </w:p>
+        </w:tc>
+        <w:tc>
+          <w:tcPr>
+            <w:tcW w:type="dxa" w:w="2340"/>
+          </w:tcPr>
+          <w:p>
+            <w:r>
+              <w:rPr>
+                <w:rFonts w:ascii="Times New Roman" w:hAnsi="Times New Roman"/>
+                <w:sz w:val="22"/>
+              </w:rPr>
+              <w:t>3306</w:t>
+            </w:r>
+          </w:p>
+        </w:tc>
+      </w:tr>
+      <w:tr>
+        <w:tc>
+          <w:tcPr>
+            <w:tcW w:type="dxa" w:w="2340"/>
+          </w:tcPr>
+          <w:p>
+            <w:r>
+              <w:rPr>
+                <w:rFonts w:ascii="Times New Roman" w:hAnsi="Times New Roman"/>
+                <w:sz w:val="22"/>
+              </w:rPr>
+              <w:t>Orchestration</w:t>
+            </w:r>
+          </w:p>
+        </w:tc>
+        <w:tc>
+          <w:tcPr>
+            <w:tcW w:type="dxa" w:w="2340"/>
+          </w:tcPr>
+          <w:p>
+            <w:r>
+              <w:rPr>
+                <w:rFonts w:ascii="Times New Roman" w:hAnsi="Times New Roman"/>
+                <w:sz w:val="22"/>
+              </w:rPr>
+              <w:t>Docker Compose</w:t>
+            </w:r>
+          </w:p>
+        </w:tc>
+        <w:tc>
+          <w:tcPr>
+            <w:tcW w:type="dxa" w:w="2340"/>
+          </w:tcPr>
+          <w:p>
+            <w:r>
+              <w:rPr>
+                <w:rFonts w:ascii="Times New Roman" w:hAnsi="Times New Roman"/>
+                <w:sz w:val="22"/>
+              </w:rPr>
+              <w:t>Latest</w:t>
+            </w:r>
+          </w:p>
+        </w:tc>
+        <w:tc>
+          <w:tcPr>
+            <w:tcW w:type="dxa" w:w="2340"/>
+          </w:tcPr>
+          <w:p>
+            <w:r>
+              <w:rPr>
+                <w:rFonts w:ascii="Times New Roman" w:hAnsi="Times New Roman"/>
+                <w:sz w:val="22"/>
+              </w:rPr>
+              <w:t>—</w:t>
+            </w:r>
+          </w:p>
+        </w:tc>
+      </w:tr>
+      <w:tr>
+        <w:tc>
+          <w:tcPr>
+            <w:tcW w:type="dxa" w:w="2340"/>
+          </w:tcPr>
+          <w:p>
+            <w:r>
+              <w:rPr>
+                <w:rFonts w:ascii="Times New Roman" w:hAnsi="Times New Roman"/>
+                <w:sz w:val="22"/>
+              </w:rPr>
               <w:t>Authentication</w:t>
             </w:r>
           </w:p>
@@ -2898,6 +3014,64 @@
                 <w:sz w:val="22"/>
               </w:rPr>
               <w:t>JWT (JJWT library, HMAC-SHA256)</w:t>
+            </w:r>
+          </w:p>
+        </w:tc>
+        <w:tc>
+          <w:tcPr>
+            <w:tcW w:type="dxa" w:w="2340"/>
+          </w:tcPr>
+          <w:p>
+            <w:r>
+              <w:rPr>
+                <w:rFonts w:ascii="Times New Roman" w:hAnsi="Times New Roman"/>
+                <w:sz w:val="22"/>
+              </w:rPr>
+              <w:t>—</w:t>
+            </w:r>
+          </w:p>
+        </w:tc>
+        <w:tc>
+          <w:tcPr>
+            <w:tcW w:type="dxa" w:w="2340"/>
+          </w:tcPr>
+          <w:p>
+            <w:r>
+              <w:rPr>
+                <w:rFonts w:ascii="Times New Roman" w:hAnsi="Times New Roman"/>
+                <w:sz w:val="22"/>
+              </w:rPr>
+              <w:t>—</w:t>
+            </w:r>
+          </w:p>
+        </w:tc>
+      </w:tr>
+      <w:tr>
+        <w:tc>
+          <w:tcPr>
+            <w:tcW w:type="dxa" w:w="2340"/>
+          </w:tcPr>
+          <w:p>
+            <w:r>
+              <w:rPr>
+                <w:rFonts w:ascii="Times New Roman" w:hAnsi="Times New Roman"/>
+                <w:sz w:val="22"/>
+              </w:rPr>
+              <w:t>Streaming</w:t>
+            </w:r>
+          </w:p>
+        </w:tc>
+        <w:tc>
+          <w:tcPr>
+            <w:tcW w:type="dxa" w:w="2340"/>
+          </w:tcPr>
+          <w:p>
+            <w:r>
+              <w:rPr>
+                <w:rFonts w:ascii="Times New Roman" w:hAnsi="Times New Roman"/>
+                <w:sz w:val="22"/>
+              </w:rPr>
+              <w:t>Server-Sent Events (SSE)</w:t>
             </w:r>
           </w:p>
         </w:tc>
@@ -2952,7 +3126,7 @@
       <w:r>
         <w:drawing>
           <wp:inline xmlns:a="http://schemas.openxmlformats.org/drawingml/2006/main" xmlns:pic="http://schemas.openxmlformats.org/drawingml/2006/picture">
-            <wp:extent cx="5486400" cy="2755214"/>
+            <wp:extent cx="5486400" cy="2751319"/>
             <wp:docPr id="4" name="Picture 4"/>
             <wp:cNvGraphicFramePr>
               <a:graphicFrameLocks noChangeAspect="1"/>
@@ -2973,7 +3147,7 @@
                   <pic:spPr>
                     <a:xfrm>
                       <a:off x="0" y="0"/>
-                      <a:ext cx="5486400" cy="2755214"/>
+                      <a:ext cx="5486400" cy="2751319"/>
                     </a:xfrm>
                     <a:prstGeom prst="rect"/>
                   </pic:spPr>
@@ -3011,7 +3185,7 @@
           <w:i w:val="0"/>
           <w:sz w:val="24"/>
         </w:rPr>
-        <w:t>The architecture follows a three-tier pattern. The Angular SPA communicates with the Spring Boot API via REST over HTTP, attaching JWT Bearer tokens for authenticated routes. The Spring Boot API communicates with the FastAPI AI engine via REST for scoring and training operations. The MySQL database stores all persistent data including user accounts, customer sessions, answers, documents, products, rules, logs, and model metadata. The AI engine persists trained model artefacts as JSON files on the local filesystem.</w:t>
+        <w:t>The architecture follows a four-tier pattern. The Angular SPA communicates with the Spring Boot API via REST over HTTP, attaching JWT Bearer tokens for authenticated routes. For the agentic chat feature, Server-Sent Events (SSE) provide real-time streamed responses. The Spring Boot API communicates with the FastAPI AI engine via REST for scoring, training, and chat operations. The AI engine connects to the Groq LLM API for natural-language processing and uses FAISS for vector-based long-term memory storage. The MySQL database (16 tables) stores all persistent data including user accounts, customer sessions, answers, documents, products, rules, logs, chat messages, and model metadata. The AI engine persists trained model artefacts as JSON files and FAISS indices on the local filesystem.</w:t>
       </w:r>
     </w:p>
     <w:p>
@@ -3049,7 +3223,63 @@
           <w:i w:val="0"/>
           <w:sz w:val="24"/>
         </w:rPr>
-        <w:t>In its current prototype state, Insurance University operates as a self-contained system without external API integrations. However, the architecture is designed to accommodate future integrations with the following partner systems:</w:t>
+        <w:t>Insurance University integrates with one external AI inference service and is designed to accommodate additional partner integrations in the future.</w:t>
+      </w:r>
+    </w:p>
+    <w:p>
+      <w:pPr>
+        <w:spacing w:line="360" w:lineRule="auto"/>
+        <w:jc w:val="both"/>
+      </w:pPr>
+      <w:r>
+        <w:rPr>
+          <w:rFonts w:ascii="Times New Roman" w:hAnsi="Times New Roman"/>
+          <w:b/>
+          <w:i w:val="0"/>
+          <w:sz w:val="24"/>
+        </w:rPr>
+        <w:t>Active Integration</w:t>
+      </w:r>
+    </w:p>
+    <w:p>
+      <w:pPr>
+        <w:pStyle w:val="ListBullet"/>
+        <w:spacing w:line="360" w:lineRule="auto"/>
+      </w:pPr>
+      <w:r>
+        <w:rPr>
+          <w:rFonts w:ascii="Times New Roman" w:hAnsi="Times New Roman"/>
+          <w:sz w:val="24"/>
+        </w:rPr>
+        <w:t>Groq Cloud API (meta-llama/llama-4-scout-17b-16e-instruct): The agentic open chat subsystem uses the Groq inference platform via the OpenAI-compatible SDK for LLM-powered conversational AI. Groq provides high-speed inference for the ReAct tool-calling loop, enabling real-time streaming responses. The integration supports tool calling, structured outputs, and token tracking.</w:t>
+      </w:r>
+    </w:p>
+    <w:p>
+      <w:pPr>
+        <w:pStyle w:val="ListBullet"/>
+        <w:spacing w:line="360" w:lineRule="auto"/>
+      </w:pPr>
+      <w:r>
+        <w:rPr>
+          <w:rFonts w:ascii="Times New Roman" w:hAnsi="Times New Roman"/>
+          <w:sz w:val="24"/>
+        </w:rPr>
+        <w:t>DuckDuckGo Search API: The agentic chat’s web_search tool queries DuckDuckGo for real-time information about insurance regulations, market trends, and external topics not covered by the internal knowledge base.</w:t>
+      </w:r>
+    </w:p>
+    <w:p>
+      <w:pPr>
+        <w:spacing w:line="360" w:lineRule="auto"/>
+        <w:jc w:val="both"/>
+      </w:pPr>
+      <w:r>
+        <w:rPr>
+          <w:rFonts w:ascii="Times New Roman" w:hAnsi="Times New Roman"/>
+          <w:b/>
+          <w:i w:val="0"/>
+          <w:sz w:val="24"/>
+        </w:rPr>
+        <w:t>Planned Future Integrations</w:t>
       </w:r>
     </w:p>
     <w:p>
@@ -3158,7 +3388,7 @@
           <w:i w:val="0"/>
           <w:sz w:val="24"/>
         </w:rPr>
-        <w:t>The system supports two primary actors: Customer and Administrator. The Customer actor interacts with the public-facing journey (registration, wizard completion, recommendation viewing, product comparison, document upload, and proposal submission). The Administrator actor interacts with the back-office console (product management, rule management, training dataset upload, model lifecycle management, log analysis, and unmatched needs tracking).</w:t>
+        <w:t>The system supports three primary actors: Customer, Administrator, and AI Engine. The Customer actor interacts with the public-facing journey (registration, wizard completion, recommendation viewing, product comparison, document upload, proposal submission, and agentic chat). The Administrator actor interacts with the back-office console (product management, rule management, training dataset upload, model lifecycle management, log analysis, and unmatched needs tracking). The AI Engine actor provides scoring and agentic chat capabilities powered by a Groq-hosted LLM with five specialised tools.</w:t>
       </w:r>
     </w:p>
     <w:p>
@@ -3168,7 +3398,7 @@
       <w:r>
         <w:drawing>
           <wp:inline xmlns:a="http://schemas.openxmlformats.org/drawingml/2006/main" xmlns:pic="http://schemas.openxmlformats.org/drawingml/2006/picture">
-            <wp:extent cx="5486400" cy="4863284"/>
+            <wp:extent cx="5486400" cy="5436749"/>
             <wp:docPr id="5" name="Picture 5"/>
             <wp:cNvGraphicFramePr>
               <a:graphicFrameLocks noChangeAspect="1"/>
@@ -3189,7 +3419,7 @@
                   <pic:spPr>
                     <a:xfrm>
                       <a:off x="0" y="0"/>
-                      <a:ext cx="5486400" cy="4863284"/>
+                      <a:ext cx="5486400" cy="5436749"/>
                     </a:xfrm>
                     <a:prstGeom prst="rect"/>
                   </pic:spPr>
@@ -3385,7 +3615,20 @@
           <w:rFonts w:ascii="Times New Roman" w:hAnsi="Times New Roman"/>
           <w:sz w:val="24"/>
         </w:rPr>
-        <w:t>UC-11: Chat-Based Data Capture (Alternative Wizard)</w:t>
+        <w:t>UC-11: Wizard Chat (Chat-Based Data Capture)</w:t>
+      </w:r>
+    </w:p>
+    <w:p>
+      <w:pPr>
+        <w:pStyle w:val="ListBullet"/>
+        <w:spacing w:line="360" w:lineRule="auto"/>
+      </w:pPr>
+      <w:r>
+        <w:rPr>
+          <w:rFonts w:ascii="Times New Roman" w:hAnsi="Times New Roman"/>
+          <w:sz w:val="24"/>
+        </w:rPr>
+        <w:t>UC-12: Open Chat – Agentic AI Insurance Advisory (with 5 tools: KB, DB, Web, Calculator, Scoring)</w:t>
       </w:r>
     </w:p>
     <w:p>
@@ -3413,7 +3656,7 @@
           <w:rFonts w:ascii="Times New Roman" w:hAnsi="Times New Roman"/>
           <w:sz w:val="24"/>
         </w:rPr>
-        <w:t>UC-12: Admin Login</w:t>
+        <w:t>UC-13: Admin Login</w:t>
       </w:r>
     </w:p>
     <w:p>
@@ -3426,7 +3669,7 @@
           <w:rFonts w:ascii="Times New Roman" w:hAnsi="Times New Roman"/>
           <w:sz w:val="24"/>
         </w:rPr>
-        <w:t>UC-13: Manage Insurance Products (CRUD)</w:t>
+        <w:t>UC-14: Manage Insurance Products (CRUD)</w:t>
       </w:r>
     </w:p>
     <w:p>
@@ -3439,7 +3682,7 @@
           <w:rFonts w:ascii="Times New Roman" w:hAnsi="Times New Roman"/>
           <w:sz w:val="24"/>
         </w:rPr>
-        <w:t>UC-14: Manage Insurance Categories</w:t>
+        <w:t>UC-15: Manage Insurance Categories</w:t>
       </w:r>
     </w:p>
     <w:p>
@@ -3452,7 +3695,7 @@
           <w:rFonts w:ascii="Times New Roman" w:hAnsi="Times New Roman"/>
           <w:sz w:val="24"/>
         </w:rPr>
-        <w:t>UC-15: Manage Eligibility Rules (CRUD)</w:t>
+        <w:t>UC-16: Manage Eligibility Rules (CRUD)</w:t>
       </w:r>
     </w:p>
     <w:p>
@@ -3465,7 +3708,7 @@
           <w:rFonts w:ascii="Times New Roman" w:hAnsi="Times New Roman"/>
           <w:sz w:val="24"/>
         </w:rPr>
-        <w:t>UC-16: Upload Training Dataset</w:t>
+        <w:t>UC-17: Upload Training Dataset</w:t>
       </w:r>
     </w:p>
     <w:p>
@@ -3478,7 +3721,7 @@
           <w:rFonts w:ascii="Times New Roman" w:hAnsi="Times New Roman"/>
           <w:sz w:val="24"/>
         </w:rPr>
-        <w:t>UC-17: Manage AI Model Versions</w:t>
+        <w:t>UC-18: Manage AI Model Versions</w:t>
       </w:r>
     </w:p>
     <w:p>
@@ -3491,7 +3734,7 @@
           <w:rFonts w:ascii="Times New Roman" w:hAnsi="Times New Roman"/>
           <w:sz w:val="24"/>
         </w:rPr>
-        <w:t>UC-18: View and Export Event Logs</w:t>
+        <w:t>UC-19: View and Export Event Logs</w:t>
       </w:r>
     </w:p>
     <w:p>
@@ -3504,7 +3747,7 @@
           <w:rFonts w:ascii="Times New Roman" w:hAnsi="Times New Roman"/>
           <w:sz w:val="24"/>
         </w:rPr>
-        <w:t>UC-19: Manage Unmatched Customer Needs</w:t>
+        <w:t>UC-20: Manage Unmatched Customer Needs</w:t>
       </w:r>
     </w:p>
     <w:p>
@@ -3517,7 +3760,7 @@
           <w:rFonts w:ascii="Times New Roman" w:hAnsi="Times New Roman"/>
           <w:sz w:val="24"/>
         </w:rPr>
-        <w:t>UC-20: Manage Pricing Tables</w:t>
+        <w:t>UC-21: Manage Pricing Tables</w:t>
       </w:r>
     </w:p>
     <w:p>
@@ -5819,7 +6062,355 @@
                 <w:rFonts w:ascii="Times New Roman" w:hAnsi="Times New Roman"/>
                 <w:sz w:val="22"/>
               </w:rPr>
-              <w:t>UC-18</w:t>
+              <w:t>UC-19</w:t>
+            </w:r>
+          </w:p>
+        </w:tc>
+      </w:tr>
+      <w:tr>
+        <w:tc>
+          <w:tcPr>
+            <w:tcW w:type="dxa" w:w="2340"/>
+          </w:tcPr>
+          <w:p>
+            <w:r>
+              <w:rPr>
+                <w:rFonts w:ascii="Times New Roman" w:hAnsi="Times New Roman"/>
+                <w:sz w:val="22"/>
+              </w:rPr>
+              <w:t>FR-26</w:t>
+            </w:r>
+          </w:p>
+        </w:tc>
+        <w:tc>
+          <w:tcPr>
+            <w:tcW w:type="dxa" w:w="2340"/>
+          </w:tcPr>
+          <w:p>
+            <w:r>
+              <w:rPr>
+                <w:rFonts w:ascii="Times New Roman" w:hAnsi="Times New Roman"/>
+                <w:sz w:val="22"/>
+              </w:rPr>
+              <w:t>The system shall provide an agentic open chat interface with SSE-streamed real-time responses.</w:t>
+            </w:r>
+          </w:p>
+        </w:tc>
+        <w:tc>
+          <w:tcPr>
+            <w:tcW w:type="dxa" w:w="2340"/>
+          </w:tcPr>
+          <w:p>
+            <w:r>
+              <w:rPr>
+                <w:rFonts w:ascii="Times New Roman" w:hAnsi="Times New Roman"/>
+                <w:sz w:val="22"/>
+              </w:rPr>
+              <w:t>Must</w:t>
+            </w:r>
+          </w:p>
+        </w:tc>
+        <w:tc>
+          <w:tcPr>
+            <w:tcW w:type="dxa" w:w="2340"/>
+          </w:tcPr>
+          <w:p>
+            <w:r>
+              <w:rPr>
+                <w:rFonts w:ascii="Times New Roman" w:hAnsi="Times New Roman"/>
+                <w:sz w:val="22"/>
+              </w:rPr>
+              <w:t>UC-12</w:t>
+            </w:r>
+          </w:p>
+        </w:tc>
+      </w:tr>
+      <w:tr>
+        <w:tc>
+          <w:tcPr>
+            <w:tcW w:type="dxa" w:w="2340"/>
+          </w:tcPr>
+          <w:p>
+            <w:r>
+              <w:rPr>
+                <w:rFonts w:ascii="Times New Roman" w:hAnsi="Times New Roman"/>
+                <w:sz w:val="22"/>
+              </w:rPr>
+              <w:t>FR-27</w:t>
+            </w:r>
+          </w:p>
+        </w:tc>
+        <w:tc>
+          <w:tcPr>
+            <w:tcW w:type="dxa" w:w="2340"/>
+          </w:tcPr>
+          <w:p>
+            <w:r>
+              <w:rPr>
+                <w:rFonts w:ascii="Times New Roman" w:hAnsi="Times New Roman"/>
+                <w:sz w:val="22"/>
+              </w:rPr>
+              <w:t>The agentic chat shall support five tools: knowledge base, database query, web search, calculator, and policy scoring.</w:t>
+            </w:r>
+          </w:p>
+        </w:tc>
+        <w:tc>
+          <w:tcPr>
+            <w:tcW w:type="dxa" w:w="2340"/>
+          </w:tcPr>
+          <w:p>
+            <w:r>
+              <w:rPr>
+                <w:rFonts w:ascii="Times New Roman" w:hAnsi="Times New Roman"/>
+                <w:sz w:val="22"/>
+              </w:rPr>
+              <w:t>Must</w:t>
+            </w:r>
+          </w:p>
+        </w:tc>
+        <w:tc>
+          <w:tcPr>
+            <w:tcW w:type="dxa" w:w="2340"/>
+          </w:tcPr>
+          <w:p>
+            <w:r>
+              <w:rPr>
+                <w:rFonts w:ascii="Times New Roman" w:hAnsi="Times New Roman"/>
+                <w:sz w:val="22"/>
+              </w:rPr>
+              <w:t>UC-12</w:t>
+            </w:r>
+          </w:p>
+        </w:tc>
+      </w:tr>
+      <w:tr>
+        <w:tc>
+          <w:tcPr>
+            <w:tcW w:type="dxa" w:w="2340"/>
+          </w:tcPr>
+          <w:p>
+            <w:r>
+              <w:rPr>
+                <w:rFonts w:ascii="Times New Roman" w:hAnsi="Times New Roman"/>
+                <w:sz w:val="22"/>
+              </w:rPr>
+              <w:t>FR-28</w:t>
+            </w:r>
+          </w:p>
+        </w:tc>
+        <w:tc>
+          <w:tcPr>
+            <w:tcW w:type="dxa" w:w="2340"/>
+          </w:tcPr>
+          <w:p>
+            <w:r>
+              <w:rPr>
+                <w:rFonts w:ascii="Times New Roman" w:hAnsi="Times New Roman"/>
+                <w:sz w:val="22"/>
+              </w:rPr>
+              <w:t>The system shall maintain long-term conversational memory using FAISS vector storage.</w:t>
+            </w:r>
+          </w:p>
+        </w:tc>
+        <w:tc>
+          <w:tcPr>
+            <w:tcW w:type="dxa" w:w="2340"/>
+          </w:tcPr>
+          <w:p>
+            <w:r>
+              <w:rPr>
+                <w:rFonts w:ascii="Times New Roman" w:hAnsi="Times New Roman"/>
+                <w:sz w:val="22"/>
+              </w:rPr>
+              <w:t>Should</w:t>
+            </w:r>
+          </w:p>
+        </w:tc>
+        <w:tc>
+          <w:tcPr>
+            <w:tcW w:type="dxa" w:w="2340"/>
+          </w:tcPr>
+          <w:p>
+            <w:r>
+              <w:rPr>
+                <w:rFonts w:ascii="Times New Roman" w:hAnsi="Times New Roman"/>
+                <w:sz w:val="22"/>
+              </w:rPr>
+              <w:t>UC-12</w:t>
+            </w:r>
+          </w:p>
+        </w:tc>
+      </w:tr>
+      <w:tr>
+        <w:tc>
+          <w:tcPr>
+            <w:tcW w:type="dxa" w:w="2340"/>
+          </w:tcPr>
+          <w:p>
+            <w:r>
+              <w:rPr>
+                <w:rFonts w:ascii="Times New Roman" w:hAnsi="Times New Roman"/>
+                <w:sz w:val="22"/>
+              </w:rPr>
+              <w:t>FR-29</w:t>
+            </w:r>
+          </w:p>
+        </w:tc>
+        <w:tc>
+          <w:tcPr>
+            <w:tcW w:type="dxa" w:w="2340"/>
+          </w:tcPr>
+          <w:p>
+            <w:r>
+              <w:rPr>
+                <w:rFonts w:ascii="Times New Roman" w:hAnsi="Times New Roman"/>
+                <w:sz w:val="22"/>
+              </w:rPr>
+              <w:t>The agentic chat shall persist all messages (user, assistant, tool) in the open_chat_messages table.</w:t>
+            </w:r>
+          </w:p>
+        </w:tc>
+        <w:tc>
+          <w:tcPr>
+            <w:tcW w:type="dxa" w:w="2340"/>
+          </w:tcPr>
+          <w:p>
+            <w:r>
+              <w:rPr>
+                <w:rFonts w:ascii="Times New Roman" w:hAnsi="Times New Roman"/>
+                <w:sz w:val="22"/>
+              </w:rPr>
+              <w:t>Must</w:t>
+            </w:r>
+          </w:p>
+        </w:tc>
+        <w:tc>
+          <w:tcPr>
+            <w:tcW w:type="dxa" w:w="2340"/>
+          </w:tcPr>
+          <w:p>
+            <w:r>
+              <w:rPr>
+                <w:rFonts w:ascii="Times New Roman" w:hAnsi="Times New Roman"/>
+                <w:sz w:val="22"/>
+              </w:rPr>
+              <w:t>UC-12</w:t>
+            </w:r>
+          </w:p>
+        </w:tc>
+      </w:tr>
+      <w:tr>
+        <w:tc>
+          <w:tcPr>
+            <w:tcW w:type="dxa" w:w="2340"/>
+          </w:tcPr>
+          <w:p>
+            <w:r>
+              <w:rPr>
+                <w:rFonts w:ascii="Times New Roman" w:hAnsi="Times New Roman"/>
+                <w:sz w:val="22"/>
+              </w:rPr>
+              <w:t>FR-30</w:t>
+            </w:r>
+          </w:p>
+        </w:tc>
+        <w:tc>
+          <w:tcPr>
+            <w:tcW w:type="dxa" w:w="2340"/>
+          </w:tcPr>
+          <w:p>
+            <w:r>
+              <w:rPr>
+                <w:rFonts w:ascii="Times New Roman" w:hAnsi="Times New Roman"/>
+                <w:sz w:val="22"/>
+              </w:rPr>
+              <w:t>The wizard chat shall support both deterministic and LLM-based extraction modes for data capture.</w:t>
+            </w:r>
+          </w:p>
+        </w:tc>
+        <w:tc>
+          <w:tcPr>
+            <w:tcW w:type="dxa" w:w="2340"/>
+          </w:tcPr>
+          <w:p>
+            <w:r>
+              <w:rPr>
+                <w:rFonts w:ascii="Times New Roman" w:hAnsi="Times New Roman"/>
+                <w:sz w:val="22"/>
+              </w:rPr>
+              <w:t>Should</w:t>
+            </w:r>
+          </w:p>
+        </w:tc>
+        <w:tc>
+          <w:tcPr>
+            <w:tcW w:type="dxa" w:w="2340"/>
+          </w:tcPr>
+          <w:p>
+            <w:r>
+              <w:rPr>
+                <w:rFonts w:ascii="Times New Roman" w:hAnsi="Times New Roman"/>
+                <w:sz w:val="22"/>
+              </w:rPr>
+              <w:t>UC-11</w:t>
+            </w:r>
+          </w:p>
+        </w:tc>
+      </w:tr>
+      <w:tr>
+        <w:tc>
+          <w:tcPr>
+            <w:tcW w:type="dxa" w:w="2340"/>
+          </w:tcPr>
+          <w:p>
+            <w:r>
+              <w:rPr>
+                <w:rFonts w:ascii="Times New Roman" w:hAnsi="Times New Roman"/>
+                <w:sz w:val="22"/>
+              </w:rPr>
+              <w:t>FR-31</w:t>
+            </w:r>
+          </w:p>
+        </w:tc>
+        <w:tc>
+          <w:tcPr>
+            <w:tcW w:type="dxa" w:w="2340"/>
+          </w:tcPr>
+          <w:p>
+            <w:r>
+              <w:rPr>
+                <w:rFonts w:ascii="Times New Roman" w:hAnsi="Times New Roman"/>
+                <w:sz w:val="22"/>
+              </w:rPr>
+              <w:t>The system shall enforce configurable per-user daily and monthly token limits for open chat.</w:t>
+            </w:r>
+          </w:p>
+        </w:tc>
+        <w:tc>
+          <w:tcPr>
+            <w:tcW w:type="dxa" w:w="2340"/>
+          </w:tcPr>
+          <w:p>
+            <w:r>
+              <w:rPr>
+                <w:rFonts w:ascii="Times New Roman" w:hAnsi="Times New Roman"/>
+                <w:sz w:val="22"/>
+              </w:rPr>
+              <w:t>Must</w:t>
+            </w:r>
+          </w:p>
+        </w:tc>
+        <w:tc>
+          <w:tcPr>
+            <w:tcW w:type="dxa" w:w="2340"/>
+          </w:tcPr>
+          <w:p>
+            <w:r>
+              <w:rPr>
+                <w:rFonts w:ascii="Times New Roman" w:hAnsi="Times New Roman"/>
+                <w:sz w:val="22"/>
+              </w:rPr>
+              <w:t>UC-12</w:t>
             </w:r>
           </w:p>
         </w:tc>
@@ -5850,7 +6441,7 @@
           <w:i w:val="0"/>
           <w:sz w:val="24"/>
         </w:rPr>
-        <w:t>Insurance University manages a rich data model comprising 15 JPA entities that capture user identity, customer journey state, product catalogues, eligibility rules, AI model metadata, and audit logs. The following table summarises the core entities and their primary data attributes.</w:t>
+        <w:t>Insurance University manages a rich data model comprising 16 JPA entities that capture user identity, customer journey state, product catalogues, eligibility rules, AI model metadata, chat messages, and audit logs. The following table summarises the core entities and their primary data attributes.</w:t>
       </w:r>
     </w:p>
     <w:p>
@@ -6256,6 +6847,64 @@
                 <w:rFonts w:ascii="Times New Roman" w:hAnsi="Times New Roman"/>
                 <w:sz w:val="22"/>
               </w:rPr>
+              <w:t>OpenChatMessage</w:t>
+            </w:r>
+          </w:p>
+        </w:tc>
+        <w:tc>
+          <w:tcPr>
+            <w:tcW w:type="dxa" w:w="2340"/>
+          </w:tcPr>
+          <w:p>
+            <w:r>
+              <w:rPr>
+                <w:rFonts w:ascii="Times New Roman" w:hAnsi="Times New Roman"/>
+                <w:sz w:val="22"/>
+              </w:rPr>
+              <w:t>open_chat_messages</w:t>
+            </w:r>
+          </w:p>
+        </w:tc>
+        <w:tc>
+          <w:tcPr>
+            <w:tcW w:type="dxa" w:w="2340"/>
+          </w:tcPr>
+          <w:p>
+            <w:r>
+              <w:rPr>
+                <w:rFonts w:ascii="Times New Roman" w:hAnsi="Times New Roman"/>
+                <w:sz w:val="22"/>
+              </w:rPr>
+              <w:t>id, sessionId, userId, role (USER/ASSISTANT/TOOL), content (TEXT), toolName, toolArgs (JSON), toolResult (TEXT), tokensUsed, createdAt</w:t>
+            </w:r>
+          </w:p>
+        </w:tc>
+        <w:tc>
+          <w:tcPr>
+            <w:tcW w:type="dxa" w:w="2340"/>
+          </w:tcPr>
+          <w:p>
+            <w:r>
+              <w:rPr>
+                <w:rFonts w:ascii="Times New Roman" w:hAnsi="Times New Roman"/>
+                <w:sz w:val="22"/>
+              </w:rPr>
+              <w:t>—</w:t>
+            </w:r>
+          </w:p>
+        </w:tc>
+      </w:tr>
+      <w:tr>
+        <w:tc>
+          <w:tcPr>
+            <w:tcW w:type="dxa" w:w="2340"/>
+          </w:tcPr>
+          <w:p>
+            <w:r>
+              <w:rPr>
+                <w:rFonts w:ascii="Times New Roman" w:hAnsi="Times New Roman"/>
+                <w:sz w:val="22"/>
+              </w:rPr>
               <w:t>RecommendationRunEntity</w:t>
             </w:r>
           </w:p>
@@ -7416,7 +8065,7 @@
           <w:i w:val="0"/>
           <w:sz w:val="24"/>
         </w:rPr>
-        <w:t>The system’s persistent data model comprises 15 JPA entity classes organised across the following domain areas: User Authentication, Customer Journey, Product Catalogue, Rules Engine, Training/Model Management, and Analytics. The complete class diagram with attributes and operations is presented below.</w:t>
+        <w:t>The system’s persistent data model comprises 16 JPA entity classes organised across the following domain areas: User Authentication, Customer Journey, Product Catalogue, Rules Engine, Training/Model Management, Agentic Chat, and Analytics. The complete class diagram with attributes and operations is presented below.</w:t>
       </w:r>
     </w:p>
     <w:p>
@@ -7426,7 +8075,7 @@
       <w:r>
         <w:drawing>
           <wp:inline xmlns:a="http://schemas.openxmlformats.org/drawingml/2006/main" xmlns:pic="http://schemas.openxmlformats.org/drawingml/2006/picture">
-            <wp:extent cx="5486400" cy="4394936"/>
+            <wp:extent cx="5486400" cy="4992042"/>
             <wp:docPr id="6" name="Picture 6"/>
             <wp:cNvGraphicFramePr>
               <a:graphicFrameLocks noChangeAspect="1"/>
@@ -7447,7 +8096,7 @@
                   <pic:spPr>
                     <a:xfrm>
                       <a:off x="0" y="0"/>
-                      <a:ext cx="5486400" cy="4394936"/>
+                      <a:ext cx="5486400" cy="4992042"/>
                     </a:xfrm>
                     <a:prstGeom prst="rect"/>
                   </pic:spPr>
@@ -7470,7 +8119,7 @@
           <w:i/>
           <w:sz w:val="24"/>
         </w:rPr>
-        <w:t>Figure 6: Class Diagram – Backend Entity Model</w:t>
+        <w:t>Figure 6: Class Diagram – Backend Entity Model (16 Entities)</w:t>
       </w:r>
     </w:p>
     <w:p>
@@ -7516,6 +8165,21 @@
           <w:sz w:val="24"/>
         </w:rPr>
         <w:t>CustomerSessionEntity is the central orchestrating entity for the customer journey. Each session has a UUID identifier, a status field (ACTIVE or COMPLETED), and a reference to the customer’s email. It maintains one-to-many relationships with CustomerAnswerEntity (wizard responses), CustomerDocumentEntity (KYC uploads), RecommendationRunEntity (AI scoring results), and CustomerChatMessageEntity (conversational data capture messages).</w:t>
+      </w:r>
+    </w:p>
+    <w:p>
+      <w:pPr>
+        <w:spacing w:line="360" w:lineRule="auto"/>
+        <w:jc w:val="both"/>
+      </w:pPr>
+      <w:r>
+        <w:rPr>
+          <w:rFonts w:ascii="Times New Roman" w:hAnsi="Times New Roman"/>
+          <w:b w:val="0"/>
+          <w:i w:val="0"/>
+          <w:sz w:val="24"/>
+        </w:rPr>
+        <w:t>OpenChatMessage is a new entity introduced for the agentic chat subsystem. It stores all messages exchanged during open chat sessions, including user messages, assistant responses, and tool call results. Key fields include sessionId, userId, role (USER/ASSISTANT/TOOL), content (TEXT), toolName, toolArgs (JSON), toolResult (TEXT), tokensUsed (for rate limiting), and createdAt. This entity enables full auditability of AI-generated insurance advice and tool usage.</w:t>
       </w:r>
     </w:p>
     <w:p>
@@ -8209,7 +8873,7 @@
       <w:r>
         <w:drawing>
           <wp:inline xmlns:a="http://schemas.openxmlformats.org/drawingml/2006/main" xmlns:pic="http://schemas.openxmlformats.org/drawingml/2006/picture">
-            <wp:extent cx="5486400" cy="3600622"/>
+            <wp:extent cx="5486400" cy="3691963"/>
             <wp:docPr id="8" name="Picture 8"/>
             <wp:cNvGraphicFramePr>
               <a:graphicFrameLocks noChangeAspect="1"/>
@@ -8230,7 +8894,7 @@
                   <pic:spPr>
                     <a:xfrm>
                       <a:off x="0" y="0"/>
-                      <a:ext cx="5486400" cy="3600622"/>
+                      <a:ext cx="5486400" cy="3691963"/>
                     </a:xfrm>
                     <a:prstGeom prst="rect"/>
                   </pic:spPr>
@@ -8253,7 +8917,7 @@
           <w:i/>
           <w:sz w:val="24"/>
         </w:rPr>
-        <w:t>Figure 8: Entity-Relationship Diagram</w:t>
+        <w:t>Figure 8: Entity-Relationship Diagram (16 Tables)</w:t>
       </w:r>
     </w:p>
     <w:p>
@@ -8717,7 +9381,7 @@
                 <w:rFonts w:ascii="Times New Roman" w:hAnsi="Times New Roman"/>
                 <w:sz w:val="22"/>
               </w:rPr>
-              <w:t>Insurance products, categories, subcategories</w:t>
+              <w:t>Open chat messages (user, assistant, tool)</w:t>
             </w:r>
           </w:p>
         </w:tc>
@@ -8745,21 +9409,21 @@
                 <w:rFonts w:ascii="Times New Roman" w:hAnsi="Times New Roman"/>
                 <w:sz w:val="22"/>
               </w:rPr>
-              <w:t>MySQL (products, categories)</w:t>
-            </w:r>
-          </w:p>
-        </w:tc>
-        <w:tc>
-          <w:tcPr>
-            <w:tcW w:type="dxa" w:w="2340"/>
-          </w:tcPr>
-          <w:p>
-            <w:r>
-              <w:rPr>
-                <w:rFonts w:ascii="Times New Roman" w:hAnsi="Times New Roman"/>
-                <w:sz w:val="22"/>
-              </w:rPr>
-              <w:t>Reference data for product catalogue</w:t>
+              <w:t>MySQL (open_chat_messages)</w:t>
+            </w:r>
+          </w:p>
+        </w:tc>
+        <w:tc>
+          <w:tcPr>
+            <w:tcW w:type="dxa" w:w="2340"/>
+          </w:tcPr>
+          <w:p>
+            <w:r>
+              <w:rPr>
+                <w:rFonts w:ascii="Times New Roman" w:hAnsi="Times New Roman"/>
+                <w:sz w:val="22"/>
+              </w:rPr>
+              <w:t>Required for agentic chat audit trail and token usage tracking</w:t>
             </w:r>
           </w:p>
         </w:tc>
@@ -8775,7 +9439,7 @@
                 <w:rFonts w:ascii="Times New Roman" w:hAnsi="Times New Roman"/>
                 <w:sz w:val="22"/>
               </w:rPr>
-              <w:t>Eligibility rules (JSON rule definitions)</w:t>
+              <w:t>Insurance products, categories, subcategories</w:t>
             </w:r>
           </w:p>
         </w:tc>
@@ -8803,21 +9467,21 @@
                 <w:rFonts w:ascii="Times New Roman" w:hAnsi="Times New Roman"/>
                 <w:sz w:val="22"/>
               </w:rPr>
-              <w:t>MySQL (eligibility_rules)</w:t>
-            </w:r>
-          </w:p>
-        </w:tc>
-        <w:tc>
-          <w:tcPr>
-            <w:tcW w:type="dxa" w:w="2340"/>
-          </w:tcPr>
-          <w:p>
-            <w:r>
-              <w:rPr>
-                <w:rFonts w:ascii="Times New Roman" w:hAnsi="Times New Roman"/>
-                <w:sz w:val="22"/>
-              </w:rPr>
-              <w:t>Business rules for underwriting</w:t>
+              <w:t>MySQL (products, categories)</w:t>
+            </w:r>
+          </w:p>
+        </w:tc>
+        <w:tc>
+          <w:tcPr>
+            <w:tcW w:type="dxa" w:w="2340"/>
+          </w:tcPr>
+          <w:p>
+            <w:r>
+              <w:rPr>
+                <w:rFonts w:ascii="Times New Roman" w:hAnsi="Times New Roman"/>
+                <w:sz w:val="22"/>
+              </w:rPr>
+              <w:t>Reference data for product catalogue</w:t>
             </w:r>
           </w:p>
         </w:tc>
@@ -8833,7 +9497,7 @@
                 <w:rFonts w:ascii="Times New Roman" w:hAnsi="Times New Roman"/>
                 <w:sz w:val="22"/>
               </w:rPr>
-              <w:t>Training datasets (CSV files)</w:t>
+              <w:t>Eligibility rules (JSON rule definitions)</w:t>
             </w:r>
           </w:p>
         </w:tc>
@@ -8861,21 +9525,21 @@
                 <w:rFonts w:ascii="Times New Roman" w:hAnsi="Times New Roman"/>
                 <w:sz w:val="22"/>
               </w:rPr>
-              <w:t>Filesystem + MySQL metadata</w:t>
-            </w:r>
-          </w:p>
-        </w:tc>
-        <w:tc>
-          <w:tcPr>
-            <w:tcW w:type="dxa" w:w="2340"/>
-          </w:tcPr>
-          <w:p>
-            <w:r>
-              <w:rPr>
-                <w:rFonts w:ascii="Times New Roman" w:hAnsi="Times New Roman"/>
-                <w:sz w:val="22"/>
-              </w:rPr>
-              <w:t>Required for model retraining and audit</w:t>
+              <w:t>MySQL (eligibility_rules)</w:t>
+            </w:r>
+          </w:p>
+        </w:tc>
+        <w:tc>
+          <w:tcPr>
+            <w:tcW w:type="dxa" w:w="2340"/>
+          </w:tcPr>
+          <w:p>
+            <w:r>
+              <w:rPr>
+                <w:rFonts w:ascii="Times New Roman" w:hAnsi="Times New Roman"/>
+                <w:sz w:val="22"/>
+              </w:rPr>
+              <w:t>Business rules for underwriting</w:t>
             </w:r>
           </w:p>
         </w:tc>
@@ -8891,7 +9555,7 @@
                 <w:rFonts w:ascii="Times New Roman" w:hAnsi="Times New Roman"/>
                 <w:sz w:val="22"/>
               </w:rPr>
-              <w:t>Trained model artefacts (JSON weight files)</w:t>
+              <w:t>Training datasets (CSV files)</w:t>
             </w:r>
           </w:p>
         </w:tc>
@@ -8919,21 +9583,21 @@
                 <w:rFonts w:ascii="Times New Roman" w:hAnsi="Times New Roman"/>
                 <w:sz w:val="22"/>
               </w:rPr>
-              <w:t>AI engine filesystem (data/models/)</w:t>
-            </w:r>
-          </w:p>
-        </w:tc>
-        <w:tc>
-          <w:tcPr>
-            <w:tcW w:type="dxa" w:w="2340"/>
-          </w:tcPr>
-          <w:p>
-            <w:r>
-              <w:rPr>
-                <w:rFonts w:ascii="Times New Roman" w:hAnsi="Times New Roman"/>
-                <w:sz w:val="22"/>
-              </w:rPr>
-              <w:t>Required for scoring and model version management</w:t>
+              <w:t>Filesystem + MySQL metadata</w:t>
+            </w:r>
+          </w:p>
+        </w:tc>
+        <w:tc>
+          <w:tcPr>
+            <w:tcW w:type="dxa" w:w="2340"/>
+          </w:tcPr>
+          <w:p>
+            <w:r>
+              <w:rPr>
+                <w:rFonts w:ascii="Times New Roman" w:hAnsi="Times New Roman"/>
+                <w:sz w:val="22"/>
+              </w:rPr>
+              <w:t>Required for model retraining and audit</w:t>
             </w:r>
           </w:p>
         </w:tc>
@@ -8949,7 +9613,7 @@
                 <w:rFonts w:ascii="Times New Roman" w:hAnsi="Times New Roman"/>
                 <w:sz w:val="22"/>
               </w:rPr>
-              <w:t>Model version records</w:t>
+              <w:t>Trained model artefacts (JSON weight files)</w:t>
             </w:r>
           </w:p>
         </w:tc>
@@ -8977,21 +9641,21 @@
                 <w:rFonts w:ascii="Times New Roman" w:hAnsi="Times New Roman"/>
                 <w:sz w:val="22"/>
               </w:rPr>
-              <w:t>MySQL (model_versions)</w:t>
-            </w:r>
-          </w:p>
-        </w:tc>
-        <w:tc>
-          <w:tcPr>
-            <w:tcW w:type="dxa" w:w="2340"/>
-          </w:tcPr>
-          <w:p>
-            <w:r>
-              <w:rPr>
-                <w:rFonts w:ascii="Times New Roman" w:hAnsi="Times New Roman"/>
-                <w:sz w:val="22"/>
-              </w:rPr>
-              <w:t>Required for model lifecycle governance</w:t>
+              <w:t>AI engine filesystem (data/models/)</w:t>
+            </w:r>
+          </w:p>
+        </w:tc>
+        <w:tc>
+          <w:tcPr>
+            <w:tcW w:type="dxa" w:w="2340"/>
+          </w:tcPr>
+          <w:p>
+            <w:r>
+              <w:rPr>
+                <w:rFonts w:ascii="Times New Roman" w:hAnsi="Times New Roman"/>
+                <w:sz w:val="22"/>
+              </w:rPr>
+              <w:t>Required for scoring and model version management</w:t>
             </w:r>
           </w:p>
         </w:tc>
@@ -9007,7 +9671,7 @@
                 <w:rFonts w:ascii="Times New Roman" w:hAnsi="Times New Roman"/>
                 <w:sz w:val="22"/>
               </w:rPr>
-              <w:t>Pricing tables</w:t>
+              <w:t>Model version records</w:t>
             </w:r>
           </w:p>
         </w:tc>
@@ -9035,21 +9699,21 @@
                 <w:rFonts w:ascii="Times New Roman" w:hAnsi="Times New Roman"/>
                 <w:sz w:val="22"/>
               </w:rPr>
-              <w:t>MySQL (pricing_tables)</w:t>
-            </w:r>
-          </w:p>
-        </w:tc>
-        <w:tc>
-          <w:tcPr>
-            <w:tcW w:type="dxa" w:w="2340"/>
-          </w:tcPr>
-          <w:p>
-            <w:r>
-              <w:rPr>
-                <w:rFonts w:ascii="Times New Roman" w:hAnsi="Times New Roman"/>
-                <w:sz w:val="22"/>
-              </w:rPr>
-              <w:t>Reference data for premium lookup</w:t>
+              <w:t>MySQL (model_versions)</w:t>
+            </w:r>
+          </w:p>
+        </w:tc>
+        <w:tc>
+          <w:tcPr>
+            <w:tcW w:type="dxa" w:w="2340"/>
+          </w:tcPr>
+          <w:p>
+            <w:r>
+              <w:rPr>
+                <w:rFonts w:ascii="Times New Roman" w:hAnsi="Times New Roman"/>
+                <w:sz w:val="22"/>
+              </w:rPr>
+              <w:t>Required for model lifecycle governance</w:t>
             </w:r>
           </w:p>
         </w:tc>
@@ -9065,6 +9729,64 @@
                 <w:rFonts w:ascii="Times New Roman" w:hAnsi="Times New Roman"/>
                 <w:sz w:val="22"/>
               </w:rPr>
+              <w:t>Pricing tables</w:t>
+            </w:r>
+          </w:p>
+        </w:tc>
+        <w:tc>
+          <w:tcPr>
+            <w:tcW w:type="dxa" w:w="2340"/>
+          </w:tcPr>
+          <w:p>
+            <w:r>
+              <w:rPr>
+                <w:rFonts w:ascii="Times New Roman" w:hAnsi="Times New Roman"/>
+                <w:sz w:val="22"/>
+              </w:rPr>
+              <w:t>Persistent</w:t>
+            </w:r>
+          </w:p>
+        </w:tc>
+        <w:tc>
+          <w:tcPr>
+            <w:tcW w:type="dxa" w:w="2340"/>
+          </w:tcPr>
+          <w:p>
+            <w:r>
+              <w:rPr>
+                <w:rFonts w:ascii="Times New Roman" w:hAnsi="Times New Roman"/>
+                <w:sz w:val="22"/>
+              </w:rPr>
+              <w:t>MySQL (pricing_tables)</w:t>
+            </w:r>
+          </w:p>
+        </w:tc>
+        <w:tc>
+          <w:tcPr>
+            <w:tcW w:type="dxa" w:w="2340"/>
+          </w:tcPr>
+          <w:p>
+            <w:r>
+              <w:rPr>
+                <w:rFonts w:ascii="Times New Roman" w:hAnsi="Times New Roman"/>
+                <w:sz w:val="22"/>
+              </w:rPr>
+              <w:t>Reference data for premium lookup</w:t>
+            </w:r>
+          </w:p>
+        </w:tc>
+      </w:tr>
+      <w:tr>
+        <w:tc>
+          <w:tcPr>
+            <w:tcW w:type="dxa" w:w="2340"/>
+          </w:tcPr>
+          <w:p>
+            <w:r>
+              <w:rPr>
+                <w:rFonts w:ascii="Times New Roman" w:hAnsi="Times New Roman"/>
+                <w:sz w:val="22"/>
+              </w:rPr>
               <w:t>Unmatched needs records</w:t>
             </w:r>
           </w:p>
@@ -9108,6 +9830,64 @@
                 <w:sz w:val="22"/>
               </w:rPr>
               <w:t>Product gap analysis data</w:t>
+            </w:r>
+          </w:p>
+        </w:tc>
+      </w:tr>
+      <w:tr>
+        <w:tc>
+          <w:tcPr>
+            <w:tcW w:type="dxa" w:w="2340"/>
+          </w:tcPr>
+          <w:p>
+            <w:r>
+              <w:rPr>
+                <w:rFonts w:ascii="Times New Roman" w:hAnsi="Times New Roman"/>
+                <w:sz w:val="22"/>
+              </w:rPr>
+              <w:t>FAISS vector indices (chat memory)</w:t>
+            </w:r>
+          </w:p>
+        </w:tc>
+        <w:tc>
+          <w:tcPr>
+            <w:tcW w:type="dxa" w:w="2340"/>
+          </w:tcPr>
+          <w:p>
+            <w:r>
+              <w:rPr>
+                <w:rFonts w:ascii="Times New Roman" w:hAnsi="Times New Roman"/>
+                <w:sz w:val="22"/>
+              </w:rPr>
+              <w:t>Persistent</w:t>
+            </w:r>
+          </w:p>
+        </w:tc>
+        <w:tc>
+          <w:tcPr>
+            <w:tcW w:type="dxa" w:w="2340"/>
+          </w:tcPr>
+          <w:p>
+            <w:r>
+              <w:rPr>
+                <w:rFonts w:ascii="Times New Roman" w:hAnsi="Times New Roman"/>
+                <w:sz w:val="22"/>
+              </w:rPr>
+              <w:t>AI engine filesystem (data/memory/)</w:t>
+            </w:r>
+          </w:p>
+        </w:tc>
+        <w:tc>
+          <w:tcPr>
+            <w:tcW w:type="dxa" w:w="2340"/>
+          </w:tcPr>
+          <w:p>
+            <w:r>
+              <w:rPr>
+                <w:rFonts w:ascii="Times New Roman" w:hAnsi="Times New Roman"/>
+                <w:sz w:val="22"/>
+              </w:rPr>
+              <w:t>Long-term conversational memory for agentic chat</w:t>
             </w:r>
           </w:p>
         </w:tc>
@@ -9982,7 +10762,7 @@
         <w:pStyle w:val="Heading3"/>
       </w:pPr>
       <w:r>
-        <w:t>Chat Interface</w:t>
+        <w:t>Open Chat Interface (Agentic AI)</w:t>
       </w:r>
     </w:p>
     <w:p>
@@ -9997,7 +10777,17 @@
           <w:i w:val="0"/>
           <w:sz w:val="24"/>
         </w:rPr>
-        <w:t>The chat interface provides an alternative conversational approach to the wizard. Customers can describe their insurance needs in natural language, and the system extracts structured answers using either deterministic parsing or LLM-based extraction (configurable via app.chat.extractionMode). Chat messages are persisted for session history.</w:t>
+        <w:t>The open chat interface provides a conversational AI experience for insurance advisory. Customers can ask questions about insurance products, request personalised recommendations, and explore coverage options through natural language. The interface features:</w:t>
+        <w:br/>
+        <w:t>• Real-time SSE-streamed responses rendered token-by-token.</w:t>
+        <w:br/>
+        <w:t>• Tool call visualisation showing which tools the AI used (knowledge base, calculator, etc.).</w:t>
+        <w:br/>
+        <w:t>• Markdown-formatted responses for structured information display.</w:t>
+        <w:br/>
+        <w:t>• Conversation history persistence and session management.</w:t>
+        <w:br/>
+        <w:t>• Five specialised tools: insurance knowledge base, database query, web search, calculator, and policy scoring.</w:t>
       </w:r>
     </w:p>
     <w:p>
@@ -10012,7 +10802,7 @@
           <w:i/>
           <w:sz w:val="24"/>
         </w:rPr>
-        <w:t>[INSERT IMAGE: Figure 18: Customer Chat Interface]</w:t>
+        <w:t>[INSERT IMAGE: Figure 18: Open Chat (Agentic AI) Interface]</w:t>
       </w:r>
     </w:p>
     <w:p>
@@ -10027,7 +10817,7 @@
           <w:i/>
           <w:sz w:val="24"/>
         </w:rPr>
-        <w:t>Figure: Figure 18: Customer Chat Interface</w:t>
+        <w:t>Figure: Figure 18: Open Chat (Agentic AI) Interface</w:t>
       </w:r>
     </w:p>
     <w:p>
@@ -10907,7 +11697,249 @@
         <w:pStyle w:val="Heading3"/>
       </w:pPr>
       <w:r>
-        <w:t>6. New Skills Gained</w:t>
+        <w:t>6. Agentic Chat Subsystem (Open Chat)</w:t>
+      </w:r>
+    </w:p>
+    <w:p>
+      <w:pPr>
+        <w:spacing w:line="360" w:lineRule="auto"/>
+        <w:jc w:val="both"/>
+      </w:pPr>
+      <w:r>
+        <w:rPr>
+          <w:rFonts w:ascii="Times New Roman" w:hAnsi="Times New Roman"/>
+          <w:b w:val="0"/>
+          <w:i w:val="0"/>
+          <w:sz w:val="24"/>
+        </w:rPr>
+        <w:t>The most significant new feature is the agentic AI chat subsystem, which provides a natural-language insurance advisory experience. The subsystem spans all four tiers of the architecture:</w:t>
+      </w:r>
+    </w:p>
+    <w:p>
+      <w:pPr>
+        <w:spacing w:line="360" w:lineRule="auto"/>
+        <w:jc w:val="both"/>
+      </w:pPr>
+      <w:r>
+        <w:rPr>
+          <w:rFonts w:ascii="Times New Roman" w:hAnsi="Times New Roman"/>
+          <w:b/>
+          <w:i w:val="0"/>
+          <w:sz w:val="24"/>
+        </w:rPr>
+        <w:t>AI Engine Chat Module (ai-engine/app/chat/)</w:t>
+      </w:r>
+    </w:p>
+    <w:p>
+      <w:pPr>
+        <w:spacing w:line="360" w:lineRule="auto"/>
+        <w:jc w:val="both"/>
+      </w:pPr>
+      <w:r>
+        <w:rPr>
+          <w:rFonts w:ascii="Times New Roman" w:hAnsi="Times New Roman"/>
+          <w:b w:val="0"/>
+          <w:i w:val="0"/>
+          <w:sz w:val="24"/>
+        </w:rPr>
+        <w:t>The agentic chat loop is implemented in agent.py using a ReAct-style (Reasoning + Action) pattern. A Groq-hosted LLM (meta-llama/llama-4-scout-17b-16e-instruct) serves as the reasoning core, accessed via the OpenAI SDK. The agent operates in a loop: it receives the user message and conversation history, generates a response using the LLM, and if the LLM invokes a tool, the agent executes the tool, feeds the result back, and iterates until a final text response is produced.</w:t>
+      </w:r>
+    </w:p>
+    <w:p>
+      <w:pPr>
+        <w:spacing w:line="360" w:lineRule="auto"/>
+        <w:jc w:val="both"/>
+      </w:pPr>
+      <w:r>
+        <w:rPr>
+          <w:rFonts w:ascii="Times New Roman" w:hAnsi="Times New Roman"/>
+          <w:b/>
+          <w:i w:val="0"/>
+          <w:sz w:val="24"/>
+        </w:rPr>
+        <w:t>Five specialised tools are defined in tools.py:</w:t>
+      </w:r>
+    </w:p>
+    <w:p>
+      <w:pPr>
+        <w:pStyle w:val="ListBullet"/>
+        <w:spacing w:line="360" w:lineRule="auto"/>
+      </w:pPr>
+      <w:r>
+        <w:rPr>
+          <w:rFonts w:ascii="Times New Roman" w:hAnsi="Times New Roman"/>
+          <w:sz w:val="24"/>
+        </w:rPr>
+        <w:t>insurance_knowledge_base: Queries the MySQL database for product details, categories, eligibility rules, and pricing tables using parameterised SQL queries. Returns structured information about available products.</w:t>
+      </w:r>
+    </w:p>
+    <w:p>
+      <w:pPr>
+        <w:pStyle w:val="ListBullet"/>
+        <w:spacing w:line="360" w:lineRule="auto"/>
+      </w:pPr>
+      <w:r>
+        <w:rPr>
+          <w:rFonts w:ascii="Times New Roman" w:hAnsi="Times New Roman"/>
+          <w:sz w:val="24"/>
+        </w:rPr>
+        <w:t>database_query: Executes read-only SQL queries against the insurance_university database with a 100-row limit for safety. Provides general data access for answering data-driven questions.</w:t>
+      </w:r>
+    </w:p>
+    <w:p>
+      <w:pPr>
+        <w:pStyle w:val="ListBullet"/>
+        <w:spacing w:line="360" w:lineRule="auto"/>
+      </w:pPr>
+      <w:r>
+        <w:rPr>
+          <w:rFonts w:ascii="Times New Roman" w:hAnsi="Times New Roman"/>
+          <w:sz w:val="24"/>
+        </w:rPr>
+        <w:t>web_search: Performs real-time web searches using the DuckDuckGo API to answer questions about external insurance topics, regulations, or market trends.</w:t>
+      </w:r>
+    </w:p>
+    <w:p>
+      <w:pPr>
+        <w:pStyle w:val="ListBullet"/>
+        <w:spacing w:line="360" w:lineRule="auto"/>
+      </w:pPr>
+      <w:r>
+        <w:rPr>
+          <w:rFonts w:ascii="Times New Roman" w:hAnsi="Times New Roman"/>
+          <w:sz w:val="24"/>
+        </w:rPr>
+        <w:t>calculator: Evaluates mathematical expressions safely using the simpleeval library. Used for premium calculations, coverage estimates, and financial projections.</w:t>
+      </w:r>
+    </w:p>
+    <w:p>
+      <w:pPr>
+        <w:pStyle w:val="ListBullet"/>
+        <w:spacing w:line="360" w:lineRule="auto"/>
+      </w:pPr>
+      <w:r>
+        <w:rPr>
+          <w:rFonts w:ascii="Times New Roman" w:hAnsi="Times New Roman"/>
+          <w:sz w:val="24"/>
+        </w:rPr>
+        <w:t>policy_scoring: Triggers the existing /score endpoint to generate AI-powered product recommendations based on a user's profile, bridging the agentic chat with the scoring pipeline.</w:t>
+      </w:r>
+    </w:p>
+    <w:p>
+      <w:pPr>
+        <w:spacing w:line="360" w:lineRule="auto"/>
+        <w:jc w:val="both"/>
+      </w:pPr>
+      <w:r>
+        <w:rPr>
+          <w:rFonts w:ascii="Times New Roman" w:hAnsi="Times New Roman"/>
+          <w:b/>
+          <w:i w:val="0"/>
+          <w:sz w:val="24"/>
+        </w:rPr>
+        <w:t>FAISS Vector Memory (memory.py)</w:t>
+      </w:r>
+    </w:p>
+    <w:p>
+      <w:pPr>
+        <w:spacing w:line="360" w:lineRule="auto"/>
+        <w:jc w:val="both"/>
+      </w:pPr>
+      <w:r>
+        <w:rPr>
+          <w:rFonts w:ascii="Times New Roman" w:hAnsi="Times New Roman"/>
+          <w:b w:val="0"/>
+          <w:i w:val="0"/>
+          <w:sz w:val="24"/>
+        </w:rPr>
+        <w:t>Long-term conversational memory is implemented using FAISS (Facebook AI Similarity Search) with sentence-transformers (all-MiniLM-L6-v2) for embedding generation. Each user-assistant exchange is embedded and stored in a per-user FAISS index. When a new conversation begins, relevant past interactions are retrieved via similarity search and injected into the system prompt as context. This enables the chat to maintain continuity across sessions without re-asking questions.</w:t>
+      </w:r>
+    </w:p>
+    <w:p>
+      <w:pPr>
+        <w:spacing w:line="360" w:lineRule="auto"/>
+        <w:jc w:val="both"/>
+      </w:pPr>
+      <w:r>
+        <w:rPr>
+          <w:rFonts w:ascii="Times New Roman" w:hAnsi="Times New Roman"/>
+          <w:b/>
+          <w:i w:val="0"/>
+          <w:sz w:val="24"/>
+        </w:rPr>
+        <w:t>Backend Chat Services</w:t>
+      </w:r>
+    </w:p>
+    <w:p>
+      <w:pPr>
+        <w:spacing w:line="360" w:lineRule="auto"/>
+        <w:jc w:val="both"/>
+      </w:pPr>
+      <w:r>
+        <w:rPr>
+          <w:rFonts w:ascii="Times New Roman" w:hAnsi="Times New Roman"/>
+          <w:b w:val="0"/>
+          <w:i w:val="0"/>
+          <w:sz w:val="24"/>
+        </w:rPr>
+        <w:t>The Spring Boot backend provides two chat modes through separate controllers and services:</w:t>
+        <w:br/>
+        <w:t>• OpenChatController: Handles the agentic open chat with endpoints for streaming (SSE), message history retrieval, session management, and memory clearing. It enforces per-user daily and monthly token limits.</w:t>
+        <w:br/>
+        <w:t>• CustomerChatService / ChatOrchestrator: Handles the wizard chat with two extraction modes (deterministic pattern matching and LLM-based extraction) configurable via app.chat.extractionMode. The DeterministicChatOrchestrator uses regex patterns to extract structured data from natural language, while the LlmChatOrchestrator delegates to the AI engine's /chat/message endpoint.</w:t>
+      </w:r>
+    </w:p>
+    <w:p>
+      <w:pPr>
+        <w:spacing w:line="360" w:lineRule="auto"/>
+        <w:jc w:val="both"/>
+      </w:pPr>
+      <w:r>
+        <w:rPr>
+          <w:rFonts w:ascii="Times New Roman" w:hAnsi="Times New Roman"/>
+          <w:b/>
+          <w:i w:val="0"/>
+          <w:sz w:val="24"/>
+        </w:rPr>
+        <w:t>Frontend Open Chat Component</w:t>
+      </w:r>
+    </w:p>
+    <w:p>
+      <w:pPr>
+        <w:spacing w:line="360" w:lineRule="auto"/>
+        <w:jc w:val="both"/>
+      </w:pPr>
+      <w:r>
+        <w:rPr>
+          <w:rFonts w:ascii="Times New Roman" w:hAnsi="Times New Roman"/>
+          <w:b w:val="0"/>
+          <w:i w:val="0"/>
+          <w:sz w:val="24"/>
+        </w:rPr>
+        <w:t>The Angular open-chat component provides a full-featured chat interface with SSE-based streaming. Messages are received token-by-token via EventSource and rendered in real-time with Markdown formatting. Tool calls are displayed with collapsible detail panels showing the tool name, arguments, and results. The component handles session management and message history.</w:t>
+      </w:r>
+    </w:p>
+    <w:p>
+      <w:pPr>
+        <w:spacing w:line="360" w:lineRule="auto"/>
+        <w:jc w:val="both"/>
+      </w:pPr>
+      <w:r>
+        <w:rPr>
+          <w:rFonts w:ascii="Times New Roman" w:hAnsi="Times New Roman"/>
+          <w:b w:val="0"/>
+          <w:i/>
+          <w:sz w:val="24"/>
+        </w:rPr>
+        <w:t>The agentic chat subsystem is entirely novel code, designed and developed specifically for this project. It represents the most significant technical contribution beyond the original scoring pipeline.</w:t>
+      </w:r>
+    </w:p>
+    <w:p>
+      <w:pPr>
+        <w:pStyle w:val="Heading3"/>
+      </w:pPr>
+      <w:r>
+        <w:t>7. New Skills Gained</w:t>
       </w:r>
     </w:p>
     <w:p>
@@ -10988,6 +12020,45 @@
           <w:sz w:val="24"/>
         </w:rPr>
         <w:t>Angular 21 Standalone Components: Adopting Angular’s latest standalone component architecture and functional route guards, which differ significantly from the NgModule-based patterns.</w:t>
+      </w:r>
+    </w:p>
+    <w:p>
+      <w:pPr>
+        <w:pStyle w:val="ListBullet"/>
+        <w:spacing w:line="360" w:lineRule="auto"/>
+      </w:pPr>
+      <w:r>
+        <w:rPr>
+          <w:rFonts w:ascii="Times New Roman" w:hAnsi="Times New Roman"/>
+          <w:sz w:val="24"/>
+        </w:rPr>
+        <w:t>Agentic AI Development: Implementing a ReAct-style tool-calling agent with LLM integration (Groq API via OpenAI SDK), custom tool definitions, and iterative reasoning loops.</w:t>
+      </w:r>
+    </w:p>
+    <w:p>
+      <w:pPr>
+        <w:pStyle w:val="ListBullet"/>
+        <w:spacing w:line="360" w:lineRule="auto"/>
+      </w:pPr>
+      <w:r>
+        <w:rPr>
+          <w:rFonts w:ascii="Times New Roman" w:hAnsi="Times New Roman"/>
+          <w:sz w:val="24"/>
+        </w:rPr>
+        <w:t>Vector Databases and Embeddings: Building a FAISS-based semantic memory system with sentence-transformers for embedding generation and similarity-based retrieval.</w:t>
+      </w:r>
+    </w:p>
+    <w:p>
+      <w:pPr>
+        <w:pStyle w:val="ListBullet"/>
+        <w:spacing w:line="360" w:lineRule="auto"/>
+      </w:pPr>
+      <w:r>
+        <w:rPr>
+          <w:rFonts w:ascii="Times New Roman" w:hAnsi="Times New Roman"/>
+          <w:sz w:val="24"/>
+        </w:rPr>
+        <w:t>Server-Sent Events (SSE): Implementing real-time streaming from backend to frontend for token-by-token chat response delivery.</w:t>
       </w:r>
     </w:p>
     <w:p>
@@ -12439,6 +13510,354 @@
           </w:p>
         </w:tc>
       </w:tr>
+      <w:tr>
+        <w:tc>
+          <w:tcPr>
+            <w:tcW w:type="dxa" w:w="2340"/>
+          </w:tcPr>
+          <w:p>
+            <w:r>
+              <w:rPr>
+                <w:rFonts w:ascii="Times New Roman" w:hAnsi="Times New Roman"/>
+                <w:sz w:val="22"/>
+              </w:rPr>
+              <w:t>Open Chat</w:t>
+            </w:r>
+          </w:p>
+        </w:tc>
+        <w:tc>
+          <w:tcPr>
+            <w:tcW w:type="dxa" w:w="2340"/>
+          </w:tcPr>
+          <w:p>
+            <w:r>
+              <w:rPr>
+                <w:rFonts w:ascii="Times New Roman" w:hAnsi="Times New Roman"/>
+                <w:sz w:val="22"/>
+              </w:rPr>
+              <w:t>Agentic SSE streaming with tool calls</w:t>
+            </w:r>
+          </w:p>
+        </w:tc>
+        <w:tc>
+          <w:tcPr>
+            <w:tcW w:type="dxa" w:w="2340"/>
+          </w:tcPr>
+          <w:p>
+            <w:r>
+              <w:rPr>
+                <w:rFonts w:ascii="Times New Roman" w:hAnsi="Times New Roman"/>
+                <w:sz w:val="22"/>
+              </w:rPr>
+              <w:t>Functional/Integration</w:t>
+            </w:r>
+          </w:p>
+        </w:tc>
+        <w:tc>
+          <w:tcPr>
+            <w:tcW w:type="dxa" w:w="2340"/>
+          </w:tcPr>
+          <w:p>
+            <w:r>
+              <w:rPr>
+                <w:rFonts w:ascii="Times New Roman" w:hAnsi="Times New Roman"/>
+                <w:sz w:val="22"/>
+              </w:rPr>
+              <w:t>High</w:t>
+            </w:r>
+          </w:p>
+        </w:tc>
+      </w:tr>
+      <w:tr>
+        <w:tc>
+          <w:tcPr>
+            <w:tcW w:type="dxa" w:w="2340"/>
+          </w:tcPr>
+          <w:p>
+            <w:r>
+              <w:rPr>
+                <w:rFonts w:ascii="Times New Roman" w:hAnsi="Times New Roman"/>
+                <w:sz w:val="22"/>
+              </w:rPr>
+              <w:t>Open Chat</w:t>
+            </w:r>
+          </w:p>
+        </w:tc>
+        <w:tc>
+          <w:tcPr>
+            <w:tcW w:type="dxa" w:w="2340"/>
+          </w:tcPr>
+          <w:p>
+            <w:r>
+              <w:rPr>
+                <w:rFonts w:ascii="Times New Roman" w:hAnsi="Times New Roman"/>
+                <w:sz w:val="22"/>
+              </w:rPr>
+              <w:t>FAISS memory retrieval across sessions</w:t>
+            </w:r>
+          </w:p>
+        </w:tc>
+        <w:tc>
+          <w:tcPr>
+            <w:tcW w:type="dxa" w:w="2340"/>
+          </w:tcPr>
+          <w:p>
+            <w:r>
+              <w:rPr>
+                <w:rFonts w:ascii="Times New Roman" w:hAnsi="Times New Roman"/>
+                <w:sz w:val="22"/>
+              </w:rPr>
+              <w:t>Functional</w:t>
+            </w:r>
+          </w:p>
+        </w:tc>
+        <w:tc>
+          <w:tcPr>
+            <w:tcW w:type="dxa" w:w="2340"/>
+          </w:tcPr>
+          <w:p>
+            <w:r>
+              <w:rPr>
+                <w:rFonts w:ascii="Times New Roman" w:hAnsi="Times New Roman"/>
+                <w:sz w:val="22"/>
+              </w:rPr>
+              <w:t>Medium</w:t>
+            </w:r>
+          </w:p>
+        </w:tc>
+      </w:tr>
+      <w:tr>
+        <w:tc>
+          <w:tcPr>
+            <w:tcW w:type="dxa" w:w="2340"/>
+          </w:tcPr>
+          <w:p>
+            <w:r>
+              <w:rPr>
+                <w:rFonts w:ascii="Times New Roman" w:hAnsi="Times New Roman"/>
+                <w:sz w:val="22"/>
+              </w:rPr>
+              <w:t>Open Chat</w:t>
+            </w:r>
+          </w:p>
+        </w:tc>
+        <w:tc>
+          <w:tcPr>
+            <w:tcW w:type="dxa" w:w="2340"/>
+          </w:tcPr>
+          <w:p>
+            <w:r>
+              <w:rPr>
+                <w:rFonts w:ascii="Times New Roman" w:hAnsi="Times New Roman"/>
+                <w:sz w:val="22"/>
+              </w:rPr>
+              <w:t>Token limit enforcement (daily/monthly)</w:t>
+            </w:r>
+          </w:p>
+        </w:tc>
+        <w:tc>
+          <w:tcPr>
+            <w:tcW w:type="dxa" w:w="2340"/>
+          </w:tcPr>
+          <w:p>
+            <w:r>
+              <w:rPr>
+                <w:rFonts w:ascii="Times New Roman" w:hAnsi="Times New Roman"/>
+                <w:sz w:val="22"/>
+              </w:rPr>
+              <w:t>Functional</w:t>
+            </w:r>
+          </w:p>
+        </w:tc>
+        <w:tc>
+          <w:tcPr>
+            <w:tcW w:type="dxa" w:w="2340"/>
+          </w:tcPr>
+          <w:p>
+            <w:r>
+              <w:rPr>
+                <w:rFonts w:ascii="Times New Roman" w:hAnsi="Times New Roman"/>
+                <w:sz w:val="22"/>
+              </w:rPr>
+              <w:t>Medium</w:t>
+            </w:r>
+          </w:p>
+        </w:tc>
+      </w:tr>
+      <w:tr>
+        <w:tc>
+          <w:tcPr>
+            <w:tcW w:type="dxa" w:w="2340"/>
+          </w:tcPr>
+          <w:p>
+            <w:r>
+              <w:rPr>
+                <w:rFonts w:ascii="Times New Roman" w:hAnsi="Times New Roman"/>
+                <w:sz w:val="22"/>
+              </w:rPr>
+              <w:t>Open Chat</w:t>
+            </w:r>
+          </w:p>
+        </w:tc>
+        <w:tc>
+          <w:tcPr>
+            <w:tcW w:type="dxa" w:w="2340"/>
+          </w:tcPr>
+          <w:p>
+            <w:r>
+              <w:rPr>
+                <w:rFonts w:ascii="Times New Roman" w:hAnsi="Times New Roman"/>
+                <w:sz w:val="22"/>
+              </w:rPr>
+              <w:t>Tool invocation: knowledge base, calculator, web search</w:t>
+            </w:r>
+          </w:p>
+        </w:tc>
+        <w:tc>
+          <w:tcPr>
+            <w:tcW w:type="dxa" w:w="2340"/>
+          </w:tcPr>
+          <w:p>
+            <w:r>
+              <w:rPr>
+                <w:rFonts w:ascii="Times New Roman" w:hAnsi="Times New Roman"/>
+                <w:sz w:val="22"/>
+              </w:rPr>
+              <w:t>Integration</w:t>
+            </w:r>
+          </w:p>
+        </w:tc>
+        <w:tc>
+          <w:tcPr>
+            <w:tcW w:type="dxa" w:w="2340"/>
+          </w:tcPr>
+          <w:p>
+            <w:r>
+              <w:rPr>
+                <w:rFonts w:ascii="Times New Roman" w:hAnsi="Times New Roman"/>
+                <w:sz w:val="22"/>
+              </w:rPr>
+              <w:t>High</w:t>
+            </w:r>
+          </w:p>
+        </w:tc>
+      </w:tr>
+      <w:tr>
+        <w:tc>
+          <w:tcPr>
+            <w:tcW w:type="dxa" w:w="2340"/>
+          </w:tcPr>
+          <w:p>
+            <w:r>
+              <w:rPr>
+                <w:rFonts w:ascii="Times New Roman" w:hAnsi="Times New Roman"/>
+                <w:sz w:val="22"/>
+              </w:rPr>
+              <w:t>Wizard Chat</w:t>
+            </w:r>
+          </w:p>
+        </w:tc>
+        <w:tc>
+          <w:tcPr>
+            <w:tcW w:type="dxa" w:w="2340"/>
+          </w:tcPr>
+          <w:p>
+            <w:r>
+              <w:rPr>
+                <w:rFonts w:ascii="Times New Roman" w:hAnsi="Times New Roman"/>
+                <w:sz w:val="22"/>
+              </w:rPr>
+              <w:t>Deterministic extraction of structured answers</w:t>
+            </w:r>
+          </w:p>
+        </w:tc>
+        <w:tc>
+          <w:tcPr>
+            <w:tcW w:type="dxa" w:w="2340"/>
+          </w:tcPr>
+          <w:p>
+            <w:r>
+              <w:rPr>
+                <w:rFonts w:ascii="Times New Roman" w:hAnsi="Times New Roman"/>
+                <w:sz w:val="22"/>
+              </w:rPr>
+              <w:t>Functional</w:t>
+            </w:r>
+          </w:p>
+        </w:tc>
+        <w:tc>
+          <w:tcPr>
+            <w:tcW w:type="dxa" w:w="2340"/>
+          </w:tcPr>
+          <w:p>
+            <w:r>
+              <w:rPr>
+                <w:rFonts w:ascii="Times New Roman" w:hAnsi="Times New Roman"/>
+                <w:sz w:val="22"/>
+              </w:rPr>
+              <w:t>High</w:t>
+            </w:r>
+          </w:p>
+        </w:tc>
+      </w:tr>
+      <w:tr>
+        <w:tc>
+          <w:tcPr>
+            <w:tcW w:type="dxa" w:w="2340"/>
+          </w:tcPr>
+          <w:p>
+            <w:r>
+              <w:rPr>
+                <w:rFonts w:ascii="Times New Roman" w:hAnsi="Times New Roman"/>
+                <w:sz w:val="22"/>
+              </w:rPr>
+              <w:t>Wizard Chat</w:t>
+            </w:r>
+          </w:p>
+        </w:tc>
+        <w:tc>
+          <w:tcPr>
+            <w:tcW w:type="dxa" w:w="2340"/>
+          </w:tcPr>
+          <w:p>
+            <w:r>
+              <w:rPr>
+                <w:rFonts w:ascii="Times New Roman" w:hAnsi="Times New Roman"/>
+                <w:sz w:val="22"/>
+              </w:rPr>
+              <w:t>LLM-based extraction mode fallback</w:t>
+            </w:r>
+          </w:p>
+        </w:tc>
+        <w:tc>
+          <w:tcPr>
+            <w:tcW w:type="dxa" w:w="2340"/>
+          </w:tcPr>
+          <w:p>
+            <w:r>
+              <w:rPr>
+                <w:rFonts w:ascii="Times New Roman" w:hAnsi="Times New Roman"/>
+                <w:sz w:val="22"/>
+              </w:rPr>
+              <w:t>Integration</w:t>
+            </w:r>
+          </w:p>
+        </w:tc>
+        <w:tc>
+          <w:tcPr>
+            <w:tcW w:type="dxa" w:w="2340"/>
+          </w:tcPr>
+          <w:p>
+            <w:r>
+              <w:rPr>
+                <w:rFonts w:ascii="Times New Roman" w:hAnsi="Times New Roman"/>
+                <w:sz w:val="22"/>
+              </w:rPr>
+              <w:t>Medium</w:t>
+            </w:r>
+          </w:p>
+        </w:tc>
+      </w:tr>
     </w:tbl>
     <w:p>
       <w:pPr>
@@ -16584,42 +18003,6 @@
       </w:r>
     </w:p>
     <w:p>
-      <w:r>
-        <w:br w:type="page"/>
-      </w:r>
-    </w:p>
-    <w:p>
-      <w:pPr>
-        <w:pStyle w:val="Heading1"/>
-      </w:pPr>
-      <w:r>
-        <w:t>V  Project Summary</w:t>
-      </w:r>
-    </w:p>
-    <w:p>
-      <w:pPr>
-        <w:pStyle w:val="Heading1"/>
-      </w:pPr>
-      <w:r>
-        <w:t>16  Delivering Sustainability</w:t>
-      </w:r>
-    </w:p>
-    <w:p>
-      <w:pPr>
-        <w:spacing w:line="360" w:lineRule="auto"/>
-        <w:jc w:val="both"/>
-      </w:pPr>
-      <w:r>
-        <w:rPr>
-          <w:rFonts w:ascii="Times New Roman" w:hAnsi="Times New Roman"/>
-          <w:b w:val="0"/>
-          <w:i w:val="0"/>
-          <w:sz w:val="24"/>
-        </w:rPr>
-        <w:t>Insurance University contributes to sustainability across environmental, social, and economic dimensions, aligning with several United Nations Sustainable Development Goals (SDGs).</w:t>
-      </w:r>
-    </w:p>
-    <w:p>
       <w:pPr>
         <w:spacing w:line="360" w:lineRule="auto"/>
         <w:jc w:val="both"/>
@@ -16631,440 +18014,7 @@
           <w:i w:val="0"/>
           <w:sz w:val="24"/>
         </w:rPr>
-        <w:t>Environmental Sustainability</w:t>
-      </w:r>
-    </w:p>
-    <w:p>
-      <w:pPr>
-        <w:spacing w:line="360" w:lineRule="auto"/>
-        <w:jc w:val="both"/>
-      </w:pPr>
-      <w:r>
-        <w:rPr>
-          <w:rFonts w:ascii="Times New Roman" w:hAnsi="Times New Roman"/>
-          <w:b w:val="0"/>
-          <w:i w:val="0"/>
-          <w:sz w:val="24"/>
-        </w:rPr>
-        <w:t>By digitising the insurance advisory and proposal submission process, Insurance University eliminates the need for physical paper forms, printed product brochures, and hard-copy KYC document submissions. A typical insurance application in Sri Lanka involves 5–10 pages of paper forms and 3–5 photocopied identity/medical documents. For an insurance company processing 10,000 applications annually, this digital alternative could prevent the consumption of approximately 80,000–150,000 sheets of paper per year. Additionally, the platform reduces the need for customers to travel to insurance offices or agent locations, thereby lowering carbon emissions associated with transportation.</w:t>
-      </w:r>
-    </w:p>
-    <w:p>
-      <w:pPr>
-        <w:spacing w:line="360" w:lineRule="auto"/>
-        <w:jc w:val="both"/>
-      </w:pPr>
-      <w:r>
-        <w:rPr>
-          <w:rFonts w:ascii="Times New Roman" w:hAnsi="Times New Roman"/>
-          <w:b/>
-          <w:i w:val="0"/>
-          <w:sz w:val="24"/>
-        </w:rPr>
-        <w:t>Social Sustainability</w:t>
-      </w:r>
-    </w:p>
-    <w:p>
-      <w:pPr>
-        <w:spacing w:line="360" w:lineRule="auto"/>
-        <w:jc w:val="both"/>
-      </w:pPr>
-      <w:r>
-        <w:rPr>
-          <w:rFonts w:ascii="Times New Roman" w:hAnsi="Times New Roman"/>
-          <w:b w:val="0"/>
-          <w:i w:val="0"/>
-          <w:sz w:val="24"/>
-        </w:rPr>
-        <w:t>The platform promotes financial inclusion by making insurance advisory services accessible to anyone with an internet connection, regardless of geographic location. In Sri Lanka, where insurance agents are concentrated in urban areas, rural customers face significant barriers to accessing professional insurance advice. Insurance University’s web-based wizard and AI scoring engine provide the same quality of assessment to all users, irrespective of location. The explainable AI approach also empowers customers with transparent, understandable information, fostering financial literacy in a historically opaque industry.</w:t>
-      </w:r>
-    </w:p>
-    <w:p>
-      <w:pPr>
-        <w:spacing w:line="360" w:lineRule="auto"/>
-        <w:jc w:val="both"/>
-      </w:pPr>
-      <w:r>
-        <w:rPr>
-          <w:rFonts w:ascii="Times New Roman" w:hAnsi="Times New Roman"/>
-          <w:b/>
-          <w:i w:val="0"/>
-          <w:sz w:val="24"/>
-        </w:rPr>
-        <w:t>Economic Sustainability</w:t>
-      </w:r>
-    </w:p>
-    <w:p>
-      <w:pPr>
-        <w:spacing w:line="360" w:lineRule="auto"/>
-        <w:jc w:val="both"/>
-      </w:pPr>
-      <w:r>
-        <w:rPr>
-          <w:rFonts w:ascii="Times New Roman" w:hAnsi="Times New Roman"/>
-          <w:b w:val="0"/>
-          <w:i w:val="0"/>
-          <w:sz w:val="24"/>
-        </w:rPr>
-        <w:t>For insurance companies, the platform offers a scalable, low-cost distribution channel that reduces customer acquisition costs. The AI-driven recommendation engine can serve thousands of concurrent users without proportional increases in human advisory staff. The admin console’s training and model management capabilities enable continuous improvement of recommendation accuracy, potentially reducing policy lapse rates and improving customer lifetime value. The unmatched needs analytics feature provides data-driven insights for product development, enabling insurers to identify and address gaps in their product portfolios.</w:t>
-      </w:r>
-    </w:p>
-    <w:p>
-      <w:pPr>
-        <w:spacing w:line="360" w:lineRule="auto"/>
-        <w:jc w:val="both"/>
-      </w:pPr>
-      <w:r>
-        <w:rPr>
-          <w:rFonts w:ascii="Times New Roman" w:hAnsi="Times New Roman"/>
-          <w:b/>
-          <w:i w:val="0"/>
-          <w:sz w:val="24"/>
-        </w:rPr>
-        <w:t>Alignment with UN SDGs</w:t>
-      </w:r>
-    </w:p>
-    <w:p>
-      <w:pPr>
-        <w:pStyle w:val="ListBullet"/>
-        <w:spacing w:line="360" w:lineRule="auto"/>
-      </w:pPr>
-      <w:r>
-        <w:rPr>
-          <w:rFonts w:ascii="Times New Roman" w:hAnsi="Times New Roman"/>
-          <w:sz w:val="24"/>
-        </w:rPr>
-        <w:t>SDG 3 (Good Health and Well-being): By recommending appropriate medical and life insurance products, the platform supports access to health protection mechanisms.</w:t>
-      </w:r>
-    </w:p>
-    <w:p>
-      <w:pPr>
-        <w:pStyle w:val="ListBullet"/>
-        <w:spacing w:line="360" w:lineRule="auto"/>
-      </w:pPr>
-      <w:r>
-        <w:rPr>
-          <w:rFonts w:ascii="Times New Roman" w:hAnsi="Times New Roman"/>
-          <w:sz w:val="24"/>
-        </w:rPr>
-        <w:t>SDG 8 (Decent Work and Economic Growth): The platform contributes to financial inclusion and efficient insurance distribution, supporting economic resilience.</w:t>
-      </w:r>
-    </w:p>
-    <w:p>
-      <w:pPr>
-        <w:pStyle w:val="ListBullet"/>
-        <w:spacing w:line="360" w:lineRule="auto"/>
-      </w:pPr>
-      <w:r>
-        <w:rPr>
-          <w:rFonts w:ascii="Times New Roman" w:hAnsi="Times New Roman"/>
-          <w:sz w:val="24"/>
-        </w:rPr>
-        <w:t>SDG 9 (Industry, Innovation, and Infrastructure): The AI-powered recommendation engine represents innovation in the insurance technology (InsurTech) domain.</w:t>
-      </w:r>
-    </w:p>
-    <w:p>
-      <w:pPr>
-        <w:pStyle w:val="ListBullet"/>
-        <w:spacing w:line="360" w:lineRule="auto"/>
-      </w:pPr>
-      <w:r>
-        <w:rPr>
-          <w:rFonts w:ascii="Times New Roman" w:hAnsi="Times New Roman"/>
-          <w:sz w:val="24"/>
-        </w:rPr>
-        <w:t>SDG 12 (Responsible Consumption and Production): The paperless process reduces resource consumption in the insurance value chain.</w:t>
-      </w:r>
-    </w:p>
-    <w:p>
-      <w:pPr>
-        <w:pStyle w:val="Heading1"/>
-      </w:pPr>
-      <w:r>
-        <w:t>17  Conclusions and Open Issues</w:t>
-      </w:r>
-    </w:p>
-    <w:p>
-      <w:pPr>
-        <w:spacing w:line="360" w:lineRule="auto"/>
-        <w:jc w:val="both"/>
-      </w:pPr>
-      <w:r>
-        <w:rPr>
-          <w:rFonts w:ascii="Times New Roman" w:hAnsi="Times New Roman"/>
-          <w:b/>
-          <w:i w:val="0"/>
-          <w:sz w:val="24"/>
-        </w:rPr>
-        <w:t>Achievements</w:t>
-      </w:r>
-    </w:p>
-    <w:p>
-      <w:pPr>
-        <w:spacing w:line="360" w:lineRule="auto"/>
-        <w:jc w:val="both"/>
-      </w:pPr>
-      <w:r>
-        <w:rPr>
-          <w:rFonts w:ascii="Times New Roman" w:hAnsi="Times New Roman"/>
-          <w:b w:val="0"/>
-          <w:i w:val="0"/>
-          <w:sz w:val="24"/>
-        </w:rPr>
-        <w:t>Insurance University successfully delivers a functional, end-to-end AI-powered insurance recommendation platform that addresses the core problems identified in the Sri Lankan insurance advisory process. The key achievements of the project are:</w:t>
-      </w:r>
-    </w:p>
-    <w:p>
-      <w:pPr>
-        <w:pStyle w:val="ListNumber"/>
-        <w:spacing w:line="360" w:lineRule="auto"/>
-      </w:pPr>
-      <w:r>
-        <w:rPr>
-          <w:rFonts w:ascii="Times New Roman" w:hAnsi="Times New Roman"/>
-          <w:sz w:val="24"/>
-        </w:rPr>
-        <w:t>Three-Tier Microservices Architecture: A production-ready architecture comprising an Angular 21 SPA, Spring Boot 3.3.5 REST API, and FastAPI AI engine, orchestrated via Docker Compose. This architecture supports independent scaling and deployment of each tier.</w:t>
-      </w:r>
-    </w:p>
-    <w:p>
-      <w:pPr>
-        <w:pStyle w:val="ListNumber"/>
-        <w:spacing w:line="360" w:lineRule="auto"/>
-      </w:pPr>
-      <w:r>
-        <w:rPr>
-          <w:rFonts w:ascii="Times New Roman" w:hAnsi="Times New Roman"/>
-          <w:sz w:val="24"/>
-        </w:rPr>
-        <w:t>Multi-Stage AI Scoring Engine: A comprehensive scoring pipeline that combines CART-based underwriting rules with collaborative filtering heuristics, trainable feature weights, coverage prediction, premium estimation, affordability analysis, and lapse probability estimation. The engine produces explainable, transparent recommendations with human-readable reasons.</w:t>
-      </w:r>
-    </w:p>
-    <w:p>
-      <w:pPr>
-        <w:pStyle w:val="ListNumber"/>
-        <w:spacing w:line="360" w:lineRule="auto"/>
-      </w:pPr>
-      <w:r>
-        <w:rPr>
-          <w:rFonts w:ascii="Times New Roman" w:hAnsi="Times New Roman"/>
-          <w:sz w:val="24"/>
-        </w:rPr>
-        <w:t>Trainable Model Architecture: An end-to-end model lifecycle management system that enables administrators to upload historical policy outcome data, train updated scoring weights, and promote models to production—all through the web-based admin console.</w:t>
-      </w:r>
-    </w:p>
-    <w:p>
-      <w:pPr>
-        <w:pStyle w:val="ListNumber"/>
-        <w:spacing w:line="360" w:lineRule="auto"/>
-      </w:pPr>
-      <w:r>
-        <w:rPr>
-          <w:rFonts w:ascii="Times New Roman" w:hAnsi="Times New Roman"/>
-          <w:sz w:val="24"/>
-        </w:rPr>
-        <w:t>Comprehensive Customer Journey: A structured wizard interface (3 steps) with progress guards, followed by ranked recommendations, side-by-side product comparison, premium simulation, KYC document upload with version management, and proposal summary—covering the complete insurance discovery-to-application flow.</w:t>
-      </w:r>
-    </w:p>
-    <w:p>
-      <w:pPr>
-        <w:pStyle w:val="ListNumber"/>
-        <w:spacing w:line="360" w:lineRule="auto"/>
-      </w:pPr>
-      <w:r>
-        <w:rPr>
-          <w:rFonts w:ascii="Times New Roman" w:hAnsi="Times New Roman"/>
-          <w:sz w:val="24"/>
-        </w:rPr>
-        <w:t>Robust Security Implementation: Stateless JWT authentication with RBAC (Customer/Admin roles), BCrypt password hashing, SHA-256 session log anonymisation, document access control, and sensitive field redaction in logs.</w:t>
-      </w:r>
-    </w:p>
-    <w:p>
-      <w:pPr>
-        <w:pStyle w:val="ListNumber"/>
-        <w:spacing w:line="360" w:lineRule="auto"/>
-      </w:pPr>
-      <w:r>
-        <w:rPr>
-          <w:rFonts w:ascii="Times New Roman" w:hAnsi="Times New Roman"/>
-          <w:sz w:val="24"/>
-        </w:rPr>
-        <w:t>Administrative Console: A feature-rich back-office interface for product catalogue management, eligibility rule configuration, training dataset and model management, searchable/exportable event logs, and unmatched customer needs tracking.</w:t>
-      </w:r>
-    </w:p>
-    <w:p>
-      <w:pPr>
-        <w:pStyle w:val="ListNumber"/>
-        <w:spacing w:line="360" w:lineRule="auto"/>
-      </w:pPr>
-      <w:r>
-        <w:rPr>
-          <w:rFonts w:ascii="Times New Roman" w:hAnsi="Times New Roman"/>
-          <w:sz w:val="24"/>
-        </w:rPr>
-        <w:t>Full Audit Trail: Every AI scoring call is persisted with complete request and response payloads, and all customer journey events are logged with anonymised identifiers, supporting regulatory compliance and post-hoc analysis.</w:t>
-      </w:r>
-    </w:p>
-    <w:p>
-      <w:pPr>
-        <w:spacing w:line="360" w:lineRule="auto"/>
-        <w:jc w:val="both"/>
-      </w:pPr>
-      <w:r>
-        <w:rPr>
-          <w:rFonts w:ascii="Times New Roman" w:hAnsi="Times New Roman"/>
-          <w:b/>
-          <w:i w:val="0"/>
-          <w:sz w:val="24"/>
-        </w:rPr>
-        <w:t>Open Issues and Future Work</w:t>
-      </w:r>
-    </w:p>
-    <w:p>
-      <w:pPr>
-        <w:spacing w:line="360" w:lineRule="auto"/>
-        <w:jc w:val="both"/>
-      </w:pPr>
-      <w:r>
-        <w:rPr>
-          <w:rFonts w:ascii="Times New Roman" w:hAnsi="Times New Roman"/>
-          <w:b w:val="0"/>
-          <w:i w:val="0"/>
-          <w:sz w:val="24"/>
-        </w:rPr>
-        <w:t>Despite the achievements outlined above, several issues remain open and represent opportunities for future enhancement:</w:t>
-      </w:r>
-    </w:p>
-    <w:p>
-      <w:pPr>
-        <w:pStyle w:val="ListNumber"/>
-        <w:spacing w:line="360" w:lineRule="auto"/>
-      </w:pPr>
-      <w:r>
-        <w:rPr>
-          <w:rFonts w:ascii="Times New Roman" w:hAnsi="Times New Roman"/>
-          <w:sz w:val="24"/>
-        </w:rPr>
-        <w:t>LLM-Based Chat Extraction: The conversational data capture mode (chat interface) supports both deterministic and LLM-based extraction, but the LLM integration is partially implemented. Full integration with a large language model (e.g., GPT-4 or a local model) would significantly enhance the conversational experience.</w:t>
-      </w:r>
-    </w:p>
-    <w:p>
-      <w:pPr>
-        <w:pStyle w:val="ListNumber"/>
-        <w:spacing w:line="360" w:lineRule="auto"/>
-      </w:pPr>
-      <w:r>
-        <w:rPr>
-          <w:rFonts w:ascii="Times New Roman" w:hAnsi="Times New Roman"/>
-          <w:sz w:val="24"/>
-        </w:rPr>
-        <w:t>Payment Gateway Integration: The current prototype does not include online premium payment capabilities. Integration with Sri Lankan payment gateways (PayHere, LankaPay) would complete the end-to-end purchase journey.</w:t>
-      </w:r>
-    </w:p>
-    <w:p>
-      <w:pPr>
-        <w:pStyle w:val="ListNumber"/>
-        <w:spacing w:line="360" w:lineRule="auto"/>
-      </w:pPr>
-      <w:r>
-        <w:rPr>
-          <w:rFonts w:ascii="Times New Roman" w:hAnsi="Times New Roman"/>
-          <w:sz w:val="24"/>
-        </w:rPr>
-        <w:t>IRCSL API Connectivity: The platform does not currently connect to IRCSL’s regulatory systems for product registration validation or compliance reporting. This integration would be essential for production deployment.</w:t>
-      </w:r>
-    </w:p>
-    <w:p>
-      <w:pPr>
-        <w:pStyle w:val="ListNumber"/>
-        <w:spacing w:line="360" w:lineRule="auto"/>
-      </w:pPr>
-      <w:r>
-        <w:rPr>
-          <w:rFonts w:ascii="Times New Roman" w:hAnsi="Times New Roman"/>
-          <w:sz w:val="24"/>
-        </w:rPr>
-        <w:t>Limited Test Coverage: The current prototype has minimal automated test coverage (both backend unit tests and frontend component tests). A comprehensive test suite should be developed before production deployment, including integration tests for the backend-AI engine communication.</w:t>
-      </w:r>
-    </w:p>
-    <w:p>
-      <w:pPr>
-        <w:pStyle w:val="ListNumber"/>
-        <w:spacing w:line="360" w:lineRule="auto"/>
-      </w:pPr>
-      <w:r>
-        <w:rPr>
-          <w:rFonts w:ascii="Times New Roman" w:hAnsi="Times New Roman"/>
-          <w:sz w:val="24"/>
-        </w:rPr>
-        <w:t>Model Persistence Across Restarts: The AI engine’s active model weights are held in memory and loaded from disk on startup. If the engine restarts without explicit model activation, it reverts to default weights. An auto-load mechanism for the last active model should be implemented.</w:t>
-      </w:r>
-    </w:p>
-    <w:p>
-      <w:pPr>
-        <w:pStyle w:val="ListNumber"/>
-        <w:spacing w:line="360" w:lineRule="auto"/>
-      </w:pPr>
-      <w:r>
-        <w:rPr>
-          <w:rFonts w:ascii="Times New Roman" w:hAnsi="Times New Roman"/>
-          <w:sz w:val="24"/>
-        </w:rPr>
-        <w:t>Multi-Tenant Support: The current system supports a single insurance company (single admin account). Multi-tenant architecture would enable multiple insurers to manage their own product catalogues and training data independently.</w:t>
-      </w:r>
-    </w:p>
-    <w:p>
-      <w:pPr>
-        <w:pStyle w:val="ListNumber"/>
-        <w:spacing w:line="360" w:lineRule="auto"/>
-      </w:pPr>
-      <w:r>
-        <w:rPr>
-          <w:rFonts w:ascii="Times New Roman" w:hAnsi="Times New Roman"/>
-          <w:sz w:val="24"/>
-        </w:rPr>
-        <w:t>Advanced Analytics Dashboard: The admin dashboard currently provides basic KPIs. Future versions should include conversion funnel analysis, recommendation acceptance rates, product popularity trends, and customer demographic insights.</w:t>
-      </w:r>
-    </w:p>
-    <w:p>
-      <w:pPr>
-        <w:pStyle w:val="ListNumber"/>
-        <w:spacing w:line="360" w:lineRule="auto"/>
-      </w:pPr>
-      <w:r>
-        <w:rPr>
-          <w:rFonts w:ascii="Times New Roman" w:hAnsi="Times New Roman"/>
-          <w:sz w:val="24"/>
-        </w:rPr>
-        <w:t>Production Deployment Hardening: The current configuration uses development defaults (plaintext JWT secrets, in-memory uploads, localhost CORS origins). Production deployment requires HTTPS enforcement, secret management (e.g., HashiCorp Vault), cloud storage for documents (e.g., AWS S3), and robust error monitoring (e.g., Sentry).</w:t>
-      </w:r>
-    </w:p>
-    <w:p>
-      <w:r>
-        <w:br w:type="page"/>
-      </w:r>
-    </w:p>
-    <w:p>
-      <w:pPr>
-        <w:pStyle w:val="Heading1"/>
-      </w:pPr>
-      <w:r>
-        <w:t>VI  Glossary</w:t>
-      </w:r>
-    </w:p>
-    <w:p>
-      <w:pPr>
-        <w:spacing w:line="360" w:lineRule="auto"/>
-        <w:jc w:val="both"/>
-      </w:pPr>
-      <w:r>
-        <w:rPr>
-          <w:rFonts w:ascii="Times New Roman" w:hAnsi="Times New Roman"/>
-          <w:b/>
-          <w:i/>
-          <w:sz w:val="24"/>
-        </w:rPr>
-        <w:t>Table 9: Glossary of Terms</w:t>
+        <w:t>Test Case TC011</w:t>
       </w:r>
     </w:p>
     <w:tbl>
@@ -17093,7 +18043,7 @@
                 <w:b/>
                 <w:sz w:val="22"/>
               </w:rPr>
-              <w:t>Term</w:t>
+              <w:t>Element</w:t>
             </w:r>
           </w:p>
         </w:tc>
@@ -17111,7 +18061,7 @@
                 <w:b/>
                 <w:sz w:val="22"/>
               </w:rPr>
-              <w:t>Definition</w:t>
+              <w:t>Detail</w:t>
             </w:r>
           </w:p>
         </w:tc>
@@ -17127,7 +18077,7 @@
                 <w:rFonts w:ascii="Times New Roman" w:hAnsi="Times New Roman"/>
                 <w:sz w:val="22"/>
               </w:rPr>
-              <w:t>API</w:t>
+              <w:t>Test Case ID</w:t>
             </w:r>
           </w:p>
         </w:tc>
@@ -17141,7 +18091,7 @@
                 <w:rFonts w:ascii="Times New Roman" w:hAnsi="Times New Roman"/>
                 <w:sz w:val="22"/>
               </w:rPr>
-              <w:t>Application Programming Interface – a set of rules that allows software components to communicate.</w:t>
+              <w:t>TC011</w:t>
             </w:r>
           </w:p>
         </w:tc>
@@ -17157,7 +18107,7 @@
                 <w:rFonts w:ascii="Times New Roman" w:hAnsi="Times New Roman"/>
                 <w:sz w:val="22"/>
               </w:rPr>
-              <w:t>CART</w:t>
+              <w:t>Test Description</w:t>
             </w:r>
           </w:p>
         </w:tc>
@@ -17171,7 +18121,7 @@
                 <w:rFonts w:ascii="Times New Roman" w:hAnsi="Times New Roman"/>
                 <w:sz w:val="22"/>
               </w:rPr>
-              <w:t>Classification and Regression Tree – a decision tree algorithm used for classification and prediction.</w:t>
+              <w:t>Verify agentic open chat with SSE streaming and tool invocation</w:t>
             </w:r>
           </w:p>
         </w:tc>
@@ -17187,7 +18137,7 @@
                 <w:rFonts w:ascii="Times New Roman" w:hAnsi="Times New Roman"/>
                 <w:sz w:val="22"/>
               </w:rPr>
-              <w:t>CORS</w:t>
+              <w:t>Preconditions</w:t>
             </w:r>
           </w:p>
         </w:tc>
@@ -17201,7 +18151,7 @@
                 <w:rFonts w:ascii="Times New Roman" w:hAnsi="Times New Roman"/>
                 <w:sz w:val="22"/>
               </w:rPr>
-              <w:t>Cross-Origin Resource Sharing – a security mechanism that controls which origins can access a web API.</w:t>
+              <w:t>Customer logged in. AI engine running with Groq API key configured.</w:t>
             </w:r>
           </w:p>
         </w:tc>
@@ -17217,7 +18167,7 @@
                 <w:rFonts w:ascii="Times New Roman" w:hAnsi="Times New Roman"/>
                 <w:sz w:val="22"/>
               </w:rPr>
-              <w:t>CRUD</w:t>
+              <w:t>Test Steps</w:t>
             </w:r>
           </w:p>
         </w:tc>
@@ -17231,7 +18181,13 @@
                 <w:rFonts w:ascii="Times New Roman" w:hAnsi="Times New Roman"/>
                 <w:sz w:val="22"/>
               </w:rPr>
-              <w:t>Create, Read, Update, Delete – the four basic operations on persistent data.</w:t>
+              <w:t>a. Navigate to /open-chat</w:t>
+              <w:br/>
+              <w:t>b. Type: 'What life insurance products are available?'</w:t>
+              <w:br/>
+              <w:t>c. Send message</w:t>
+              <w:br/>
+              <w:t>d. Observe SSE stream response.</w:t>
             </w:r>
           </w:p>
         </w:tc>
@@ -17247,7 +18203,7 @@
                 <w:rFonts w:ascii="Times New Roman" w:hAnsi="Times New Roman"/>
                 <w:sz w:val="22"/>
               </w:rPr>
-              <w:t>CSRF</w:t>
+              <w:t>Expected Result</w:t>
             </w:r>
           </w:p>
         </w:tc>
@@ -17261,7 +18217,7 @@
                 <w:rFonts w:ascii="Times New Roman" w:hAnsi="Times New Roman"/>
                 <w:sz w:val="22"/>
               </w:rPr>
-              <w:t>Cross-Site Request Forgery – an attack that tricks a user into submitting unintended requests.</w:t>
+              <w:t>SSE stream delivers tokens incrementally. Agent invokes insurance_knowledge_base tool. Final response lists available products with details.</w:t>
             </w:r>
           </w:p>
         </w:tc>
@@ -17277,7 +18233,7 @@
                 <w:rFonts w:ascii="Times New Roman" w:hAnsi="Times New Roman"/>
                 <w:sz w:val="22"/>
               </w:rPr>
-              <w:t>Docker</w:t>
+              <w:t>Actual Result</w:t>
             </w:r>
           </w:p>
         </w:tc>
@@ -17291,7 +18247,7 @@
                 <w:rFonts w:ascii="Times New Roman" w:hAnsi="Times New Roman"/>
                 <w:sz w:val="22"/>
               </w:rPr>
-              <w:t>A platform for building, running, and managing containerised applications.</w:t>
+              <w:t>[To be filled during testing]</w:t>
             </w:r>
           </w:p>
         </w:tc>
@@ -17307,7 +18263,7 @@
                 <w:rFonts w:ascii="Times New Roman" w:hAnsi="Times New Roman"/>
                 <w:sz w:val="22"/>
               </w:rPr>
-              <w:t>Docker Compose</w:t>
+              <w:t>Pass/Fail Criteria</w:t>
             </w:r>
           </w:p>
         </w:tc>
@@ -17321,7 +18277,7 @@
                 <w:rFonts w:ascii="Times New Roman" w:hAnsi="Times New Roman"/>
                 <w:sz w:val="22"/>
               </w:rPr>
-              <w:t>A tool for defining and running multi-container Docker applications using a YAML configuration file.</w:t>
+              <w:t>Pass if SSE stream completes, tool call visible in UI, response contains accurate product data from database.</w:t>
             </w:r>
           </w:p>
         </w:tc>
@@ -17337,7 +18293,7 @@
                 <w:rFonts w:ascii="Times New Roman" w:hAnsi="Times New Roman"/>
                 <w:sz w:val="22"/>
               </w:rPr>
-              <w:t>FastAPI</w:t>
+              <w:t>Test Data</w:t>
             </w:r>
           </w:p>
         </w:tc>
@@ -17351,7 +18307,7 @@
                 <w:rFonts w:ascii="Times New Roman" w:hAnsi="Times New Roman"/>
                 <w:sz w:val="22"/>
               </w:rPr>
-              <w:t>A modern Python web framework for building APIs with automatic validation and documentation.</w:t>
+              <w:t>User message: 'What life insurance products are available?'</w:t>
             </w:r>
           </w:p>
         </w:tc>
@@ -17367,7 +18323,7 @@
                 <w:rFonts w:ascii="Times New Roman" w:hAnsi="Times New Roman"/>
                 <w:sz w:val="22"/>
               </w:rPr>
-              <w:t>HMAC-SHA256</w:t>
+              <w:t>Post-Conditions</w:t>
             </w:r>
           </w:p>
         </w:tc>
@@ -17381,7 +18337,7 @@
                 <w:rFonts w:ascii="Times New Roman" w:hAnsi="Times New Roman"/>
                 <w:sz w:val="22"/>
               </w:rPr>
-              <w:t>Hash-based Message Authentication Code using SHA-256 – a cryptographic algorithm for signing JWTs.</w:t>
+              <w:t>OpenChatMessage records created (USER + ASSISTANT + TOOL roles). Token usage tracked.</w:t>
             </w:r>
           </w:p>
         </w:tc>
@@ -17397,7 +18353,7 @@
                 <w:rFonts w:ascii="Times New Roman" w:hAnsi="Times New Roman"/>
                 <w:sz w:val="22"/>
               </w:rPr>
-              <w:t>IRCSL</w:t>
+              <w:t>Notes/Comments</w:t>
             </w:r>
           </w:p>
         </w:tc>
@@ -17411,7 +18367,86 @@
                 <w:rFonts w:ascii="Times New Roman" w:hAnsi="Times New Roman"/>
                 <w:sz w:val="22"/>
               </w:rPr>
-              <w:t>Insurance Regulatory Commission of Sri Lanka – the statutory body regulating insurance in Sri Lanka.</w:t>
+              <w:t>Integration test spanning frontend SSE, backend streaming, AI engine agent loop, and Groq API.</w:t>
+            </w:r>
+          </w:p>
+        </w:tc>
+      </w:tr>
+    </w:tbl>
+    <w:p>
+      <w:pPr>
+        <w:spacing w:line="360" w:lineRule="auto"/>
+        <w:jc w:val="both"/>
+      </w:pPr>
+      <w:r>
+        <w:rPr>
+          <w:rFonts w:ascii="Times New Roman" w:hAnsi="Times New Roman"/>
+          <w:b w:val="0"/>
+          <w:i w:val="0"/>
+          <w:sz w:val="24"/>
+        </w:rPr>
+      </w:r>
+    </w:p>
+    <w:p>
+      <w:pPr>
+        <w:spacing w:line="360" w:lineRule="auto"/>
+        <w:jc w:val="both"/>
+      </w:pPr>
+      <w:r>
+        <w:rPr>
+          <w:rFonts w:ascii="Times New Roman" w:hAnsi="Times New Roman"/>
+          <w:b/>
+          <w:i w:val="0"/>
+          <w:sz w:val="24"/>
+        </w:rPr>
+        <w:t>Test Case TC012</w:t>
+      </w:r>
+    </w:p>
+    <w:tbl>
+      <w:tblPr>
+        <w:tblStyle w:val="LightGrid-Accent1"/>
+        <w:tblW w:type="auto" w:w="0"/>
+        <w:jc w:val="center"/>
+        <w:tblLook w:firstColumn="1" w:firstRow="1" w:lastColumn="0" w:lastRow="0" w:noHBand="0" w:noVBand="1" w:val="04A0"/>
+      </w:tblPr>
+      <w:tblGrid>
+        <w:gridCol w:w="4680"/>
+        <w:gridCol w:w="4680"/>
+      </w:tblGrid>
+      <w:tr>
+        <w:tc>
+          <w:tcPr>
+            <w:tcW w:type="dxa" w:w="4680"/>
+          </w:tcPr>
+          <w:p>
+            <w:pPr>
+              <w:jc w:val="center"/>
+            </w:pPr>
+            <w:r>
+              <w:rPr>
+                <w:rFonts w:ascii="Times New Roman" w:hAnsi="Times New Roman"/>
+                <w:b/>
+                <w:sz w:val="22"/>
+              </w:rPr>
+              <w:t>Element</w:t>
+            </w:r>
+          </w:p>
+        </w:tc>
+        <w:tc>
+          <w:tcPr>
+            <w:tcW w:type="dxa" w:w="4680"/>
+          </w:tcPr>
+          <w:p>
+            <w:pPr>
+              <w:jc w:val="center"/>
+            </w:pPr>
+            <w:r>
+              <w:rPr>
+                <w:rFonts w:ascii="Times New Roman" w:hAnsi="Times New Roman"/>
+                <w:b/>
+                <w:sz w:val="22"/>
+              </w:rPr>
+              <w:t>Detail</w:t>
             </w:r>
           </w:p>
         </w:tc>
@@ -17427,7 +18462,7 @@
                 <w:rFonts w:ascii="Times New Roman" w:hAnsi="Times New Roman"/>
                 <w:sz w:val="22"/>
               </w:rPr>
-              <w:t>JPA</w:t>
+              <w:t>Test Case ID</w:t>
             </w:r>
           </w:p>
         </w:tc>
@@ -17441,7 +18476,7 @@
                 <w:rFonts w:ascii="Times New Roman" w:hAnsi="Times New Roman"/>
                 <w:sz w:val="22"/>
               </w:rPr>
-              <w:t>Java Persistence API – a specification for object-relational mapping in Java applications.</w:t>
+              <w:t>TC012</w:t>
             </w:r>
           </w:p>
         </w:tc>
@@ -17457,7 +18492,7 @@
                 <w:rFonts w:ascii="Times New Roman" w:hAnsi="Times New Roman"/>
                 <w:sz w:val="22"/>
               </w:rPr>
-              <w:t>JWT</w:t>
+              <w:t>Test Description</w:t>
             </w:r>
           </w:p>
         </w:tc>
@@ -17471,7 +18506,7 @@
                 <w:rFonts w:ascii="Times New Roman" w:hAnsi="Times New Roman"/>
                 <w:sz w:val="22"/>
               </w:rPr>
-              <w:t>JSON Web Token – a compact, URL-safe token for securely transmitting claims between parties.</w:t>
+              <w:t>Verify wizard chat deterministic extraction mode</w:t>
             </w:r>
           </w:p>
         </w:tc>
@@ -17487,7 +18522,7 @@
                 <w:rFonts w:ascii="Times New Roman" w:hAnsi="Times New Roman"/>
                 <w:sz w:val="22"/>
               </w:rPr>
-              <w:t>KYC</w:t>
+              <w:t>Preconditions</w:t>
             </w:r>
           </w:p>
         </w:tc>
@@ -17501,7 +18536,7 @@
                 <w:rFonts w:ascii="Times New Roman" w:hAnsi="Times New Roman"/>
                 <w:sz w:val="22"/>
               </w:rPr>
-              <w:t>Know Your Customer – the process of verifying customer identity and assessing risk.</w:t>
+              <w:t>Customer logged in. Session created. app.chat.extractionMode=deterministic.</w:t>
             </w:r>
           </w:p>
         </w:tc>
@@ -17517,7 +18552,7 @@
                 <w:rFonts w:ascii="Times New Roman" w:hAnsi="Times New Roman"/>
                 <w:sz w:val="22"/>
               </w:rPr>
-              <w:t>LKR</w:t>
+              <w:t>Test Steps</w:t>
             </w:r>
           </w:p>
         </w:tc>
@@ -17531,7 +18566,11 @@
                 <w:rFonts w:ascii="Times New Roman" w:hAnsi="Times New Roman"/>
                 <w:sz w:val="22"/>
               </w:rPr>
-              <w:t>Sri Lankan Rupee – the official currency of Sri Lanka.</w:t>
+              <w:t>a. Navigate to /chat</w:t>
+              <w:br/>
+              <w:t>b. Type: 'I am 32 years old, non-smoker, married with 2 kids'</w:t>
+              <w:br/>
+              <w:t>c. Send message.</w:t>
             </w:r>
           </w:p>
         </w:tc>
@@ -17547,7 +18586,7 @@
                 <w:rFonts w:ascii="Times New Roman" w:hAnsi="Times New Roman"/>
                 <w:sz w:val="22"/>
               </w:rPr>
-              <w:t>PDPA</w:t>
+              <w:t>Expected Result</w:t>
             </w:r>
           </w:p>
         </w:tc>
@@ -17561,7 +18600,7 @@
                 <w:rFonts w:ascii="Times New Roman" w:hAnsi="Times New Roman"/>
                 <w:sz w:val="22"/>
               </w:rPr>
-              <w:t>Personal Data Protection Act – Sri Lanka’s data protection legislation.</w:t>
+              <w:t>System extracts structured answers: age=32, smoker=false, dependents=2. Extracted fields saved as CustomerAnswerEntity records.</w:t>
             </w:r>
           </w:p>
         </w:tc>
@@ -17577,7 +18616,7 @@
                 <w:rFonts w:ascii="Times New Roman" w:hAnsi="Times New Roman"/>
                 <w:sz w:val="22"/>
               </w:rPr>
-              <w:t>PEP</w:t>
+              <w:t>Actual Result</w:t>
             </w:r>
           </w:p>
         </w:tc>
@@ -17591,7 +18630,7 @@
                 <w:rFonts w:ascii="Times New Roman" w:hAnsi="Times New Roman"/>
                 <w:sz w:val="22"/>
               </w:rPr>
-              <w:t>Politically Exposed Person – an individual in a prominent public role, subject to enhanced due diligence.</w:t>
+              <w:t>[To be filled during testing]</w:t>
             </w:r>
           </w:p>
         </w:tc>
@@ -17607,7 +18646,7 @@
                 <w:rFonts w:ascii="Times New Roman" w:hAnsi="Times New Roman"/>
                 <w:sz w:val="22"/>
               </w:rPr>
-              <w:t>RBAC</w:t>
+              <w:t>Pass/Fail Criteria</w:t>
             </w:r>
           </w:p>
         </w:tc>
@@ -17621,7 +18660,7 @@
                 <w:rFonts w:ascii="Times New Roman" w:hAnsi="Times New Roman"/>
                 <w:sz w:val="22"/>
               </w:rPr>
-              <w:t>Role-Based Access Control – a method of restricting system access based on user roles.</w:t>
+              <w:t>Pass if deterministic parser correctly identifies age, smoker status, and dependents from natural language.</w:t>
             </w:r>
           </w:p>
         </w:tc>
@@ -17637,7 +18676,7 @@
                 <w:rFonts w:ascii="Times New Roman" w:hAnsi="Times New Roman"/>
                 <w:sz w:val="22"/>
               </w:rPr>
-              <w:t>REST</w:t>
+              <w:t>Test Data</w:t>
             </w:r>
           </w:p>
         </w:tc>
@@ -17651,7 +18690,7 @@
                 <w:rFonts w:ascii="Times New Roman" w:hAnsi="Times New Roman"/>
                 <w:sz w:val="22"/>
               </w:rPr>
-              <w:t>Representational State Transfer – an architectural style for designing networked applications.</w:t>
+              <w:t>User message: 'I am 32 years old, non-smoker, married with 2 kids'</w:t>
             </w:r>
           </w:p>
         </w:tc>
@@ -17667,7 +18706,7 @@
                 <w:rFonts w:ascii="Times New Roman" w:hAnsi="Times New Roman"/>
                 <w:sz w:val="22"/>
               </w:rPr>
-              <w:t>SPA</w:t>
+              <w:t>Post-Conditions</w:t>
             </w:r>
           </w:p>
         </w:tc>
@@ -17681,7 +18720,7 @@
                 <w:rFonts w:ascii="Times New Roman" w:hAnsi="Times New Roman"/>
                 <w:sz w:val="22"/>
               </w:rPr>
-              <w:t>Single Page Application – a web application that loads a single HTML page and dynamically updates content.</w:t>
+              <w:t>CustomerAnswerEntity records created for extracted key-value pairs.</w:t>
             </w:r>
           </w:p>
         </w:tc>
@@ -17697,7 +18736,7 @@
                 <w:rFonts w:ascii="Times New Roman" w:hAnsi="Times New Roman"/>
                 <w:sz w:val="22"/>
               </w:rPr>
-              <w:t>Spring Boot</w:t>
+              <w:t>Notes/Comments</w:t>
             </w:r>
           </w:p>
         </w:tc>
@@ -17711,7 +18750,581 @@
                 <w:rFonts w:ascii="Times New Roman" w:hAnsi="Times New Roman"/>
                 <w:sz w:val="22"/>
               </w:rPr>
-              <w:t>A Java framework that simplifies the development of production-ready Spring-based applications.</w:t>
+              <w:t>Tests DeterministicChatOrchestrator regex patterns.</w:t>
+            </w:r>
+          </w:p>
+        </w:tc>
+      </w:tr>
+    </w:tbl>
+    <w:p>
+      <w:pPr>
+        <w:spacing w:line="360" w:lineRule="auto"/>
+        <w:jc w:val="both"/>
+      </w:pPr>
+      <w:r>
+        <w:rPr>
+          <w:rFonts w:ascii="Times New Roman" w:hAnsi="Times New Roman"/>
+          <w:b w:val="0"/>
+          <w:i w:val="0"/>
+          <w:sz w:val="24"/>
+        </w:rPr>
+      </w:r>
+    </w:p>
+    <w:p>
+      <w:r>
+        <w:br w:type="page"/>
+      </w:r>
+    </w:p>
+    <w:p>
+      <w:pPr>
+        <w:pStyle w:val="Heading1"/>
+      </w:pPr>
+      <w:r>
+        <w:t>V  Project Summary</w:t>
+      </w:r>
+    </w:p>
+    <w:p>
+      <w:pPr>
+        <w:pStyle w:val="Heading1"/>
+      </w:pPr>
+      <w:r>
+        <w:t>16  Delivering Sustainability</w:t>
+      </w:r>
+    </w:p>
+    <w:p>
+      <w:pPr>
+        <w:spacing w:line="360" w:lineRule="auto"/>
+        <w:jc w:val="both"/>
+      </w:pPr>
+      <w:r>
+        <w:rPr>
+          <w:rFonts w:ascii="Times New Roman" w:hAnsi="Times New Roman"/>
+          <w:b w:val="0"/>
+          <w:i w:val="0"/>
+          <w:sz w:val="24"/>
+        </w:rPr>
+        <w:t>Insurance University contributes to sustainability across environmental, social, and economic dimensions, aligning with several United Nations Sustainable Development Goals (SDGs).</w:t>
+      </w:r>
+    </w:p>
+    <w:p>
+      <w:pPr>
+        <w:spacing w:line="360" w:lineRule="auto"/>
+        <w:jc w:val="both"/>
+      </w:pPr>
+      <w:r>
+        <w:rPr>
+          <w:rFonts w:ascii="Times New Roman" w:hAnsi="Times New Roman"/>
+          <w:b/>
+          <w:i w:val="0"/>
+          <w:sz w:val="24"/>
+        </w:rPr>
+        <w:t>Environmental Sustainability</w:t>
+      </w:r>
+    </w:p>
+    <w:p>
+      <w:pPr>
+        <w:spacing w:line="360" w:lineRule="auto"/>
+        <w:jc w:val="both"/>
+      </w:pPr>
+      <w:r>
+        <w:rPr>
+          <w:rFonts w:ascii="Times New Roman" w:hAnsi="Times New Roman"/>
+          <w:b w:val="0"/>
+          <w:i w:val="0"/>
+          <w:sz w:val="24"/>
+        </w:rPr>
+        <w:t>By digitising the insurance advisory and proposal submission process, Insurance University eliminates the need for physical paper forms, printed product brochures, and hard-copy KYC document submissions. A typical insurance application in Sri Lanka involves 5–10 pages of paper forms and 3–5 photocopied identity/medical documents. For an insurance company processing 10,000 applications annually, this digital alternative could prevent the consumption of approximately 80,000–150,000 sheets of paper per year. Additionally, the platform reduces the need for customers to travel to insurance offices or agent locations, thereby lowering carbon emissions associated with transportation.</w:t>
+      </w:r>
+    </w:p>
+    <w:p>
+      <w:pPr>
+        <w:spacing w:line="360" w:lineRule="auto"/>
+        <w:jc w:val="both"/>
+      </w:pPr>
+      <w:r>
+        <w:rPr>
+          <w:rFonts w:ascii="Times New Roman" w:hAnsi="Times New Roman"/>
+          <w:b/>
+          <w:i w:val="0"/>
+          <w:sz w:val="24"/>
+        </w:rPr>
+        <w:t>Social Sustainability</w:t>
+      </w:r>
+    </w:p>
+    <w:p>
+      <w:pPr>
+        <w:spacing w:line="360" w:lineRule="auto"/>
+        <w:jc w:val="both"/>
+      </w:pPr>
+      <w:r>
+        <w:rPr>
+          <w:rFonts w:ascii="Times New Roman" w:hAnsi="Times New Roman"/>
+          <w:b w:val="0"/>
+          <w:i w:val="0"/>
+          <w:sz w:val="24"/>
+        </w:rPr>
+        <w:t>The platform promotes financial inclusion by making insurance advisory services accessible to anyone with an internet connection, regardless of geographic location. In Sri Lanka, where insurance agents are concentrated in urban areas, rural customers face significant barriers to accessing professional insurance advice. Insurance University’s web-based wizard and AI scoring engine provide the same quality of assessment to all users, irrespective of location. The explainable AI approach also empowers customers with transparent, understandable information, fostering financial literacy in a historically opaque industry.</w:t>
+      </w:r>
+    </w:p>
+    <w:p>
+      <w:pPr>
+        <w:spacing w:line="360" w:lineRule="auto"/>
+        <w:jc w:val="both"/>
+      </w:pPr>
+      <w:r>
+        <w:rPr>
+          <w:rFonts w:ascii="Times New Roman" w:hAnsi="Times New Roman"/>
+          <w:b/>
+          <w:i w:val="0"/>
+          <w:sz w:val="24"/>
+        </w:rPr>
+        <w:t>Economic Sustainability</w:t>
+      </w:r>
+    </w:p>
+    <w:p>
+      <w:pPr>
+        <w:spacing w:line="360" w:lineRule="auto"/>
+        <w:jc w:val="both"/>
+      </w:pPr>
+      <w:r>
+        <w:rPr>
+          <w:rFonts w:ascii="Times New Roman" w:hAnsi="Times New Roman"/>
+          <w:b w:val="0"/>
+          <w:i w:val="0"/>
+          <w:sz w:val="24"/>
+        </w:rPr>
+        <w:t>For insurance companies, the platform offers a scalable, low-cost distribution channel that reduces customer acquisition costs. The AI-driven recommendation engine can serve thousands of concurrent users without proportional increases in human advisory staff. The admin console’s training and model management capabilities enable continuous improvement of recommendation accuracy, potentially reducing policy lapse rates and improving customer lifetime value. The unmatched needs analytics feature provides data-driven insights for product development, enabling insurers to identify and address gaps in their product portfolios.</w:t>
+      </w:r>
+    </w:p>
+    <w:p>
+      <w:pPr>
+        <w:spacing w:line="360" w:lineRule="auto"/>
+        <w:jc w:val="both"/>
+      </w:pPr>
+      <w:r>
+        <w:rPr>
+          <w:rFonts w:ascii="Times New Roman" w:hAnsi="Times New Roman"/>
+          <w:b/>
+          <w:i w:val="0"/>
+          <w:sz w:val="24"/>
+        </w:rPr>
+        <w:t>Alignment with UN SDGs</w:t>
+      </w:r>
+    </w:p>
+    <w:p>
+      <w:pPr>
+        <w:pStyle w:val="ListBullet"/>
+        <w:spacing w:line="360" w:lineRule="auto"/>
+      </w:pPr>
+      <w:r>
+        <w:rPr>
+          <w:rFonts w:ascii="Times New Roman" w:hAnsi="Times New Roman"/>
+          <w:sz w:val="24"/>
+        </w:rPr>
+        <w:t>SDG 3 (Good Health and Well-being): By recommending appropriate medical and life insurance products, the platform supports access to health protection mechanisms.</w:t>
+      </w:r>
+    </w:p>
+    <w:p>
+      <w:pPr>
+        <w:pStyle w:val="ListBullet"/>
+        <w:spacing w:line="360" w:lineRule="auto"/>
+      </w:pPr>
+      <w:r>
+        <w:rPr>
+          <w:rFonts w:ascii="Times New Roman" w:hAnsi="Times New Roman"/>
+          <w:sz w:val="24"/>
+        </w:rPr>
+        <w:t>SDG 8 (Decent Work and Economic Growth): The platform contributes to financial inclusion and efficient insurance distribution, supporting economic resilience.</w:t>
+      </w:r>
+    </w:p>
+    <w:p>
+      <w:pPr>
+        <w:pStyle w:val="ListBullet"/>
+        <w:spacing w:line="360" w:lineRule="auto"/>
+      </w:pPr>
+      <w:r>
+        <w:rPr>
+          <w:rFonts w:ascii="Times New Roman" w:hAnsi="Times New Roman"/>
+          <w:sz w:val="24"/>
+        </w:rPr>
+        <w:t>SDG 9 (Industry, Innovation, and Infrastructure): The AI-powered recommendation engine represents innovation in the insurance technology (InsurTech) domain.</w:t>
+      </w:r>
+    </w:p>
+    <w:p>
+      <w:pPr>
+        <w:pStyle w:val="ListBullet"/>
+        <w:spacing w:line="360" w:lineRule="auto"/>
+      </w:pPr>
+      <w:r>
+        <w:rPr>
+          <w:rFonts w:ascii="Times New Roman" w:hAnsi="Times New Roman"/>
+          <w:sz w:val="24"/>
+        </w:rPr>
+        <w:t>SDG 12 (Responsible Consumption and Production): The paperless process reduces resource consumption in the insurance value chain.</w:t>
+      </w:r>
+    </w:p>
+    <w:p>
+      <w:pPr>
+        <w:pStyle w:val="Heading1"/>
+      </w:pPr>
+      <w:r>
+        <w:t>17  Conclusions and Open Issues</w:t>
+      </w:r>
+    </w:p>
+    <w:p>
+      <w:pPr>
+        <w:spacing w:line="360" w:lineRule="auto"/>
+        <w:jc w:val="both"/>
+      </w:pPr>
+      <w:r>
+        <w:rPr>
+          <w:rFonts w:ascii="Times New Roman" w:hAnsi="Times New Roman"/>
+          <w:b/>
+          <w:i w:val="0"/>
+          <w:sz w:val="24"/>
+        </w:rPr>
+        <w:t>Achievements</w:t>
+      </w:r>
+    </w:p>
+    <w:p>
+      <w:pPr>
+        <w:spacing w:line="360" w:lineRule="auto"/>
+        <w:jc w:val="both"/>
+      </w:pPr>
+      <w:r>
+        <w:rPr>
+          <w:rFonts w:ascii="Times New Roman" w:hAnsi="Times New Roman"/>
+          <w:b w:val="0"/>
+          <w:i w:val="0"/>
+          <w:sz w:val="24"/>
+        </w:rPr>
+        <w:t>Insurance University successfully delivers a functional, end-to-end AI-powered insurance recommendation platform that addresses the core problems identified in the Sri Lankan insurance advisory process. The key achievements of the project are:</w:t>
+      </w:r>
+    </w:p>
+    <w:p>
+      <w:pPr>
+        <w:pStyle w:val="ListNumber"/>
+        <w:spacing w:line="360" w:lineRule="auto"/>
+      </w:pPr>
+      <w:r>
+        <w:rPr>
+          <w:rFonts w:ascii="Times New Roman" w:hAnsi="Times New Roman"/>
+          <w:sz w:val="24"/>
+        </w:rPr>
+        <w:t>Four-Tier Microservices Architecture: A production-ready architecture comprising an Angular 21 SPA, Spring Boot 3.3.5 REST API, FastAPI AI engine with an agentic chat subsystem, and MySQL 8.4, orchestrated via Docker Compose. This architecture supports independent scaling and deployment of each tier.</w:t>
+      </w:r>
+    </w:p>
+    <w:p>
+      <w:pPr>
+        <w:pStyle w:val="ListNumber"/>
+        <w:spacing w:line="360" w:lineRule="auto"/>
+      </w:pPr>
+      <w:r>
+        <w:rPr>
+          <w:rFonts w:ascii="Times New Roman" w:hAnsi="Times New Roman"/>
+          <w:sz w:val="24"/>
+        </w:rPr>
+        <w:t>Multi-Stage AI Scoring Engine: A comprehensive scoring pipeline that combines CART-based underwriting rules with collaborative filtering heuristics, trainable feature weights, coverage prediction, premium estimation, affordability analysis, and lapse probability estimation. The engine produces explainable, transparent recommendations with human-readable reasons.</w:t>
+      </w:r>
+    </w:p>
+    <w:p>
+      <w:pPr>
+        <w:pStyle w:val="ListNumber"/>
+        <w:spacing w:line="360" w:lineRule="auto"/>
+      </w:pPr>
+      <w:r>
+        <w:rPr>
+          <w:rFonts w:ascii="Times New Roman" w:hAnsi="Times New Roman"/>
+          <w:sz w:val="24"/>
+        </w:rPr>
+        <w:t>Agentic AI Chat Subsystem: A ReAct-style conversational AI agent powered by Groq (LLaMA 4 Scout) with five specialised tools (insurance knowledge base, database query, web search, calculator, policy scoring), FAISS-based long-term vector memory using sentence-transformers, and real-time SSE streaming. This subsystem enables natural-language insurance advisory beyond the structured wizard.</w:t>
+      </w:r>
+    </w:p>
+    <w:p>
+      <w:pPr>
+        <w:pStyle w:val="ListNumber"/>
+        <w:spacing w:line="360" w:lineRule="auto"/>
+      </w:pPr>
+      <w:r>
+        <w:rPr>
+          <w:rFonts w:ascii="Times New Roman" w:hAnsi="Times New Roman"/>
+          <w:sz w:val="24"/>
+        </w:rPr>
+        <w:t>Trainable Model Architecture: An end-to-end model lifecycle management system that enables administrators to upload historical policy outcome data, train updated scoring weights, and promote models to production—all through the web-based admin console.</w:t>
+      </w:r>
+    </w:p>
+    <w:p>
+      <w:pPr>
+        <w:pStyle w:val="ListNumber"/>
+        <w:spacing w:line="360" w:lineRule="auto"/>
+      </w:pPr>
+      <w:r>
+        <w:rPr>
+          <w:rFonts w:ascii="Times New Roman" w:hAnsi="Times New Roman"/>
+          <w:sz w:val="24"/>
+        </w:rPr>
+        <w:t>Dual Chat Modes: The platform offers two conversational interfaces—a Wizard Chat with deterministic and LLM-based data extraction for structured answer capture, and an Open Chat with full agentic capabilities for free-form insurance advisory.</w:t>
+      </w:r>
+    </w:p>
+    <w:p>
+      <w:pPr>
+        <w:pStyle w:val="ListNumber"/>
+        <w:spacing w:line="360" w:lineRule="auto"/>
+      </w:pPr>
+      <w:r>
+        <w:rPr>
+          <w:rFonts w:ascii="Times New Roman" w:hAnsi="Times New Roman"/>
+          <w:sz w:val="24"/>
+        </w:rPr>
+        <w:t>Comprehensive Customer Journey: A structured wizard interface (3 steps) with progress guards, followed by ranked recommendations, side-by-side product comparison, premium simulation, KYC document upload with version management, and proposal summary—covering the complete insurance discovery-to-application flow.</w:t>
+      </w:r>
+    </w:p>
+    <w:p>
+      <w:pPr>
+        <w:pStyle w:val="ListNumber"/>
+        <w:spacing w:line="360" w:lineRule="auto"/>
+      </w:pPr>
+      <w:r>
+        <w:rPr>
+          <w:rFonts w:ascii="Times New Roman" w:hAnsi="Times New Roman"/>
+          <w:sz w:val="24"/>
+        </w:rPr>
+        <w:t>Robust Security Implementation: Stateless JWT authentication with RBAC (Customer/Admin roles), BCrypt password hashing, SHA-256 session log anonymisation, document access control, and sensitive field redaction in logs.</w:t>
+      </w:r>
+    </w:p>
+    <w:p>
+      <w:pPr>
+        <w:pStyle w:val="ListNumber"/>
+        <w:spacing w:line="360" w:lineRule="auto"/>
+      </w:pPr>
+      <w:r>
+        <w:rPr>
+          <w:rFonts w:ascii="Times New Roman" w:hAnsi="Times New Roman"/>
+          <w:sz w:val="24"/>
+        </w:rPr>
+        <w:t>Administrative Console: A feature-rich back-office interface for product catalogue management, eligibility rule configuration, training dataset and model management, searchable/exportable event logs, and unmatched customer needs tracking.</w:t>
+      </w:r>
+    </w:p>
+    <w:p>
+      <w:pPr>
+        <w:pStyle w:val="ListNumber"/>
+        <w:spacing w:line="360" w:lineRule="auto"/>
+      </w:pPr>
+      <w:r>
+        <w:rPr>
+          <w:rFonts w:ascii="Times New Roman" w:hAnsi="Times New Roman"/>
+          <w:sz w:val="24"/>
+        </w:rPr>
+        <w:t>Full Audit Trail: Every AI scoring call is persisted with complete request and response payloads, and all customer journey events are logged with anonymised identifiers, supporting regulatory compliance and post-hoc analysis.</w:t>
+      </w:r>
+    </w:p>
+    <w:p>
+      <w:pPr>
+        <w:spacing w:line="360" w:lineRule="auto"/>
+        <w:jc w:val="both"/>
+      </w:pPr>
+      <w:r>
+        <w:rPr>
+          <w:rFonts w:ascii="Times New Roman" w:hAnsi="Times New Roman"/>
+          <w:b/>
+          <w:i w:val="0"/>
+          <w:sz w:val="24"/>
+        </w:rPr>
+        <w:t>Open Issues and Future Work</w:t>
+      </w:r>
+    </w:p>
+    <w:p>
+      <w:pPr>
+        <w:spacing w:line="360" w:lineRule="auto"/>
+        <w:jc w:val="both"/>
+      </w:pPr>
+      <w:r>
+        <w:rPr>
+          <w:rFonts w:ascii="Times New Roman" w:hAnsi="Times New Roman"/>
+          <w:b w:val="0"/>
+          <w:i w:val="0"/>
+          <w:sz w:val="24"/>
+        </w:rPr>
+        <w:t>Despite the achievements outlined above, several issues remain open and represent opportunities for future enhancement:</w:t>
+      </w:r>
+    </w:p>
+    <w:p>
+      <w:pPr>
+        <w:pStyle w:val="ListNumber"/>
+        <w:spacing w:line="360" w:lineRule="auto"/>
+      </w:pPr>
+      <w:r>
+        <w:rPr>
+          <w:rFonts w:ascii="Times New Roman" w:hAnsi="Times New Roman"/>
+          <w:sz w:val="24"/>
+        </w:rPr>
+        <w:t>Advanced RAG Integration: While the current FAISS memory provides conversational continuity, a full Retrieval-Augmented Generation (RAG) pipeline with insurance policy document embeddings would enable the agentic chat to cite specific policy terms, conditions, and exclusion clauses directly from product documentation.</w:t>
+      </w:r>
+    </w:p>
+    <w:p>
+      <w:pPr>
+        <w:pStyle w:val="ListNumber"/>
+        <w:spacing w:line="360" w:lineRule="auto"/>
+      </w:pPr>
+      <w:r>
+        <w:rPr>
+          <w:rFonts w:ascii="Times New Roman" w:hAnsi="Times New Roman"/>
+          <w:sz w:val="24"/>
+        </w:rPr>
+        <w:t>Payment Gateway Integration: The current prototype does not include online premium payment capabilities. Integration with Sri Lankan payment gateways (PayHere, LankaPay) would complete the end-to-end purchase journey.</w:t>
+      </w:r>
+    </w:p>
+    <w:p>
+      <w:pPr>
+        <w:pStyle w:val="ListNumber"/>
+        <w:spacing w:line="360" w:lineRule="auto"/>
+      </w:pPr>
+      <w:r>
+        <w:rPr>
+          <w:rFonts w:ascii="Times New Roman" w:hAnsi="Times New Roman"/>
+          <w:sz w:val="24"/>
+        </w:rPr>
+        <w:t>IRCSL API Connectivity: The platform does not currently connect to IRCSL’s regulatory systems for product registration validation or compliance reporting. This integration would be essential for production deployment.</w:t>
+      </w:r>
+    </w:p>
+    <w:p>
+      <w:pPr>
+        <w:pStyle w:val="ListNumber"/>
+        <w:spacing w:line="360" w:lineRule="auto"/>
+      </w:pPr>
+      <w:r>
+        <w:rPr>
+          <w:rFonts w:ascii="Times New Roman" w:hAnsi="Times New Roman"/>
+          <w:sz w:val="24"/>
+        </w:rPr>
+        <w:t>Limited Test Coverage: The current prototype has minimal automated test coverage (both backend unit tests and frontend component tests). A comprehensive test suite should be developed before production deployment, including integration tests for the backend-AI engine communication.</w:t>
+      </w:r>
+    </w:p>
+    <w:p>
+      <w:pPr>
+        <w:pStyle w:val="ListNumber"/>
+        <w:spacing w:line="360" w:lineRule="auto"/>
+      </w:pPr>
+      <w:r>
+        <w:rPr>
+          <w:rFonts w:ascii="Times New Roman" w:hAnsi="Times New Roman"/>
+          <w:sz w:val="24"/>
+        </w:rPr>
+        <w:t>Model Persistence Across Restarts: The AI engine’s active model weights are held in memory and loaded from disk on startup. If the engine restarts without explicit model activation, it reverts to default weights. An auto-load mechanism for the last active model should be implemented.</w:t>
+      </w:r>
+    </w:p>
+    <w:p>
+      <w:pPr>
+        <w:pStyle w:val="ListNumber"/>
+        <w:spacing w:line="360" w:lineRule="auto"/>
+      </w:pPr>
+      <w:r>
+        <w:rPr>
+          <w:rFonts w:ascii="Times New Roman" w:hAnsi="Times New Roman"/>
+          <w:sz w:val="24"/>
+        </w:rPr>
+        <w:t>Multi-Tenant Support: The current system supports a single insurance company (single admin account). Multi-tenant architecture would enable multiple insurers to manage their own product catalogues and training data independently.</w:t>
+      </w:r>
+    </w:p>
+    <w:p>
+      <w:pPr>
+        <w:pStyle w:val="ListNumber"/>
+        <w:spacing w:line="360" w:lineRule="auto"/>
+      </w:pPr>
+      <w:r>
+        <w:rPr>
+          <w:rFonts w:ascii="Times New Roman" w:hAnsi="Times New Roman"/>
+          <w:sz w:val="24"/>
+        </w:rPr>
+        <w:t>Advanced Analytics Dashboard: The admin dashboard currently provides basic KPIs. Future versions should include conversion funnel analysis, recommendation acceptance rates, product popularity trends, and customer demographic insights.</w:t>
+      </w:r>
+    </w:p>
+    <w:p>
+      <w:pPr>
+        <w:pStyle w:val="ListNumber"/>
+        <w:spacing w:line="360" w:lineRule="auto"/>
+      </w:pPr>
+      <w:r>
+        <w:rPr>
+          <w:rFonts w:ascii="Times New Roman" w:hAnsi="Times New Roman"/>
+          <w:sz w:val="24"/>
+        </w:rPr>
+        <w:t>Production Deployment Hardening: The current configuration uses development defaults (plaintext JWT secrets, in-memory uploads, localhost CORS origins). Production deployment requires HTTPS enforcement, secret management (e.g., HashiCorp Vault), cloud storage for documents (e.g., AWS S3), and robust error monitoring (e.g., Sentry).</w:t>
+      </w:r>
+    </w:p>
+    <w:p>
+      <w:r>
+        <w:br w:type="page"/>
+      </w:r>
+    </w:p>
+    <w:p>
+      <w:pPr>
+        <w:pStyle w:val="Heading1"/>
+      </w:pPr>
+      <w:r>
+        <w:t>VI  Glossary</w:t>
+      </w:r>
+    </w:p>
+    <w:p>
+      <w:pPr>
+        <w:spacing w:line="360" w:lineRule="auto"/>
+        <w:jc w:val="both"/>
+      </w:pPr>
+      <w:r>
+        <w:rPr>
+          <w:rFonts w:ascii="Times New Roman" w:hAnsi="Times New Roman"/>
+          <w:b/>
+          <w:i/>
+          <w:sz w:val="24"/>
+        </w:rPr>
+        <w:t>Table 9: Glossary of Terms</w:t>
+      </w:r>
+    </w:p>
+    <w:tbl>
+      <w:tblPr>
+        <w:tblStyle w:val="LightGrid-Accent1"/>
+        <w:tblW w:type="auto" w:w="0"/>
+        <w:jc w:val="center"/>
+        <w:tblLook w:firstColumn="1" w:firstRow="1" w:lastColumn="0" w:lastRow="0" w:noHBand="0" w:noVBand="1" w:val="04A0"/>
+      </w:tblPr>
+      <w:tblGrid>
+        <w:gridCol w:w="4680"/>
+        <w:gridCol w:w="4680"/>
+      </w:tblGrid>
+      <w:tr>
+        <w:tc>
+          <w:tcPr>
+            <w:tcW w:type="dxa" w:w="4680"/>
+          </w:tcPr>
+          <w:p>
+            <w:pPr>
+              <w:jc w:val="center"/>
+            </w:pPr>
+            <w:r>
+              <w:rPr>
+                <w:rFonts w:ascii="Times New Roman" w:hAnsi="Times New Roman"/>
+                <w:b/>
+                <w:sz w:val="22"/>
+              </w:rPr>
+              <w:t>Term</w:t>
+            </w:r>
+          </w:p>
+        </w:tc>
+        <w:tc>
+          <w:tcPr>
+            <w:tcW w:type="dxa" w:w="4680"/>
+          </w:tcPr>
+          <w:p>
+            <w:pPr>
+              <w:jc w:val="center"/>
+            </w:pPr>
+            <w:r>
+              <w:rPr>
+                <w:rFonts w:ascii="Times New Roman" w:hAnsi="Times New Roman"/>
+                <w:b/>
+                <w:sz w:val="22"/>
+              </w:rPr>
+              <w:t>Definition</w:t>
             </w:r>
           </w:p>
         </w:tc>
@@ -17727,6 +19340,756 @@
                 <w:rFonts w:ascii="Times New Roman" w:hAnsi="Times New Roman"/>
                 <w:sz w:val="22"/>
               </w:rPr>
+              <w:t>Agentic AI</w:t>
+            </w:r>
+          </w:p>
+        </w:tc>
+        <w:tc>
+          <w:tcPr>
+            <w:tcW w:type="dxa" w:w="4680"/>
+          </w:tcPr>
+          <w:p>
+            <w:r>
+              <w:rPr>
+                <w:rFonts w:ascii="Times New Roman" w:hAnsi="Times New Roman"/>
+                <w:sz w:val="22"/>
+              </w:rPr>
+              <w:t>An AI system that autonomously selects and executes tools to fulfil user requests, using iterative reasoning loops.</w:t>
+            </w:r>
+          </w:p>
+        </w:tc>
+      </w:tr>
+      <w:tr>
+        <w:tc>
+          <w:tcPr>
+            <w:tcW w:type="dxa" w:w="4680"/>
+          </w:tcPr>
+          <w:p>
+            <w:r>
+              <w:rPr>
+                <w:rFonts w:ascii="Times New Roman" w:hAnsi="Times New Roman"/>
+                <w:sz w:val="22"/>
+              </w:rPr>
+              <w:t>API</w:t>
+            </w:r>
+          </w:p>
+        </w:tc>
+        <w:tc>
+          <w:tcPr>
+            <w:tcW w:type="dxa" w:w="4680"/>
+          </w:tcPr>
+          <w:p>
+            <w:r>
+              <w:rPr>
+                <w:rFonts w:ascii="Times New Roman" w:hAnsi="Times New Roman"/>
+                <w:sz w:val="22"/>
+              </w:rPr>
+              <w:t>Application Programming Interface – a set of rules that allows software components to communicate.</w:t>
+            </w:r>
+          </w:p>
+        </w:tc>
+      </w:tr>
+      <w:tr>
+        <w:tc>
+          <w:tcPr>
+            <w:tcW w:type="dxa" w:w="4680"/>
+          </w:tcPr>
+          <w:p>
+            <w:r>
+              <w:rPr>
+                <w:rFonts w:ascii="Times New Roman" w:hAnsi="Times New Roman"/>
+                <w:sz w:val="22"/>
+              </w:rPr>
+              <w:t>CART</w:t>
+            </w:r>
+          </w:p>
+        </w:tc>
+        <w:tc>
+          <w:tcPr>
+            <w:tcW w:type="dxa" w:w="4680"/>
+          </w:tcPr>
+          <w:p>
+            <w:r>
+              <w:rPr>
+                <w:rFonts w:ascii="Times New Roman" w:hAnsi="Times New Roman"/>
+                <w:sz w:val="22"/>
+              </w:rPr>
+              <w:t>Classification and Regression Tree – a decision tree algorithm used for classification and prediction.</w:t>
+            </w:r>
+          </w:p>
+        </w:tc>
+      </w:tr>
+      <w:tr>
+        <w:tc>
+          <w:tcPr>
+            <w:tcW w:type="dxa" w:w="4680"/>
+          </w:tcPr>
+          <w:p>
+            <w:r>
+              <w:rPr>
+                <w:rFonts w:ascii="Times New Roman" w:hAnsi="Times New Roman"/>
+                <w:sz w:val="22"/>
+              </w:rPr>
+              <w:t>CORS</w:t>
+            </w:r>
+          </w:p>
+        </w:tc>
+        <w:tc>
+          <w:tcPr>
+            <w:tcW w:type="dxa" w:w="4680"/>
+          </w:tcPr>
+          <w:p>
+            <w:r>
+              <w:rPr>
+                <w:rFonts w:ascii="Times New Roman" w:hAnsi="Times New Roman"/>
+                <w:sz w:val="22"/>
+              </w:rPr>
+              <w:t>Cross-Origin Resource Sharing – a security mechanism that controls which origins can access a web API.</w:t>
+            </w:r>
+          </w:p>
+        </w:tc>
+      </w:tr>
+      <w:tr>
+        <w:tc>
+          <w:tcPr>
+            <w:tcW w:type="dxa" w:w="4680"/>
+          </w:tcPr>
+          <w:p>
+            <w:r>
+              <w:rPr>
+                <w:rFonts w:ascii="Times New Roman" w:hAnsi="Times New Roman"/>
+                <w:sz w:val="22"/>
+              </w:rPr>
+              <w:t>CRUD</w:t>
+            </w:r>
+          </w:p>
+        </w:tc>
+        <w:tc>
+          <w:tcPr>
+            <w:tcW w:type="dxa" w:w="4680"/>
+          </w:tcPr>
+          <w:p>
+            <w:r>
+              <w:rPr>
+                <w:rFonts w:ascii="Times New Roman" w:hAnsi="Times New Roman"/>
+                <w:sz w:val="22"/>
+              </w:rPr>
+              <w:t>Create, Read, Update, Delete – the four basic operations on persistent data.</w:t>
+            </w:r>
+          </w:p>
+        </w:tc>
+      </w:tr>
+      <w:tr>
+        <w:tc>
+          <w:tcPr>
+            <w:tcW w:type="dxa" w:w="4680"/>
+          </w:tcPr>
+          <w:p>
+            <w:r>
+              <w:rPr>
+                <w:rFonts w:ascii="Times New Roman" w:hAnsi="Times New Roman"/>
+                <w:sz w:val="22"/>
+              </w:rPr>
+              <w:t>CSRF</w:t>
+            </w:r>
+          </w:p>
+        </w:tc>
+        <w:tc>
+          <w:tcPr>
+            <w:tcW w:type="dxa" w:w="4680"/>
+          </w:tcPr>
+          <w:p>
+            <w:r>
+              <w:rPr>
+                <w:rFonts w:ascii="Times New Roman" w:hAnsi="Times New Roman"/>
+                <w:sz w:val="22"/>
+              </w:rPr>
+              <w:t>Cross-Site Request Forgery – an attack that tricks a user into submitting unintended requests.</w:t>
+            </w:r>
+          </w:p>
+        </w:tc>
+      </w:tr>
+      <w:tr>
+        <w:tc>
+          <w:tcPr>
+            <w:tcW w:type="dxa" w:w="4680"/>
+          </w:tcPr>
+          <w:p>
+            <w:r>
+              <w:rPr>
+                <w:rFonts w:ascii="Times New Roman" w:hAnsi="Times New Roman"/>
+                <w:sz w:val="22"/>
+              </w:rPr>
+              <w:t>Docker</w:t>
+            </w:r>
+          </w:p>
+        </w:tc>
+        <w:tc>
+          <w:tcPr>
+            <w:tcW w:type="dxa" w:w="4680"/>
+          </w:tcPr>
+          <w:p>
+            <w:r>
+              <w:rPr>
+                <w:rFonts w:ascii="Times New Roman" w:hAnsi="Times New Roman"/>
+                <w:sz w:val="22"/>
+              </w:rPr>
+              <w:t>A platform for building, running, and managing containerised applications.</w:t>
+            </w:r>
+          </w:p>
+        </w:tc>
+      </w:tr>
+      <w:tr>
+        <w:tc>
+          <w:tcPr>
+            <w:tcW w:type="dxa" w:w="4680"/>
+          </w:tcPr>
+          <w:p>
+            <w:r>
+              <w:rPr>
+                <w:rFonts w:ascii="Times New Roman" w:hAnsi="Times New Roman"/>
+                <w:sz w:val="22"/>
+              </w:rPr>
+              <w:t>Docker Compose</w:t>
+            </w:r>
+          </w:p>
+        </w:tc>
+        <w:tc>
+          <w:tcPr>
+            <w:tcW w:type="dxa" w:w="4680"/>
+          </w:tcPr>
+          <w:p>
+            <w:r>
+              <w:rPr>
+                <w:rFonts w:ascii="Times New Roman" w:hAnsi="Times New Roman"/>
+                <w:sz w:val="22"/>
+              </w:rPr>
+              <w:t>A tool for defining and running multi-container Docker applications using a YAML configuration file.</w:t>
+            </w:r>
+          </w:p>
+        </w:tc>
+      </w:tr>
+      <w:tr>
+        <w:tc>
+          <w:tcPr>
+            <w:tcW w:type="dxa" w:w="4680"/>
+          </w:tcPr>
+          <w:p>
+            <w:r>
+              <w:rPr>
+                <w:rFonts w:ascii="Times New Roman" w:hAnsi="Times New Roman"/>
+                <w:sz w:val="22"/>
+              </w:rPr>
+              <w:t>FAISS</w:t>
+            </w:r>
+          </w:p>
+        </w:tc>
+        <w:tc>
+          <w:tcPr>
+            <w:tcW w:type="dxa" w:w="4680"/>
+          </w:tcPr>
+          <w:p>
+            <w:r>
+              <w:rPr>
+                <w:rFonts w:ascii="Times New Roman" w:hAnsi="Times New Roman"/>
+                <w:sz w:val="22"/>
+              </w:rPr>
+              <w:t>Facebook AI Similarity Search – a library for efficient similarity search and clustering of dense vectors.</w:t>
+            </w:r>
+          </w:p>
+        </w:tc>
+      </w:tr>
+      <w:tr>
+        <w:tc>
+          <w:tcPr>
+            <w:tcW w:type="dxa" w:w="4680"/>
+          </w:tcPr>
+          <w:p>
+            <w:r>
+              <w:rPr>
+                <w:rFonts w:ascii="Times New Roman" w:hAnsi="Times New Roman"/>
+                <w:sz w:val="22"/>
+              </w:rPr>
+              <w:t>FastAPI</w:t>
+            </w:r>
+          </w:p>
+        </w:tc>
+        <w:tc>
+          <w:tcPr>
+            <w:tcW w:type="dxa" w:w="4680"/>
+          </w:tcPr>
+          <w:p>
+            <w:r>
+              <w:rPr>
+                <w:rFonts w:ascii="Times New Roman" w:hAnsi="Times New Roman"/>
+                <w:sz w:val="22"/>
+              </w:rPr>
+              <w:t>A modern Python web framework for building APIs with automatic validation and documentation.</w:t>
+            </w:r>
+          </w:p>
+        </w:tc>
+      </w:tr>
+      <w:tr>
+        <w:tc>
+          <w:tcPr>
+            <w:tcW w:type="dxa" w:w="4680"/>
+          </w:tcPr>
+          <w:p>
+            <w:r>
+              <w:rPr>
+                <w:rFonts w:ascii="Times New Roman" w:hAnsi="Times New Roman"/>
+                <w:sz w:val="22"/>
+              </w:rPr>
+              <w:t>Groq</w:t>
+            </w:r>
+          </w:p>
+        </w:tc>
+        <w:tc>
+          <w:tcPr>
+            <w:tcW w:type="dxa" w:w="4680"/>
+          </w:tcPr>
+          <w:p>
+            <w:r>
+              <w:rPr>
+                <w:rFonts w:ascii="Times New Roman" w:hAnsi="Times New Roman"/>
+                <w:sz w:val="22"/>
+              </w:rPr>
+              <w:t>A cloud inference platform providing high-speed access to large language models via an OpenAI-compatible API.</w:t>
+            </w:r>
+          </w:p>
+        </w:tc>
+      </w:tr>
+      <w:tr>
+        <w:tc>
+          <w:tcPr>
+            <w:tcW w:type="dxa" w:w="4680"/>
+          </w:tcPr>
+          <w:p>
+            <w:r>
+              <w:rPr>
+                <w:rFonts w:ascii="Times New Roman" w:hAnsi="Times New Roman"/>
+                <w:sz w:val="22"/>
+              </w:rPr>
+              <w:t>HMAC-SHA256</w:t>
+            </w:r>
+          </w:p>
+        </w:tc>
+        <w:tc>
+          <w:tcPr>
+            <w:tcW w:type="dxa" w:w="4680"/>
+          </w:tcPr>
+          <w:p>
+            <w:r>
+              <w:rPr>
+                <w:rFonts w:ascii="Times New Roman" w:hAnsi="Times New Roman"/>
+                <w:sz w:val="22"/>
+              </w:rPr>
+              <w:t>Hash-based Message Authentication Code using SHA-256 – a cryptographic algorithm for signing JWTs.</w:t>
+            </w:r>
+          </w:p>
+        </w:tc>
+      </w:tr>
+      <w:tr>
+        <w:tc>
+          <w:tcPr>
+            <w:tcW w:type="dxa" w:w="4680"/>
+          </w:tcPr>
+          <w:p>
+            <w:r>
+              <w:rPr>
+                <w:rFonts w:ascii="Times New Roman" w:hAnsi="Times New Roman"/>
+                <w:sz w:val="22"/>
+              </w:rPr>
+              <w:t>IRCSL</w:t>
+            </w:r>
+          </w:p>
+        </w:tc>
+        <w:tc>
+          <w:tcPr>
+            <w:tcW w:type="dxa" w:w="4680"/>
+          </w:tcPr>
+          <w:p>
+            <w:r>
+              <w:rPr>
+                <w:rFonts w:ascii="Times New Roman" w:hAnsi="Times New Roman"/>
+                <w:sz w:val="22"/>
+              </w:rPr>
+              <w:t>Insurance Regulatory Commission of Sri Lanka – the statutory body regulating insurance in Sri Lanka.</w:t>
+            </w:r>
+          </w:p>
+        </w:tc>
+      </w:tr>
+      <w:tr>
+        <w:tc>
+          <w:tcPr>
+            <w:tcW w:type="dxa" w:w="4680"/>
+          </w:tcPr>
+          <w:p>
+            <w:r>
+              <w:rPr>
+                <w:rFonts w:ascii="Times New Roman" w:hAnsi="Times New Roman"/>
+                <w:sz w:val="22"/>
+              </w:rPr>
+              <w:t>JPA</w:t>
+            </w:r>
+          </w:p>
+        </w:tc>
+        <w:tc>
+          <w:tcPr>
+            <w:tcW w:type="dxa" w:w="4680"/>
+          </w:tcPr>
+          <w:p>
+            <w:r>
+              <w:rPr>
+                <w:rFonts w:ascii="Times New Roman" w:hAnsi="Times New Roman"/>
+                <w:sz w:val="22"/>
+              </w:rPr>
+              <w:t>Java Persistence API – a specification for object-relational mapping in Java applications.</w:t>
+            </w:r>
+          </w:p>
+        </w:tc>
+      </w:tr>
+      <w:tr>
+        <w:tc>
+          <w:tcPr>
+            <w:tcW w:type="dxa" w:w="4680"/>
+          </w:tcPr>
+          <w:p>
+            <w:r>
+              <w:rPr>
+                <w:rFonts w:ascii="Times New Roman" w:hAnsi="Times New Roman"/>
+                <w:sz w:val="22"/>
+              </w:rPr>
+              <w:t>JWT</w:t>
+            </w:r>
+          </w:p>
+        </w:tc>
+        <w:tc>
+          <w:tcPr>
+            <w:tcW w:type="dxa" w:w="4680"/>
+          </w:tcPr>
+          <w:p>
+            <w:r>
+              <w:rPr>
+                <w:rFonts w:ascii="Times New Roman" w:hAnsi="Times New Roman"/>
+                <w:sz w:val="22"/>
+              </w:rPr>
+              <w:t>JSON Web Token – a compact, URL-safe token for securely transmitting claims between parties.</w:t>
+            </w:r>
+          </w:p>
+        </w:tc>
+      </w:tr>
+      <w:tr>
+        <w:tc>
+          <w:tcPr>
+            <w:tcW w:type="dxa" w:w="4680"/>
+          </w:tcPr>
+          <w:p>
+            <w:r>
+              <w:rPr>
+                <w:rFonts w:ascii="Times New Roman" w:hAnsi="Times New Roman"/>
+                <w:sz w:val="22"/>
+              </w:rPr>
+              <w:t>KYC</w:t>
+            </w:r>
+          </w:p>
+        </w:tc>
+        <w:tc>
+          <w:tcPr>
+            <w:tcW w:type="dxa" w:w="4680"/>
+          </w:tcPr>
+          <w:p>
+            <w:r>
+              <w:rPr>
+                <w:rFonts w:ascii="Times New Roman" w:hAnsi="Times New Roman"/>
+                <w:sz w:val="22"/>
+              </w:rPr>
+              <w:t>Know Your Customer – the process of verifying customer identity and assessing risk.</w:t>
+            </w:r>
+          </w:p>
+        </w:tc>
+      </w:tr>
+      <w:tr>
+        <w:tc>
+          <w:tcPr>
+            <w:tcW w:type="dxa" w:w="4680"/>
+          </w:tcPr>
+          <w:p>
+            <w:r>
+              <w:rPr>
+                <w:rFonts w:ascii="Times New Roman" w:hAnsi="Times New Roman"/>
+                <w:sz w:val="22"/>
+              </w:rPr>
+              <w:t>LKR</w:t>
+            </w:r>
+          </w:p>
+        </w:tc>
+        <w:tc>
+          <w:tcPr>
+            <w:tcW w:type="dxa" w:w="4680"/>
+          </w:tcPr>
+          <w:p>
+            <w:r>
+              <w:rPr>
+                <w:rFonts w:ascii="Times New Roman" w:hAnsi="Times New Roman"/>
+                <w:sz w:val="22"/>
+              </w:rPr>
+              <w:t>Sri Lankan Rupee – the official currency of Sri Lanka.</w:t>
+            </w:r>
+          </w:p>
+        </w:tc>
+      </w:tr>
+      <w:tr>
+        <w:tc>
+          <w:tcPr>
+            <w:tcW w:type="dxa" w:w="4680"/>
+          </w:tcPr>
+          <w:p>
+            <w:r>
+              <w:rPr>
+                <w:rFonts w:ascii="Times New Roman" w:hAnsi="Times New Roman"/>
+                <w:sz w:val="22"/>
+              </w:rPr>
+              <w:t>PDPA</w:t>
+            </w:r>
+          </w:p>
+        </w:tc>
+        <w:tc>
+          <w:tcPr>
+            <w:tcW w:type="dxa" w:w="4680"/>
+          </w:tcPr>
+          <w:p>
+            <w:r>
+              <w:rPr>
+                <w:rFonts w:ascii="Times New Roman" w:hAnsi="Times New Roman"/>
+                <w:sz w:val="22"/>
+              </w:rPr>
+              <w:t>Personal Data Protection Act – Sri Lanka’s data protection legislation.</w:t>
+            </w:r>
+          </w:p>
+        </w:tc>
+      </w:tr>
+      <w:tr>
+        <w:tc>
+          <w:tcPr>
+            <w:tcW w:type="dxa" w:w="4680"/>
+          </w:tcPr>
+          <w:p>
+            <w:r>
+              <w:rPr>
+                <w:rFonts w:ascii="Times New Roman" w:hAnsi="Times New Roman"/>
+                <w:sz w:val="22"/>
+              </w:rPr>
+              <w:t>PEP</w:t>
+            </w:r>
+          </w:p>
+        </w:tc>
+        <w:tc>
+          <w:tcPr>
+            <w:tcW w:type="dxa" w:w="4680"/>
+          </w:tcPr>
+          <w:p>
+            <w:r>
+              <w:rPr>
+                <w:rFonts w:ascii="Times New Roman" w:hAnsi="Times New Roman"/>
+                <w:sz w:val="22"/>
+              </w:rPr>
+              <w:t>Politically Exposed Person – an individual in a prominent public role, subject to enhanced due diligence.</w:t>
+            </w:r>
+          </w:p>
+        </w:tc>
+      </w:tr>
+      <w:tr>
+        <w:tc>
+          <w:tcPr>
+            <w:tcW w:type="dxa" w:w="4680"/>
+          </w:tcPr>
+          <w:p>
+            <w:r>
+              <w:rPr>
+                <w:rFonts w:ascii="Times New Roman" w:hAnsi="Times New Roman"/>
+                <w:sz w:val="22"/>
+              </w:rPr>
+              <w:t>RBAC</w:t>
+            </w:r>
+          </w:p>
+        </w:tc>
+        <w:tc>
+          <w:tcPr>
+            <w:tcW w:type="dxa" w:w="4680"/>
+          </w:tcPr>
+          <w:p>
+            <w:r>
+              <w:rPr>
+                <w:rFonts w:ascii="Times New Roman" w:hAnsi="Times New Roman"/>
+                <w:sz w:val="22"/>
+              </w:rPr>
+              <w:t>Role-Based Access Control – a method of restricting system access based on user roles.</w:t>
+            </w:r>
+          </w:p>
+        </w:tc>
+      </w:tr>
+      <w:tr>
+        <w:tc>
+          <w:tcPr>
+            <w:tcW w:type="dxa" w:w="4680"/>
+          </w:tcPr>
+          <w:p>
+            <w:r>
+              <w:rPr>
+                <w:rFonts w:ascii="Times New Roman" w:hAnsi="Times New Roman"/>
+                <w:sz w:val="22"/>
+              </w:rPr>
+              <w:t>ReAct</w:t>
+            </w:r>
+          </w:p>
+        </w:tc>
+        <w:tc>
+          <w:tcPr>
+            <w:tcW w:type="dxa" w:w="4680"/>
+          </w:tcPr>
+          <w:p>
+            <w:r>
+              <w:rPr>
+                <w:rFonts w:ascii="Times New Roman" w:hAnsi="Times New Roman"/>
+                <w:sz w:val="22"/>
+              </w:rPr>
+              <w:t>Reasoning and Action – a prompting paradigm where an LLM alternates between reasoning steps and tool actions.</w:t>
+            </w:r>
+          </w:p>
+        </w:tc>
+      </w:tr>
+      <w:tr>
+        <w:tc>
+          <w:tcPr>
+            <w:tcW w:type="dxa" w:w="4680"/>
+          </w:tcPr>
+          <w:p>
+            <w:r>
+              <w:rPr>
+                <w:rFonts w:ascii="Times New Roman" w:hAnsi="Times New Roman"/>
+                <w:sz w:val="22"/>
+              </w:rPr>
+              <w:t>REST</w:t>
+            </w:r>
+          </w:p>
+        </w:tc>
+        <w:tc>
+          <w:tcPr>
+            <w:tcW w:type="dxa" w:w="4680"/>
+          </w:tcPr>
+          <w:p>
+            <w:r>
+              <w:rPr>
+                <w:rFonts w:ascii="Times New Roman" w:hAnsi="Times New Roman"/>
+                <w:sz w:val="22"/>
+              </w:rPr>
+              <w:t>Representational State Transfer – an architectural style for designing networked applications.</w:t>
+            </w:r>
+          </w:p>
+        </w:tc>
+      </w:tr>
+      <w:tr>
+        <w:tc>
+          <w:tcPr>
+            <w:tcW w:type="dxa" w:w="4680"/>
+          </w:tcPr>
+          <w:p>
+            <w:r>
+              <w:rPr>
+                <w:rFonts w:ascii="Times New Roman" w:hAnsi="Times New Roman"/>
+                <w:sz w:val="22"/>
+              </w:rPr>
+              <w:t>SPA</w:t>
+            </w:r>
+          </w:p>
+        </w:tc>
+        <w:tc>
+          <w:tcPr>
+            <w:tcW w:type="dxa" w:w="4680"/>
+          </w:tcPr>
+          <w:p>
+            <w:r>
+              <w:rPr>
+                <w:rFonts w:ascii="Times New Roman" w:hAnsi="Times New Roman"/>
+                <w:sz w:val="22"/>
+              </w:rPr>
+              <w:t>Single Page Application – a web application that loads a single HTML page and dynamically updates content.</w:t>
+            </w:r>
+          </w:p>
+        </w:tc>
+      </w:tr>
+      <w:tr>
+        <w:tc>
+          <w:tcPr>
+            <w:tcW w:type="dxa" w:w="4680"/>
+          </w:tcPr>
+          <w:p>
+            <w:r>
+              <w:rPr>
+                <w:rFonts w:ascii="Times New Roman" w:hAnsi="Times New Roman"/>
+                <w:sz w:val="22"/>
+              </w:rPr>
+              <w:t>Spring Boot</w:t>
+            </w:r>
+          </w:p>
+        </w:tc>
+        <w:tc>
+          <w:tcPr>
+            <w:tcW w:type="dxa" w:w="4680"/>
+          </w:tcPr>
+          <w:p>
+            <w:r>
+              <w:rPr>
+                <w:rFonts w:ascii="Times New Roman" w:hAnsi="Times New Roman"/>
+                <w:sz w:val="22"/>
+              </w:rPr>
+              <w:t>A Java framework that simplifies the development of production-ready Spring-based applications.</w:t>
+            </w:r>
+          </w:p>
+        </w:tc>
+      </w:tr>
+      <w:tr>
+        <w:tc>
+          <w:tcPr>
+            <w:tcW w:type="dxa" w:w="4680"/>
+          </w:tcPr>
+          <w:p>
+            <w:r>
+              <w:rPr>
+                <w:rFonts w:ascii="Times New Roman" w:hAnsi="Times New Roman"/>
+                <w:sz w:val="22"/>
+              </w:rPr>
+              <w:t>SSE</w:t>
+            </w:r>
+          </w:p>
+        </w:tc>
+        <w:tc>
+          <w:tcPr>
+            <w:tcW w:type="dxa" w:w="4680"/>
+          </w:tcPr>
+          <w:p>
+            <w:r>
+              <w:rPr>
+                <w:rFonts w:ascii="Times New Roman" w:hAnsi="Times New Roman"/>
+                <w:sz w:val="22"/>
+              </w:rPr>
+              <w:t>Server-Sent Events – a standard for pushing real-time updates from server to client over HTTP.</w:t>
+            </w:r>
+          </w:p>
+        </w:tc>
+      </w:tr>
+      <w:tr>
+        <w:tc>
+          <w:tcPr>
+            <w:tcW w:type="dxa" w:w="4680"/>
+          </w:tcPr>
+          <w:p>
+            <w:r>
+              <w:rPr>
+                <w:rFonts w:ascii="Times New Roman" w:hAnsi="Times New Roman"/>
+                <w:sz w:val="22"/>
+              </w:rPr>
               <w:t>UUID</w:t>
             </w:r>
           </w:p>
@@ -17742,6 +20105,36 @@
                 <w:sz w:val="22"/>
               </w:rPr>
               <w:t>Universally Unique Identifier – a 128-bit label used for unique identification.</w:t>
+            </w:r>
+          </w:p>
+        </w:tc>
+      </w:tr>
+      <w:tr>
+        <w:tc>
+          <w:tcPr>
+            <w:tcW w:type="dxa" w:w="4680"/>
+          </w:tcPr>
+          <w:p>
+            <w:r>
+              <w:rPr>
+                <w:rFonts w:ascii="Times New Roman" w:hAnsi="Times New Roman"/>
+                <w:sz w:val="22"/>
+              </w:rPr>
+              <w:t>Vector Embedding</w:t>
+            </w:r>
+          </w:p>
+        </w:tc>
+        <w:tc>
+          <w:tcPr>
+            <w:tcW w:type="dxa" w:w="4680"/>
+          </w:tcPr>
+          <w:p>
+            <w:r>
+              <w:rPr>
+                <w:rFonts w:ascii="Times New Roman" w:hAnsi="Times New Roman"/>
+                <w:sz w:val="22"/>
+              </w:rPr>
+              <w:t>A dense numerical representation of text that captures semantic meaning for similarity search.</w:t>
             </w:r>
           </w:p>
         </w:tc>
@@ -17838,7 +20231,7 @@
         </w:rPr>
         <w:t>[3]</w:t>
         <w:tab/>
-        <w:t>Basel Committee on Banking Supervision (2017) 'Customer Due Diligence for Banks', Bank for International Settlements.</w:t>
+        <w:t>Basel Committee on Banking Supervision (2017) 'Customer DueLigence for Banks', Bank for International Settlements.</w:t>
       </w:r>
     </w:p>
     <w:p>
@@ -17923,7 +20316,7 @@
         </w:rPr>
         <w:t>[8]</w:t>
         <w:tab/>
-        <w:t>Jones, C. and Sheridan, M. (2015) 'Insurance Underwriting Decision Models: A Survey', Journal of Risk and Insurance, 82(3), pp. 621–645.</w:t>
+        <w:t>Johnson, J., Douze, M. and Jégou, H. (2021) 'Billion-Scale Similarity Search with GPUs', IEEE Transactions on Big Data, 7(3), pp. 535–547.</w:t>
       </w:r>
     </w:p>
     <w:p>
@@ -17940,7 +20333,7 @@
         </w:rPr>
         <w:t>[9]</w:t>
         <w:tab/>
-        <w:t>OWASP Foundation (2021) OWASP Top Ten. Available at: https://owasp.org/www-project-top-ten/ (Accessed: 10 April 2026).</w:t>
+        <w:t>Jones, C. and Sheridan, M. (2015) 'Insurance Underwriting Decision Models: A Survey', Journal of Risk and Insurance, 82(3), pp. 621–645.</w:t>
       </w:r>
     </w:p>
     <w:p>
@@ -17957,7 +20350,7 @@
         </w:rPr>
         <w:t>[10]</w:t>
         <w:tab/>
-        <w:t>Ramakrishnan, R. and Gehrke, J. (2003) Database Management Systems. 3rd edn. New York: McGraw-Hill.</w:t>
+        <w:t>OWASP Foundation (2021) OWASP Top Ten. Available at: https://owasp.org/www-project-top-ten/ (Accessed: 10 April 2026).</w:t>
       </w:r>
     </w:p>
     <w:p>
@@ -17974,7 +20367,7 @@
         </w:rPr>
         <w:t>[11]</w:t>
         <w:tab/>
-        <w:t>Richardson, C. (2018) Microservices Patterns. Shelter Island: Manning Publications.</w:t>
+        <w:t>Ramakrishnan, R. and Gehrke, J. (2003) Database Management Systems. 3rd edn. New York: McGraw-Hill.</w:t>
       </w:r>
     </w:p>
     <w:p>
@@ -17991,7 +20384,7 @@
         </w:rPr>
         <w:t>[12]</w:t>
         <w:tab/>
-        <w:t>Robertson, S. and Robertson, J. (2012) Mastering the Requirements Process. 3rd edn. Upper Saddle River: Addison-Wesley.</w:t>
+        <w:t>Richardson, C. (2018) Microservices Patterns. Shelter Island: Manning Publications.</w:t>
       </w:r>
     </w:p>
     <w:p>
@@ -18008,7 +20401,7 @@
         </w:rPr>
         <w:t>[13]</w:t>
         <w:tab/>
-        <w:t>Sommerville, I. (2016) Software Engineering. 10th edn. Harlow: Pearson Education.</w:t>
+        <w:t>Robertson, S. and Robertson, J. (2012) Mastering the Requirements Process. 3rd edn. Upper Saddle River: Addison-Wesley.</w:t>
       </w:r>
     </w:p>
     <w:p>
@@ -18025,7 +20418,7 @@
         </w:rPr>
         <w:t>[14]</w:t>
         <w:tab/>
-        <w:t>Spring Team (2024) Spring Boot Reference Documentation. Available at: https://docs.spring.io/spring-boot/docs/current/reference/html/ (Accessed: 12 April 2026).</w:t>
+        <w:t>Sommerville, I. (2016) Software Engineering. 10th edn. Harlow: Pearson Education.</w:t>
       </w:r>
     </w:p>
     <w:p>
@@ -18042,7 +20435,7 @@
         </w:rPr>
         <w:t>[15]</w:t>
         <w:tab/>
-        <w:t>Swiss Re Institute (2023) 'World Insurance: The Recovery Gains Pace', Sigma No. 3/2023.</w:t>
+        <w:t>Spring Team (2024) Spring Boot Reference Documentation. Available at: https://docs.spring.io/spring-boot/docs/current/reference/html/ (Accessed: 12 April 2026).</w:t>
       </w:r>
     </w:p>
     <w:p>
@@ -18059,7 +20452,7 @@
         </w:rPr>
         <w:t>[16]</w:t>
         <w:tab/>
-        <w:t>Tiramísou Sebastien (2023) FastAPI Documentation. Available at: https://fastapi.tiangolo.com (Accessed: 12 April 2026).</w:t>
+        <w:t>Swiss Re Institute (2023) 'World Insurance: The Recovery Gains Pace', Sigma No. 3/2023.</w:t>
       </w:r>
     </w:p>
     <w:p>
@@ -18076,7 +20469,58 @@
         </w:rPr>
         <w:t>[17]</w:t>
         <w:tab/>
+        <w:t>Tiramísou Sebastien (2023) FastAPI Documentation. Available at: https://fastapi.tiangolo.com (Accessed: 12 April 2026).</w:t>
+      </w:r>
+    </w:p>
+    <w:p>
+      <w:pPr>
+        <w:spacing w:line="360" w:lineRule="auto"/>
+        <w:jc w:val="both"/>
+      </w:pPr>
+      <w:r>
+        <w:rPr>
+          <w:rFonts w:ascii="Times New Roman" w:hAnsi="Times New Roman"/>
+          <w:b w:val="0"/>
+          <w:i w:val="0"/>
+          <w:sz w:val="24"/>
+        </w:rPr>
+        <w:t>[18]</w:t>
+        <w:tab/>
         <w:t>W3C (2018) Web Content Accessibility Guidelines (WCAG) 2.1. Available at: https://www.w3.org/TR/WCAG21/ (Accessed: 14 April 2026).</w:t>
+      </w:r>
+    </w:p>
+    <w:p>
+      <w:pPr>
+        <w:spacing w:line="360" w:lineRule="auto"/>
+        <w:jc w:val="both"/>
+      </w:pPr>
+      <w:r>
+        <w:rPr>
+          <w:rFonts w:ascii="Times New Roman" w:hAnsi="Times New Roman"/>
+          <w:b w:val="0"/>
+          <w:i w:val="0"/>
+          <w:sz w:val="24"/>
+        </w:rPr>
+        <w:t>[19]</w:t>
+        <w:tab/>
+        <w:t>Yao, S. et al. (2023) 'ReAct: Synergizing Reasoning and Acting in Language Models', ICLR 2023.</w:t>
+      </w:r>
+    </w:p>
+    <w:p>
+      <w:pPr>
+        <w:spacing w:line="360" w:lineRule="auto"/>
+        <w:jc w:val="both"/>
+      </w:pPr>
+      <w:r>
+        <w:rPr>
+          <w:rFonts w:ascii="Times New Roman" w:hAnsi="Times New Roman"/>
+          <w:b w:val="0"/>
+          <w:i w:val="0"/>
+          <w:sz w:val="24"/>
+        </w:rPr>
+        <w:t>[20]</w:t>
+        <w:tab/>
+        <w:t>Groq Inc. (2025) Groq API Documentation. Available at: https://console.groq.com/docs (Accessed: 15 April 2026).</w:t>
       </w:r>
     </w:p>
     <w:p>
@@ -22257,6 +24701,296 @@
           </w:p>
         </w:tc>
       </w:tr>
+      <w:tr>
+        <w:tc>
+          <w:tcPr>
+            <w:tcW w:type="dxa" w:w="2340"/>
+          </w:tcPr>
+          <w:p>
+            <w:r>
+              <w:rPr>
+                <w:rFonts w:ascii="Times New Roman" w:hAnsi="Times New Roman"/>
+                <w:sz w:val="22"/>
+              </w:rPr>
+              <w:t>GET</w:t>
+            </w:r>
+          </w:p>
+        </w:tc>
+        <w:tc>
+          <w:tcPr>
+            <w:tcW w:type="dxa" w:w="2340"/>
+          </w:tcPr>
+          <w:p>
+            <w:r>
+              <w:rPr>
+                <w:rFonts w:ascii="Times New Roman" w:hAnsi="Times New Roman"/>
+                <w:sz w:val="22"/>
+              </w:rPr>
+              <w:t>/api/open-chat/stream</w:t>
+            </w:r>
+          </w:p>
+        </w:tc>
+        <w:tc>
+          <w:tcPr>
+            <w:tcW w:type="dxa" w:w="2340"/>
+          </w:tcPr>
+          <w:p>
+            <w:r>
+              <w:rPr>
+                <w:rFonts w:ascii="Times New Roman" w:hAnsi="Times New Roman"/>
+                <w:sz w:val="22"/>
+              </w:rPr>
+              <w:t>JWT (USER)</w:t>
+            </w:r>
+          </w:p>
+        </w:tc>
+        <w:tc>
+          <w:tcPr>
+            <w:tcW w:type="dxa" w:w="2340"/>
+          </w:tcPr>
+          <w:p>
+            <w:r>
+              <w:rPr>
+                <w:rFonts w:ascii="Times New Roman" w:hAnsi="Times New Roman"/>
+                <w:sz w:val="22"/>
+              </w:rPr>
+              <w:t>SSE stream agentic chat response</w:t>
+            </w:r>
+          </w:p>
+        </w:tc>
+      </w:tr>
+      <w:tr>
+        <w:tc>
+          <w:tcPr>
+            <w:tcW w:type="dxa" w:w="2340"/>
+          </w:tcPr>
+          <w:p>
+            <w:r>
+              <w:rPr>
+                <w:rFonts w:ascii="Times New Roman" w:hAnsi="Times New Roman"/>
+                <w:sz w:val="22"/>
+              </w:rPr>
+              <w:t>GET</w:t>
+            </w:r>
+          </w:p>
+        </w:tc>
+        <w:tc>
+          <w:tcPr>
+            <w:tcW w:type="dxa" w:w="2340"/>
+          </w:tcPr>
+          <w:p>
+            <w:r>
+              <w:rPr>
+                <w:rFonts w:ascii="Times New Roman" w:hAnsi="Times New Roman"/>
+                <w:sz w:val="22"/>
+              </w:rPr>
+              <w:t>/api/open-chat/messages</w:t>
+            </w:r>
+          </w:p>
+        </w:tc>
+        <w:tc>
+          <w:tcPr>
+            <w:tcW w:type="dxa" w:w="2340"/>
+          </w:tcPr>
+          <w:p>
+            <w:r>
+              <w:rPr>
+                <w:rFonts w:ascii="Times New Roman" w:hAnsi="Times New Roman"/>
+                <w:sz w:val="22"/>
+              </w:rPr>
+              <w:t>JWT (USER)</w:t>
+            </w:r>
+          </w:p>
+        </w:tc>
+        <w:tc>
+          <w:tcPr>
+            <w:tcW w:type="dxa" w:w="2340"/>
+          </w:tcPr>
+          <w:p>
+            <w:r>
+              <w:rPr>
+                <w:rFonts w:ascii="Times New Roman" w:hAnsi="Times New Roman"/>
+                <w:sz w:val="22"/>
+              </w:rPr>
+              <w:t>Get open chat message history</w:t>
+            </w:r>
+          </w:p>
+        </w:tc>
+      </w:tr>
+      <w:tr>
+        <w:tc>
+          <w:tcPr>
+            <w:tcW w:type="dxa" w:w="2340"/>
+          </w:tcPr>
+          <w:p>
+            <w:r>
+              <w:rPr>
+                <w:rFonts w:ascii="Times New Roman" w:hAnsi="Times New Roman"/>
+                <w:sz w:val="22"/>
+              </w:rPr>
+              <w:t>GET</w:t>
+            </w:r>
+          </w:p>
+        </w:tc>
+        <w:tc>
+          <w:tcPr>
+            <w:tcW w:type="dxa" w:w="2340"/>
+          </w:tcPr>
+          <w:p>
+            <w:r>
+              <w:rPr>
+                <w:rFonts w:ascii="Times New Roman" w:hAnsi="Times New Roman"/>
+                <w:sz w:val="22"/>
+              </w:rPr>
+              <w:t>/api/open-chat/sessions</w:t>
+            </w:r>
+          </w:p>
+        </w:tc>
+        <w:tc>
+          <w:tcPr>
+            <w:tcW w:type="dxa" w:w="2340"/>
+          </w:tcPr>
+          <w:p>
+            <w:r>
+              <w:rPr>
+                <w:rFonts w:ascii="Times New Roman" w:hAnsi="Times New Roman"/>
+                <w:sz w:val="22"/>
+              </w:rPr>
+              <w:t>JWT (USER)</w:t>
+            </w:r>
+          </w:p>
+        </w:tc>
+        <w:tc>
+          <w:tcPr>
+            <w:tcW w:type="dxa" w:w="2340"/>
+          </w:tcPr>
+          <w:p>
+            <w:r>
+              <w:rPr>
+                <w:rFonts w:ascii="Times New Roman" w:hAnsi="Times New Roman"/>
+                <w:sz w:val="22"/>
+              </w:rPr>
+              <w:t>List open chat sessions</w:t>
+            </w:r>
+          </w:p>
+        </w:tc>
+      </w:tr>
+      <w:tr>
+        <w:tc>
+          <w:tcPr>
+            <w:tcW w:type="dxa" w:w="2340"/>
+          </w:tcPr>
+          <w:p>
+            <w:r>
+              <w:rPr>
+                <w:rFonts w:ascii="Times New Roman" w:hAnsi="Times New Roman"/>
+                <w:sz w:val="22"/>
+              </w:rPr>
+              <w:t>DELETE</w:t>
+            </w:r>
+          </w:p>
+        </w:tc>
+        <w:tc>
+          <w:tcPr>
+            <w:tcW w:type="dxa" w:w="2340"/>
+          </w:tcPr>
+          <w:p>
+            <w:r>
+              <w:rPr>
+                <w:rFonts w:ascii="Times New Roman" w:hAnsi="Times New Roman"/>
+                <w:sz w:val="22"/>
+              </w:rPr>
+              <w:t>/api/open-chat/sessions/{id}</w:t>
+            </w:r>
+          </w:p>
+        </w:tc>
+        <w:tc>
+          <w:tcPr>
+            <w:tcW w:type="dxa" w:w="2340"/>
+          </w:tcPr>
+          <w:p>
+            <w:r>
+              <w:rPr>
+                <w:rFonts w:ascii="Times New Roman" w:hAnsi="Times New Roman"/>
+                <w:sz w:val="22"/>
+              </w:rPr>
+              <w:t>JWT (USER)</w:t>
+            </w:r>
+          </w:p>
+        </w:tc>
+        <w:tc>
+          <w:tcPr>
+            <w:tcW w:type="dxa" w:w="2340"/>
+          </w:tcPr>
+          <w:p>
+            <w:r>
+              <w:rPr>
+                <w:rFonts w:ascii="Times New Roman" w:hAnsi="Times New Roman"/>
+                <w:sz w:val="22"/>
+              </w:rPr>
+              <w:t>Delete open chat session</w:t>
+            </w:r>
+          </w:p>
+        </w:tc>
+      </w:tr>
+      <w:tr>
+        <w:tc>
+          <w:tcPr>
+            <w:tcW w:type="dxa" w:w="2340"/>
+          </w:tcPr>
+          <w:p>
+            <w:r>
+              <w:rPr>
+                <w:rFonts w:ascii="Times New Roman" w:hAnsi="Times New Roman"/>
+                <w:sz w:val="22"/>
+              </w:rPr>
+              <w:t>DELETE</w:t>
+            </w:r>
+          </w:p>
+        </w:tc>
+        <w:tc>
+          <w:tcPr>
+            <w:tcW w:type="dxa" w:w="2340"/>
+          </w:tcPr>
+          <w:p>
+            <w:r>
+              <w:rPr>
+                <w:rFonts w:ascii="Times New Roman" w:hAnsi="Times New Roman"/>
+                <w:sz w:val="22"/>
+              </w:rPr>
+              <w:t>/api/open-chat/memory</w:t>
+            </w:r>
+          </w:p>
+        </w:tc>
+        <w:tc>
+          <w:tcPr>
+            <w:tcW w:type="dxa" w:w="2340"/>
+          </w:tcPr>
+          <w:p>
+            <w:r>
+              <w:rPr>
+                <w:rFonts w:ascii="Times New Roman" w:hAnsi="Times New Roman"/>
+                <w:sz w:val="22"/>
+              </w:rPr>
+              <w:t>JWT (USER)</w:t>
+            </w:r>
+          </w:p>
+        </w:tc>
+        <w:tc>
+          <w:tcPr>
+            <w:tcW w:type="dxa" w:w="2340"/>
+          </w:tcPr>
+          <w:p>
+            <w:r>
+              <w:rPr>
+                <w:rFonts w:ascii="Times New Roman" w:hAnsi="Times New Roman"/>
+                <w:sz w:val="22"/>
+              </w:rPr>
+              <w:t>Clear FAISS vector memory</w:t>
+            </w:r>
+          </w:p>
+        </w:tc>
+      </w:tr>
     </w:tbl>
     <w:p>
       <w:pPr>
@@ -22506,6 +25240,182 @@
                 <w:sz w:val="22"/>
               </w:rPr>
               <w:t>Promote a trained model to active</w:t>
+            </w:r>
+          </w:p>
+        </w:tc>
+      </w:tr>
+      <w:tr>
+        <w:tc>
+          <w:tcPr>
+            <w:tcW w:type="dxa" w:w="3120"/>
+          </w:tcPr>
+          <w:p>
+            <w:r>
+              <w:rPr>
+                <w:rFonts w:ascii="Times New Roman" w:hAnsi="Times New Roman"/>
+                <w:sz w:val="22"/>
+              </w:rPr>
+              <w:t>POST</w:t>
+            </w:r>
+          </w:p>
+        </w:tc>
+        <w:tc>
+          <w:tcPr>
+            <w:tcW w:type="dxa" w:w="3120"/>
+          </w:tcPr>
+          <w:p>
+            <w:r>
+              <w:rPr>
+                <w:rFonts w:ascii="Times New Roman" w:hAnsi="Times New Roman"/>
+                <w:sz w:val="22"/>
+              </w:rPr>
+              <w:t>/chat/stream</w:t>
+            </w:r>
+          </w:p>
+        </w:tc>
+        <w:tc>
+          <w:tcPr>
+            <w:tcW w:type="dxa" w:w="3120"/>
+          </w:tcPr>
+          <w:p>
+            <w:r>
+              <w:rPr>
+                <w:rFonts w:ascii="Times New Roman" w:hAnsi="Times New Roman"/>
+                <w:sz w:val="22"/>
+              </w:rPr>
+              <w:t>SSE-streamed agentic chat with tool calling</w:t>
+            </w:r>
+          </w:p>
+        </w:tc>
+      </w:tr>
+      <w:tr>
+        <w:tc>
+          <w:tcPr>
+            <w:tcW w:type="dxa" w:w="3120"/>
+          </w:tcPr>
+          <w:p>
+            <w:r>
+              <w:rPr>
+                <w:rFonts w:ascii="Times New Roman" w:hAnsi="Times New Roman"/>
+                <w:sz w:val="22"/>
+              </w:rPr>
+              <w:t>POST</w:t>
+            </w:r>
+          </w:p>
+        </w:tc>
+        <w:tc>
+          <w:tcPr>
+            <w:tcW w:type="dxa" w:w="3120"/>
+          </w:tcPr>
+          <w:p>
+            <w:r>
+              <w:rPr>
+                <w:rFonts w:ascii="Times New Roman" w:hAnsi="Times New Roman"/>
+                <w:sz w:val="22"/>
+              </w:rPr>
+              <w:t>/chat/message</w:t>
+            </w:r>
+          </w:p>
+        </w:tc>
+        <w:tc>
+          <w:tcPr>
+            <w:tcW w:type="dxa" w:w="3120"/>
+          </w:tcPr>
+          <w:p>
+            <w:r>
+              <w:rPr>
+                <w:rFonts w:ascii="Times New Roman" w:hAnsi="Times New Roman"/>
+                <w:sz w:val="22"/>
+              </w:rPr>
+              <w:t>Non-streaming chat message (wizard LLM extraction)</w:t>
+            </w:r>
+          </w:p>
+        </w:tc>
+      </w:tr>
+      <w:tr>
+        <w:tc>
+          <w:tcPr>
+            <w:tcW w:type="dxa" w:w="3120"/>
+          </w:tcPr>
+          <w:p>
+            <w:r>
+              <w:rPr>
+                <w:rFonts w:ascii="Times New Roman" w:hAnsi="Times New Roman"/>
+                <w:sz w:val="22"/>
+              </w:rPr>
+              <w:t>GET</w:t>
+            </w:r>
+          </w:p>
+        </w:tc>
+        <w:tc>
+          <w:tcPr>
+            <w:tcW w:type="dxa" w:w="3120"/>
+          </w:tcPr>
+          <w:p>
+            <w:r>
+              <w:rPr>
+                <w:rFonts w:ascii="Times New Roman" w:hAnsi="Times New Roman"/>
+                <w:sz w:val="22"/>
+              </w:rPr>
+              <w:t>/chat/health</w:t>
+            </w:r>
+          </w:p>
+        </w:tc>
+        <w:tc>
+          <w:tcPr>
+            <w:tcW w:type="dxa" w:w="3120"/>
+          </w:tcPr>
+          <w:p>
+            <w:r>
+              <w:rPr>
+                <w:rFonts w:ascii="Times New Roman" w:hAnsi="Times New Roman"/>
+                <w:sz w:val="22"/>
+              </w:rPr>
+              <w:t>Chat subsystem health check (Groq/FAISS status)</w:t>
+            </w:r>
+          </w:p>
+        </w:tc>
+      </w:tr>
+      <w:tr>
+        <w:tc>
+          <w:tcPr>
+            <w:tcW w:type="dxa" w:w="3120"/>
+          </w:tcPr>
+          <w:p>
+            <w:r>
+              <w:rPr>
+                <w:rFonts w:ascii="Times New Roman" w:hAnsi="Times New Roman"/>
+                <w:sz w:val="22"/>
+              </w:rPr>
+              <w:t>DELETE</w:t>
+            </w:r>
+          </w:p>
+        </w:tc>
+        <w:tc>
+          <w:tcPr>
+            <w:tcW w:type="dxa" w:w="3120"/>
+          </w:tcPr>
+          <w:p>
+            <w:r>
+              <w:rPr>
+                <w:rFonts w:ascii="Times New Roman" w:hAnsi="Times New Roman"/>
+                <w:sz w:val="22"/>
+              </w:rPr>
+              <w:t>/chat/memory/{user_id}</w:t>
+            </w:r>
+          </w:p>
+        </w:tc>
+        <w:tc>
+          <w:tcPr>
+            <w:tcW w:type="dxa" w:w="3120"/>
+          </w:tcPr>
+          <w:p>
+            <w:r>
+              <w:rPr>
+                <w:rFonts w:ascii="Times New Roman" w:hAnsi="Times New Roman"/>
+                <w:sz w:val="22"/>
+              </w:rPr>
+              <w:t>Clear user’s FAISS vector memory</w:t>
             </w:r>
           </w:p>
         </w:tc>
